--- a/docs/ASYNCRONIX.docx
+++ b/docs/ASYNCRONIX.docx
@@ -3986,6 +3986,8659 @@
         <w:spacing w:after="0" w:line="240" w:lineRule="auto"/>
         <w:rPr>
           <w:rFonts w:ascii="Courier New" w:eastAsia="Times New Roman" w:hAnsi="Courier New" w:cs="Courier New"/>
+          <w:b/>
+          <w:bCs/>
+          <w:kern w:val="0"/>
+          <w:sz w:val="20"/>
+          <w:szCs w:val="20"/>
+          <w:lang w:eastAsia="en-IN"/>
+          <w14:ligatures w14:val="none"/>
+        </w:rPr>
+      </w:pPr>
+      <w:r>
+        <w:rPr>
+          <w:rFonts w:eastAsia="Times New Roman" w:cstheme="minorHAnsi"/>
+          <w:b/>
+          <w:bCs/>
+          <w:kern w:val="0"/>
+          <w:sz w:val="20"/>
+          <w:szCs w:val="20"/>
+          <w:lang w:eastAsia="en-IN"/>
+          <w14:ligatures w14:val="none"/>
+        </w:rPr>
+        <w:t>Phase 1: Installing WSL (Windows Subsystem for Linux</w:t>
+      </w:r>
+      <w:r>
+        <w:rPr>
+          <w:rFonts w:ascii="Courier New" w:eastAsia="Times New Roman" w:hAnsi="Courier New" w:cs="Courier New"/>
+          <w:b/>
+          <w:bCs/>
+          <w:kern w:val="0"/>
+          <w:sz w:val="20"/>
+          <w:szCs w:val="20"/>
+          <w:lang w:eastAsia="en-IN"/>
+          <w14:ligatures w14:val="none"/>
+        </w:rPr>
+        <w:t xml:space="preserve">)                    </w:t>
+      </w:r>
+    </w:p>
+    <w:p>
+      <w:pPr>
+        <w:tabs>
+          <w:tab w:val="left" w:pos="916"/>
+          <w:tab w:val="left" w:pos="1832"/>
+          <w:tab w:val="left" w:pos="2748"/>
+          <w:tab w:val="left" w:pos="3664"/>
+          <w:tab w:val="left" w:pos="4580"/>
+          <w:tab w:val="left" w:pos="5496"/>
+          <w:tab w:val="left" w:pos="6412"/>
+          <w:tab w:val="left" w:pos="7328"/>
+          <w:tab w:val="left" w:pos="8244"/>
+          <w:tab w:val="left" w:pos="9160"/>
+          <w:tab w:val="left" w:pos="10076"/>
+          <w:tab w:val="left" w:pos="10992"/>
+          <w:tab w:val="left" w:pos="11908"/>
+          <w:tab w:val="left" w:pos="12824"/>
+          <w:tab w:val="left" w:pos="13740"/>
+          <w:tab w:val="left" w:pos="14656"/>
+        </w:tabs>
+        <w:spacing w:after="0" w:line="240" w:lineRule="auto"/>
+        <w:rPr>
+          <w:rFonts w:eastAsia="Times New Roman" w:cstheme="minorHAnsi"/>
+          <w:kern w:val="0"/>
+          <w:sz w:val="20"/>
+          <w:szCs w:val="20"/>
+          <w:lang w:eastAsia="en-IN"/>
+          <w14:ligatures w14:val="none"/>
+        </w:rPr>
+      </w:pPr>
+      <w:proofErr w:type="spellStart"/>
+      <w:r>
+        <w:rPr>
+          <w:rFonts w:eastAsia="Times New Roman" w:cstheme="minorHAnsi"/>
+          <w:kern w:val="0"/>
+          <w:sz w:val="20"/>
+          <w:szCs w:val="20"/>
+          <w:lang w:eastAsia="en-IN"/>
+          <w14:ligatures w14:val="none"/>
+        </w:rPr>
+        <w:t>wsl</w:t>
+      </w:r>
+      <w:proofErr w:type="spellEnd"/>
+      <w:r>
+        <w:rPr>
+          <w:rFonts w:eastAsia="Times New Roman" w:cstheme="minorHAnsi"/>
+          <w:kern w:val="0"/>
+          <w:sz w:val="20"/>
+          <w:szCs w:val="20"/>
+          <w:lang w:eastAsia="en-IN"/>
+          <w14:ligatures w14:val="none"/>
+        </w:rPr>
+        <w:t xml:space="preserve"> </w:t>
+      </w:r>
+      <w:r>
+        <w:rPr>
+          <w:rFonts w:eastAsia="Times New Roman" w:cstheme="minorHAnsi"/>
+          <w:kern w:val="0"/>
+          <w:sz w:val="20"/>
+          <w:szCs w:val="20"/>
+          <w:lang w:eastAsia="en-IN"/>
+          <w14:ligatures w14:val="none"/>
+        </w:rPr>
+        <w:t>–</w:t>
+      </w:r>
+      <w:r>
+        <w:rPr>
+          <w:rFonts w:eastAsia="Times New Roman" w:cstheme="minorHAnsi"/>
+          <w:kern w:val="0"/>
+          <w:sz w:val="20"/>
+          <w:szCs w:val="20"/>
+          <w:lang w:eastAsia="en-IN"/>
+          <w14:ligatures w14:val="none"/>
+        </w:rPr>
+        <w:t>install</w:t>
+      </w:r>
+    </w:p>
+    <w:p>
+      <w:pPr>
+        <w:tabs>
+          <w:tab w:val="left" w:pos="916"/>
+          <w:tab w:val="left" w:pos="1832"/>
+          <w:tab w:val="left" w:pos="2748"/>
+          <w:tab w:val="left" w:pos="3664"/>
+          <w:tab w:val="left" w:pos="4580"/>
+          <w:tab w:val="left" w:pos="5496"/>
+          <w:tab w:val="left" w:pos="6412"/>
+          <w:tab w:val="left" w:pos="7328"/>
+          <w:tab w:val="left" w:pos="8244"/>
+          <w:tab w:val="left" w:pos="9160"/>
+          <w:tab w:val="left" w:pos="10076"/>
+          <w:tab w:val="left" w:pos="10992"/>
+          <w:tab w:val="left" w:pos="11908"/>
+          <w:tab w:val="left" w:pos="12824"/>
+          <w:tab w:val="left" w:pos="13740"/>
+          <w:tab w:val="left" w:pos="14656"/>
+        </w:tabs>
+        <w:spacing w:after="0" w:line="240" w:lineRule="auto"/>
+        <w:rPr>
+          <w:rFonts w:eastAsia="Times New Roman" w:cstheme="minorHAnsi"/>
+          <w:kern w:val="0"/>
+          <w:sz w:val="20"/>
+          <w:szCs w:val="20"/>
+          <w:lang w:eastAsia="en-IN"/>
+          <w14:ligatures w14:val="none"/>
+        </w:rPr>
+      </w:pPr>
+    </w:p>
+    <w:p>
+      <w:pPr>
+        <w:tabs>
+          <w:tab w:val="left" w:pos="916"/>
+          <w:tab w:val="left" w:pos="1832"/>
+          <w:tab w:val="left" w:pos="2748"/>
+          <w:tab w:val="left" w:pos="3664"/>
+          <w:tab w:val="left" w:pos="4580"/>
+          <w:tab w:val="left" w:pos="5496"/>
+          <w:tab w:val="left" w:pos="6412"/>
+          <w:tab w:val="left" w:pos="7328"/>
+          <w:tab w:val="left" w:pos="8244"/>
+          <w:tab w:val="left" w:pos="9160"/>
+          <w:tab w:val="left" w:pos="10076"/>
+          <w:tab w:val="left" w:pos="10992"/>
+          <w:tab w:val="left" w:pos="11908"/>
+          <w:tab w:val="left" w:pos="12824"/>
+          <w:tab w:val="left" w:pos="13740"/>
+          <w:tab w:val="left" w:pos="14656"/>
+        </w:tabs>
+        <w:spacing w:after="0" w:line="240" w:lineRule="auto"/>
+        <w:rPr>
+          <w:rFonts w:eastAsia="Times New Roman" w:cstheme="minorHAnsi"/>
+          <w:kern w:val="0"/>
+          <w:sz w:val="20"/>
+          <w:szCs w:val="20"/>
+          <w:lang w:eastAsia="en-IN"/>
+          <w14:ligatures w14:val="none"/>
+        </w:rPr>
+      </w:pPr>
+      <w:r>
+        <w:rPr>
+          <w:rFonts w:eastAsia="Times New Roman" w:cstheme="minorHAnsi"/>
+          <w:kern w:val="0"/>
+          <w:sz w:val="20"/>
+          <w:szCs w:val="20"/>
+          <w:lang w:eastAsia="en-IN"/>
+          <w14:ligatures w14:val="none"/>
+        </w:rPr>
+        <w:t>Gazebo is primarily developed for Linux (Ubuntu).</w:t>
+      </w:r>
+    </w:p>
+    <w:p>
+      <w:pPr>
+        <w:tabs>
+          <w:tab w:val="left" w:pos="916"/>
+          <w:tab w:val="left" w:pos="1832"/>
+          <w:tab w:val="left" w:pos="2748"/>
+          <w:tab w:val="left" w:pos="3664"/>
+          <w:tab w:val="left" w:pos="4580"/>
+          <w:tab w:val="left" w:pos="5496"/>
+          <w:tab w:val="left" w:pos="6412"/>
+          <w:tab w:val="left" w:pos="7328"/>
+          <w:tab w:val="left" w:pos="8244"/>
+          <w:tab w:val="left" w:pos="9160"/>
+          <w:tab w:val="left" w:pos="10076"/>
+          <w:tab w:val="left" w:pos="10992"/>
+          <w:tab w:val="left" w:pos="11908"/>
+          <w:tab w:val="left" w:pos="12824"/>
+          <w:tab w:val="left" w:pos="13740"/>
+          <w:tab w:val="left" w:pos="14656"/>
+        </w:tabs>
+        <w:spacing w:after="0" w:line="240" w:lineRule="auto"/>
+        <w:rPr>
+          <w:rFonts w:eastAsia="Times New Roman" w:cstheme="minorHAnsi"/>
+          <w:kern w:val="0"/>
+          <w:sz w:val="20"/>
+          <w:szCs w:val="20"/>
+          <w:lang w:eastAsia="en-IN"/>
+          <w14:ligatures w14:val="none"/>
+        </w:rPr>
+      </w:pPr>
+      <w:r>
+        <w:rPr>
+          <w:rFonts w:eastAsia="Times New Roman" w:cstheme="minorHAnsi"/>
+          <w:kern w:val="0"/>
+          <w:sz w:val="20"/>
+          <w:szCs w:val="20"/>
+          <w:lang w:eastAsia="en-IN"/>
+          <w14:ligatures w14:val="none"/>
+        </w:rPr>
+        <w:t xml:space="preserve">WSL dynamically uses the RAM and CPU it needs and releases them when possible. </w:t>
+      </w:r>
+    </w:p>
+    <w:p>
+      <w:pPr>
+        <w:tabs>
+          <w:tab w:val="left" w:pos="916"/>
+          <w:tab w:val="left" w:pos="1832"/>
+          <w:tab w:val="left" w:pos="2748"/>
+          <w:tab w:val="left" w:pos="3664"/>
+          <w:tab w:val="left" w:pos="4580"/>
+          <w:tab w:val="left" w:pos="5496"/>
+          <w:tab w:val="left" w:pos="6412"/>
+          <w:tab w:val="left" w:pos="7328"/>
+          <w:tab w:val="left" w:pos="8244"/>
+          <w:tab w:val="left" w:pos="9160"/>
+          <w:tab w:val="left" w:pos="10076"/>
+          <w:tab w:val="left" w:pos="10992"/>
+          <w:tab w:val="left" w:pos="11908"/>
+          <w:tab w:val="left" w:pos="12824"/>
+          <w:tab w:val="left" w:pos="13740"/>
+          <w:tab w:val="left" w:pos="14656"/>
+        </w:tabs>
+        <w:spacing w:after="0" w:line="240" w:lineRule="auto"/>
+        <w:rPr>
+          <w:rFonts w:eastAsia="Times New Roman" w:cstheme="minorHAnsi"/>
+          <w:kern w:val="0"/>
+          <w:sz w:val="20"/>
+          <w:szCs w:val="20"/>
+          <w:lang w:eastAsia="en-IN"/>
+          <w14:ligatures w14:val="none"/>
+        </w:rPr>
+      </w:pPr>
+      <w:r>
+        <w:rPr>
+          <w:rFonts w:eastAsia="Times New Roman" w:cstheme="minorHAnsi"/>
+          <w:kern w:val="0"/>
+          <w:sz w:val="20"/>
+          <w:szCs w:val="20"/>
+          <w:lang w:eastAsia="en-IN"/>
+          <w14:ligatures w14:val="none"/>
+        </w:rPr>
+        <w:t>WSL 2 does use a lightweight virtual machine internally, but Microsoft manages it automatically.</w:t>
+      </w:r>
+    </w:p>
+    <w:p>
+      <w:pPr>
+        <w:tabs>
+          <w:tab w:val="left" w:pos="916"/>
+          <w:tab w:val="left" w:pos="1832"/>
+          <w:tab w:val="left" w:pos="2748"/>
+          <w:tab w:val="left" w:pos="3664"/>
+          <w:tab w:val="left" w:pos="4580"/>
+          <w:tab w:val="left" w:pos="5496"/>
+          <w:tab w:val="left" w:pos="6412"/>
+          <w:tab w:val="left" w:pos="7328"/>
+          <w:tab w:val="left" w:pos="8244"/>
+          <w:tab w:val="left" w:pos="9160"/>
+          <w:tab w:val="left" w:pos="10076"/>
+          <w:tab w:val="left" w:pos="10992"/>
+          <w:tab w:val="left" w:pos="11908"/>
+          <w:tab w:val="left" w:pos="12824"/>
+          <w:tab w:val="left" w:pos="13740"/>
+          <w:tab w:val="left" w:pos="14656"/>
+        </w:tabs>
+        <w:spacing w:after="0" w:line="240" w:lineRule="auto"/>
+        <w:rPr>
+          <w:rFonts w:eastAsia="Times New Roman" w:cstheme="minorHAnsi"/>
+          <w:kern w:val="0"/>
+          <w:sz w:val="20"/>
+          <w:szCs w:val="20"/>
+          <w:lang w:eastAsia="en-IN"/>
+          <w14:ligatures w14:val="none"/>
+        </w:rPr>
+      </w:pPr>
+    </w:p>
+    <w:p>
+      <w:pPr>
+        <w:tabs>
+          <w:tab w:val="left" w:pos="916"/>
+          <w:tab w:val="left" w:pos="1832"/>
+          <w:tab w:val="left" w:pos="2748"/>
+          <w:tab w:val="left" w:pos="3664"/>
+          <w:tab w:val="left" w:pos="4580"/>
+          <w:tab w:val="left" w:pos="5496"/>
+          <w:tab w:val="left" w:pos="6412"/>
+          <w:tab w:val="left" w:pos="7328"/>
+          <w:tab w:val="left" w:pos="8244"/>
+          <w:tab w:val="left" w:pos="9160"/>
+          <w:tab w:val="left" w:pos="10076"/>
+          <w:tab w:val="left" w:pos="10992"/>
+          <w:tab w:val="left" w:pos="11908"/>
+          <w:tab w:val="left" w:pos="12824"/>
+          <w:tab w:val="left" w:pos="13740"/>
+          <w:tab w:val="left" w:pos="14656"/>
+        </w:tabs>
+        <w:spacing w:after="0" w:line="240" w:lineRule="auto"/>
+        <w:rPr>
+          <w:rFonts w:eastAsia="Times New Roman" w:cstheme="minorHAnsi"/>
+          <w:b/>
+          <w:bCs/>
+          <w:kern w:val="0"/>
+          <w:sz w:val="20"/>
+          <w:szCs w:val="20"/>
+          <w:lang w:eastAsia="en-IN"/>
+          <w14:ligatures w14:val="none"/>
+        </w:rPr>
+      </w:pPr>
+      <w:r>
+        <w:rPr>
+          <w:rFonts w:eastAsia="Times New Roman" w:cstheme="minorHAnsi"/>
+          <w:b/>
+          <w:bCs/>
+          <w:kern w:val="0"/>
+          <w:sz w:val="20"/>
+          <w:szCs w:val="20"/>
+          <w:lang w:eastAsia="en-IN"/>
+          <w14:ligatures w14:val="none"/>
+        </w:rPr>
+        <w:t>What happened?</w:t>
+      </w:r>
+    </w:p>
+    <w:p>
+      <w:pPr>
+        <w:tabs>
+          <w:tab w:val="left" w:pos="916"/>
+          <w:tab w:val="left" w:pos="1832"/>
+          <w:tab w:val="left" w:pos="2748"/>
+          <w:tab w:val="left" w:pos="3664"/>
+          <w:tab w:val="left" w:pos="4580"/>
+          <w:tab w:val="left" w:pos="5496"/>
+          <w:tab w:val="left" w:pos="6412"/>
+          <w:tab w:val="left" w:pos="7328"/>
+          <w:tab w:val="left" w:pos="8244"/>
+          <w:tab w:val="left" w:pos="9160"/>
+          <w:tab w:val="left" w:pos="10076"/>
+          <w:tab w:val="left" w:pos="10992"/>
+          <w:tab w:val="left" w:pos="11908"/>
+          <w:tab w:val="left" w:pos="12824"/>
+          <w:tab w:val="left" w:pos="13740"/>
+          <w:tab w:val="left" w:pos="14656"/>
+        </w:tabs>
+        <w:spacing w:after="0" w:line="240" w:lineRule="auto"/>
+        <w:rPr>
+          <w:rFonts w:eastAsia="Times New Roman" w:cstheme="minorHAnsi"/>
+          <w:kern w:val="0"/>
+          <w:sz w:val="20"/>
+          <w:szCs w:val="20"/>
+          <w:lang w:eastAsia="en-IN"/>
+          <w14:ligatures w14:val="none"/>
+        </w:rPr>
+      </w:pPr>
+      <w:r>
+        <w:rPr>
+          <w:rFonts w:eastAsia="Times New Roman" w:cstheme="minorHAnsi"/>
+          <w:kern w:val="0"/>
+          <w:sz w:val="20"/>
+          <w:szCs w:val="20"/>
+          <w:lang w:eastAsia="en-IN"/>
+          <w14:ligatures w14:val="none"/>
+        </w:rPr>
+        <w:t>Windows installed:</w:t>
+      </w:r>
+    </w:p>
+    <w:p>
+      <w:pPr>
+        <w:tabs>
+          <w:tab w:val="left" w:pos="916"/>
+          <w:tab w:val="left" w:pos="1832"/>
+          <w:tab w:val="left" w:pos="2748"/>
+          <w:tab w:val="left" w:pos="3664"/>
+          <w:tab w:val="left" w:pos="4580"/>
+          <w:tab w:val="left" w:pos="5496"/>
+          <w:tab w:val="left" w:pos="6412"/>
+          <w:tab w:val="left" w:pos="7328"/>
+          <w:tab w:val="left" w:pos="8244"/>
+          <w:tab w:val="left" w:pos="9160"/>
+          <w:tab w:val="left" w:pos="10076"/>
+          <w:tab w:val="left" w:pos="10992"/>
+          <w:tab w:val="left" w:pos="11908"/>
+          <w:tab w:val="left" w:pos="12824"/>
+          <w:tab w:val="left" w:pos="13740"/>
+          <w:tab w:val="left" w:pos="14656"/>
+        </w:tabs>
+        <w:spacing w:after="0" w:line="240" w:lineRule="auto"/>
+        <w:rPr>
+          <w:rFonts w:eastAsia="Times New Roman" w:cstheme="minorHAnsi"/>
+          <w:kern w:val="0"/>
+          <w:sz w:val="20"/>
+          <w:szCs w:val="20"/>
+          <w:lang w:eastAsia="en-IN"/>
+          <w14:ligatures w14:val="none"/>
+        </w:rPr>
+      </w:pPr>
+      <w:proofErr w:type="spellStart"/>
+      <w:r>
+        <w:rPr>
+          <w:rFonts w:eastAsia="Times New Roman" w:cstheme="minorHAnsi"/>
+          <w:kern w:val="0"/>
+          <w:sz w:val="20"/>
+          <w:szCs w:val="20"/>
+          <w:lang w:eastAsia="en-IN"/>
+          <w14:ligatures w14:val="none"/>
+        </w:rPr>
+        <w:t>VirtualMachinePlatform</w:t>
+      </w:r>
+      <w:proofErr w:type="spellEnd"/>
+      <w:r>
+        <w:rPr>
+          <w:rFonts w:eastAsia="Times New Roman" w:cstheme="minorHAnsi"/>
+          <w:kern w:val="0"/>
+          <w:sz w:val="20"/>
+          <w:szCs w:val="20"/>
+          <w:lang w:eastAsia="en-IN"/>
+          <w14:ligatures w14:val="none"/>
+        </w:rPr>
+        <w:br/>
+        <w:t>WSL2</w:t>
+      </w:r>
+      <w:r>
+        <w:rPr>
+          <w:rFonts w:eastAsia="Times New Roman" w:cstheme="minorHAnsi"/>
+          <w:kern w:val="0"/>
+          <w:sz w:val="20"/>
+          <w:szCs w:val="20"/>
+          <w:lang w:eastAsia="en-IN"/>
+          <w14:ligatures w14:val="none"/>
+        </w:rPr>
+        <w:br/>
+        <w:t>Linux support</w:t>
+      </w:r>
+    </w:p>
+    <w:p>
+      <w:pPr>
+        <w:tabs>
+          <w:tab w:val="left" w:pos="916"/>
+          <w:tab w:val="left" w:pos="1832"/>
+          <w:tab w:val="left" w:pos="2748"/>
+          <w:tab w:val="left" w:pos="3664"/>
+          <w:tab w:val="left" w:pos="4580"/>
+          <w:tab w:val="left" w:pos="5496"/>
+          <w:tab w:val="left" w:pos="6412"/>
+          <w:tab w:val="left" w:pos="7328"/>
+          <w:tab w:val="left" w:pos="8244"/>
+          <w:tab w:val="left" w:pos="9160"/>
+          <w:tab w:val="left" w:pos="10076"/>
+          <w:tab w:val="left" w:pos="10992"/>
+          <w:tab w:val="left" w:pos="11908"/>
+          <w:tab w:val="left" w:pos="12824"/>
+          <w:tab w:val="left" w:pos="13740"/>
+          <w:tab w:val="left" w:pos="14656"/>
+        </w:tabs>
+        <w:spacing w:after="0" w:line="240" w:lineRule="auto"/>
+        <w:rPr>
+          <w:rFonts w:eastAsia="Times New Roman" w:cstheme="minorHAnsi"/>
+          <w:kern w:val="0"/>
+          <w:sz w:val="20"/>
+          <w:szCs w:val="20"/>
+          <w:lang w:eastAsia="en-IN"/>
+          <w14:ligatures w14:val="none"/>
+        </w:rPr>
+      </w:pPr>
+    </w:p>
+    <w:p>
+      <w:pPr>
+        <w:tabs>
+          <w:tab w:val="left" w:pos="916"/>
+          <w:tab w:val="left" w:pos="1832"/>
+          <w:tab w:val="left" w:pos="2748"/>
+          <w:tab w:val="left" w:pos="3664"/>
+          <w:tab w:val="left" w:pos="4580"/>
+          <w:tab w:val="left" w:pos="5496"/>
+          <w:tab w:val="left" w:pos="6412"/>
+          <w:tab w:val="left" w:pos="7328"/>
+          <w:tab w:val="left" w:pos="8244"/>
+          <w:tab w:val="left" w:pos="9160"/>
+          <w:tab w:val="left" w:pos="10076"/>
+          <w:tab w:val="left" w:pos="10992"/>
+          <w:tab w:val="left" w:pos="11908"/>
+          <w:tab w:val="left" w:pos="12824"/>
+          <w:tab w:val="left" w:pos="13740"/>
+          <w:tab w:val="left" w:pos="14656"/>
+        </w:tabs>
+        <w:spacing w:after="0" w:line="240" w:lineRule="auto"/>
+        <w:rPr>
+          <w:rFonts w:eastAsia="Times New Roman" w:cstheme="minorHAnsi"/>
+          <w:b/>
+          <w:bCs/>
+          <w:kern w:val="0"/>
+          <w:sz w:val="20"/>
+          <w:szCs w:val="20"/>
+          <w:lang w:eastAsia="en-IN"/>
+          <w14:ligatures w14:val="none"/>
+        </w:rPr>
+      </w:pPr>
+      <w:r>
+        <w:rPr>
+          <w:rFonts w:eastAsia="Times New Roman" w:cstheme="minorHAnsi"/>
+          <w:b/>
+          <w:bCs/>
+          <w:kern w:val="0"/>
+          <w:sz w:val="20"/>
+          <w:szCs w:val="20"/>
+          <w:lang w:eastAsia="en-IN"/>
+          <w14:ligatures w14:val="none"/>
+        </w:rPr>
+        <w:t xml:space="preserve">Phase 2: Installing Ubuntu </w:t>
+      </w:r>
+    </w:p>
+    <w:p>
+      <w:pPr>
+        <w:tabs>
+          <w:tab w:val="left" w:pos="916"/>
+          <w:tab w:val="left" w:pos="1832"/>
+          <w:tab w:val="left" w:pos="2748"/>
+          <w:tab w:val="left" w:pos="3664"/>
+          <w:tab w:val="left" w:pos="4580"/>
+          <w:tab w:val="left" w:pos="5496"/>
+          <w:tab w:val="left" w:pos="6412"/>
+          <w:tab w:val="left" w:pos="7328"/>
+          <w:tab w:val="left" w:pos="8244"/>
+          <w:tab w:val="left" w:pos="9160"/>
+          <w:tab w:val="left" w:pos="10076"/>
+          <w:tab w:val="left" w:pos="10992"/>
+          <w:tab w:val="left" w:pos="11908"/>
+          <w:tab w:val="left" w:pos="12824"/>
+          <w:tab w:val="left" w:pos="13740"/>
+          <w:tab w:val="left" w:pos="14656"/>
+        </w:tabs>
+        <w:spacing w:after="0" w:line="240" w:lineRule="auto"/>
+        <w:rPr>
+          <w:rFonts w:eastAsia="Times New Roman" w:cstheme="minorHAnsi"/>
+          <w:kern w:val="0"/>
+          <w:sz w:val="20"/>
+          <w:szCs w:val="20"/>
+          <w:lang w:eastAsia="en-IN"/>
+          <w14:ligatures w14:val="none"/>
+        </w:rPr>
+      </w:pPr>
+      <w:proofErr w:type="spellStart"/>
+      <w:r>
+        <w:rPr>
+          <w:rFonts w:eastAsia="Times New Roman" w:cstheme="minorHAnsi"/>
+          <w:kern w:val="0"/>
+          <w:sz w:val="20"/>
+          <w:szCs w:val="20"/>
+          <w:lang w:eastAsia="en-IN"/>
+          <w14:ligatures w14:val="none"/>
+        </w:rPr>
+        <w:t>wsl</w:t>
+      </w:r>
+      <w:proofErr w:type="spellEnd"/>
+      <w:r>
+        <w:rPr>
+          <w:rFonts w:eastAsia="Times New Roman" w:cstheme="minorHAnsi"/>
+          <w:kern w:val="0"/>
+          <w:sz w:val="20"/>
+          <w:szCs w:val="20"/>
+          <w:lang w:eastAsia="en-IN"/>
+          <w14:ligatures w14:val="none"/>
+        </w:rPr>
+        <w:t xml:space="preserve"> --install Ubuntu</w:t>
+      </w:r>
+    </w:p>
+    <w:p>
+      <w:pPr>
+        <w:tabs>
+          <w:tab w:val="left" w:pos="916"/>
+          <w:tab w:val="left" w:pos="1832"/>
+          <w:tab w:val="left" w:pos="2748"/>
+          <w:tab w:val="left" w:pos="3664"/>
+          <w:tab w:val="left" w:pos="4580"/>
+          <w:tab w:val="left" w:pos="5496"/>
+          <w:tab w:val="left" w:pos="6412"/>
+          <w:tab w:val="left" w:pos="7328"/>
+          <w:tab w:val="left" w:pos="8244"/>
+          <w:tab w:val="left" w:pos="9160"/>
+          <w:tab w:val="left" w:pos="10076"/>
+          <w:tab w:val="left" w:pos="10992"/>
+          <w:tab w:val="left" w:pos="11908"/>
+          <w:tab w:val="left" w:pos="12824"/>
+          <w:tab w:val="left" w:pos="13740"/>
+          <w:tab w:val="left" w:pos="14656"/>
+        </w:tabs>
+        <w:spacing w:after="0" w:line="240" w:lineRule="auto"/>
+        <w:rPr>
+          <w:rFonts w:eastAsia="Times New Roman" w:cstheme="minorHAnsi"/>
+          <w:kern w:val="0"/>
+          <w:sz w:val="20"/>
+          <w:szCs w:val="20"/>
+          <w:lang w:eastAsia="en-IN"/>
+          <w14:ligatures w14:val="none"/>
+        </w:rPr>
+      </w:pPr>
+    </w:p>
+    <w:p>
+      <w:pPr>
+        <w:tabs>
+          <w:tab w:val="left" w:pos="916"/>
+          <w:tab w:val="left" w:pos="1832"/>
+          <w:tab w:val="left" w:pos="2748"/>
+          <w:tab w:val="left" w:pos="3664"/>
+          <w:tab w:val="left" w:pos="4580"/>
+          <w:tab w:val="left" w:pos="5496"/>
+          <w:tab w:val="left" w:pos="6412"/>
+          <w:tab w:val="left" w:pos="7328"/>
+          <w:tab w:val="left" w:pos="8244"/>
+          <w:tab w:val="left" w:pos="9160"/>
+          <w:tab w:val="left" w:pos="10076"/>
+          <w:tab w:val="left" w:pos="10992"/>
+          <w:tab w:val="left" w:pos="11908"/>
+          <w:tab w:val="left" w:pos="12824"/>
+          <w:tab w:val="left" w:pos="13740"/>
+          <w:tab w:val="left" w:pos="14656"/>
+        </w:tabs>
+        <w:spacing w:after="0" w:line="240" w:lineRule="auto"/>
+        <w:rPr>
+          <w:rFonts w:eastAsia="Times New Roman" w:cstheme="minorHAnsi"/>
+          <w:b/>
+          <w:bCs/>
+          <w:kern w:val="0"/>
+          <w:sz w:val="20"/>
+          <w:szCs w:val="20"/>
+          <w:lang w:eastAsia="en-IN"/>
+          <w14:ligatures w14:val="none"/>
+        </w:rPr>
+      </w:pPr>
+      <w:r>
+        <w:rPr>
+          <w:rFonts w:eastAsia="Times New Roman" w:cstheme="minorHAnsi"/>
+          <w:b/>
+          <w:bCs/>
+          <w:kern w:val="0"/>
+          <w:sz w:val="20"/>
+          <w:szCs w:val="20"/>
+          <w:lang w:eastAsia="en-IN"/>
+          <w14:ligatures w14:val="none"/>
+        </w:rPr>
+        <w:t>Why?</w:t>
+      </w:r>
+    </w:p>
+    <w:p>
+      <w:pPr>
+        <w:tabs>
+          <w:tab w:val="left" w:pos="916"/>
+          <w:tab w:val="left" w:pos="1832"/>
+          <w:tab w:val="left" w:pos="2748"/>
+          <w:tab w:val="left" w:pos="3664"/>
+          <w:tab w:val="left" w:pos="4580"/>
+          <w:tab w:val="left" w:pos="5496"/>
+          <w:tab w:val="left" w:pos="6412"/>
+          <w:tab w:val="left" w:pos="7328"/>
+          <w:tab w:val="left" w:pos="8244"/>
+          <w:tab w:val="left" w:pos="9160"/>
+          <w:tab w:val="left" w:pos="10076"/>
+          <w:tab w:val="left" w:pos="10992"/>
+          <w:tab w:val="left" w:pos="11908"/>
+          <w:tab w:val="left" w:pos="12824"/>
+          <w:tab w:val="left" w:pos="13740"/>
+          <w:tab w:val="left" w:pos="14656"/>
+        </w:tabs>
+        <w:spacing w:after="0" w:line="240" w:lineRule="auto"/>
+        <w:rPr>
+          <w:rFonts w:eastAsia="Times New Roman" w:cstheme="minorHAnsi"/>
+          <w:kern w:val="0"/>
+          <w:sz w:val="20"/>
+          <w:szCs w:val="20"/>
+          <w:lang w:eastAsia="en-IN"/>
+          <w14:ligatures w14:val="none"/>
+        </w:rPr>
+      </w:pPr>
+      <w:r>
+        <w:rPr>
+          <w:rFonts w:eastAsia="Times New Roman" w:cstheme="minorHAnsi"/>
+          <w:kern w:val="0"/>
+          <w:sz w:val="20"/>
+          <w:szCs w:val="20"/>
+          <w:lang w:eastAsia="en-IN"/>
+          <w14:ligatures w14:val="none"/>
+        </w:rPr>
+        <w:t>WSL is only the Linux engine.</w:t>
+      </w:r>
+    </w:p>
+    <w:p>
+      <w:pPr>
+        <w:tabs>
+          <w:tab w:val="left" w:pos="916"/>
+          <w:tab w:val="left" w:pos="1832"/>
+          <w:tab w:val="left" w:pos="2748"/>
+          <w:tab w:val="left" w:pos="3664"/>
+          <w:tab w:val="left" w:pos="4580"/>
+          <w:tab w:val="left" w:pos="5496"/>
+          <w:tab w:val="left" w:pos="6412"/>
+          <w:tab w:val="left" w:pos="7328"/>
+          <w:tab w:val="left" w:pos="8244"/>
+          <w:tab w:val="left" w:pos="9160"/>
+          <w:tab w:val="left" w:pos="10076"/>
+          <w:tab w:val="left" w:pos="10992"/>
+          <w:tab w:val="left" w:pos="11908"/>
+          <w:tab w:val="left" w:pos="12824"/>
+          <w:tab w:val="left" w:pos="13740"/>
+          <w:tab w:val="left" w:pos="14656"/>
+        </w:tabs>
+        <w:spacing w:after="0" w:line="240" w:lineRule="auto"/>
+        <w:rPr>
+          <w:rFonts w:eastAsia="Times New Roman" w:cstheme="minorHAnsi"/>
+          <w:kern w:val="0"/>
+          <w:sz w:val="20"/>
+          <w:szCs w:val="20"/>
+          <w:lang w:eastAsia="en-IN"/>
+          <w14:ligatures w14:val="none"/>
+        </w:rPr>
+      </w:pPr>
+      <w:r>
+        <w:rPr>
+          <w:rFonts w:eastAsia="Times New Roman" w:cstheme="minorHAnsi"/>
+          <w:kern w:val="0"/>
+          <w:sz w:val="20"/>
+          <w:szCs w:val="20"/>
+          <w:lang w:eastAsia="en-IN"/>
+          <w14:ligatures w14:val="none"/>
+        </w:rPr>
+        <w:t>You still need an actual Linux distribution.</w:t>
+      </w:r>
+    </w:p>
+    <w:p>
+      <w:pPr>
+        <w:tabs>
+          <w:tab w:val="left" w:pos="916"/>
+          <w:tab w:val="left" w:pos="1832"/>
+          <w:tab w:val="left" w:pos="2748"/>
+          <w:tab w:val="left" w:pos="3664"/>
+          <w:tab w:val="left" w:pos="4580"/>
+          <w:tab w:val="left" w:pos="5496"/>
+          <w:tab w:val="left" w:pos="6412"/>
+          <w:tab w:val="left" w:pos="7328"/>
+          <w:tab w:val="left" w:pos="8244"/>
+          <w:tab w:val="left" w:pos="9160"/>
+          <w:tab w:val="left" w:pos="10076"/>
+          <w:tab w:val="left" w:pos="10992"/>
+          <w:tab w:val="left" w:pos="11908"/>
+          <w:tab w:val="left" w:pos="12824"/>
+          <w:tab w:val="left" w:pos="13740"/>
+          <w:tab w:val="left" w:pos="14656"/>
+        </w:tabs>
+        <w:spacing w:after="0" w:line="240" w:lineRule="auto"/>
+        <w:rPr>
+          <w:rFonts w:eastAsia="Times New Roman" w:cstheme="minorHAnsi"/>
+          <w:b/>
+          <w:bCs/>
+          <w:kern w:val="0"/>
+          <w:sz w:val="20"/>
+          <w:szCs w:val="20"/>
+          <w:lang w:eastAsia="en-IN"/>
+          <w14:ligatures w14:val="none"/>
+        </w:rPr>
+      </w:pPr>
+      <w:r>
+        <w:rPr>
+          <w:rFonts w:eastAsia="Times New Roman" w:cstheme="minorHAnsi"/>
+          <w:b/>
+          <w:bCs/>
+          <w:kern w:val="0"/>
+          <w:sz w:val="20"/>
+          <w:szCs w:val="20"/>
+          <w:lang w:eastAsia="en-IN"/>
+          <w14:ligatures w14:val="none"/>
+        </w:rPr>
+        <w:t>What happened?</w:t>
+      </w:r>
+    </w:p>
+    <w:p>
+      <w:pPr>
+        <w:tabs>
+          <w:tab w:val="left" w:pos="916"/>
+          <w:tab w:val="left" w:pos="1832"/>
+          <w:tab w:val="left" w:pos="2748"/>
+          <w:tab w:val="left" w:pos="3664"/>
+          <w:tab w:val="left" w:pos="4580"/>
+          <w:tab w:val="left" w:pos="5496"/>
+          <w:tab w:val="left" w:pos="6412"/>
+          <w:tab w:val="left" w:pos="7328"/>
+          <w:tab w:val="left" w:pos="8244"/>
+          <w:tab w:val="left" w:pos="9160"/>
+          <w:tab w:val="left" w:pos="10076"/>
+          <w:tab w:val="left" w:pos="10992"/>
+          <w:tab w:val="left" w:pos="11908"/>
+          <w:tab w:val="left" w:pos="12824"/>
+          <w:tab w:val="left" w:pos="13740"/>
+          <w:tab w:val="left" w:pos="14656"/>
+        </w:tabs>
+        <w:spacing w:after="0" w:line="240" w:lineRule="auto"/>
+        <w:rPr>
+          <w:rFonts w:eastAsia="Times New Roman" w:cstheme="minorHAnsi"/>
+          <w:kern w:val="0"/>
+          <w:sz w:val="20"/>
+          <w:szCs w:val="20"/>
+          <w:lang w:eastAsia="en-IN"/>
+          <w14:ligatures w14:val="none"/>
+        </w:rPr>
+      </w:pPr>
+      <w:r>
+        <w:rPr>
+          <w:rFonts w:eastAsia="Times New Roman" w:cstheme="minorHAnsi"/>
+          <w:kern w:val="0"/>
+          <w:sz w:val="20"/>
+          <w:szCs w:val="20"/>
+          <w:lang w:eastAsia="en-IN"/>
+          <w14:ligatures w14:val="none"/>
+        </w:rPr>
+        <w:t>Ubuntu asked:</w:t>
+      </w:r>
+    </w:p>
+    <w:p>
+      <w:pPr>
+        <w:tabs>
+          <w:tab w:val="left" w:pos="916"/>
+          <w:tab w:val="left" w:pos="1832"/>
+          <w:tab w:val="left" w:pos="2748"/>
+          <w:tab w:val="left" w:pos="3664"/>
+          <w:tab w:val="left" w:pos="4580"/>
+          <w:tab w:val="left" w:pos="5496"/>
+          <w:tab w:val="left" w:pos="6412"/>
+          <w:tab w:val="left" w:pos="7328"/>
+          <w:tab w:val="left" w:pos="8244"/>
+          <w:tab w:val="left" w:pos="9160"/>
+          <w:tab w:val="left" w:pos="10076"/>
+          <w:tab w:val="left" w:pos="10992"/>
+          <w:tab w:val="left" w:pos="11908"/>
+          <w:tab w:val="left" w:pos="12824"/>
+          <w:tab w:val="left" w:pos="13740"/>
+          <w:tab w:val="left" w:pos="14656"/>
+        </w:tabs>
+        <w:spacing w:after="0" w:line="240" w:lineRule="auto"/>
+        <w:rPr>
+          <w:rFonts w:eastAsia="Times New Roman" w:cstheme="minorHAnsi"/>
+          <w:kern w:val="0"/>
+          <w:sz w:val="20"/>
+          <w:szCs w:val="20"/>
+          <w:lang w:eastAsia="en-IN"/>
+          <w14:ligatures w14:val="none"/>
+        </w:rPr>
+      </w:pPr>
+      <w:r>
+        <w:rPr>
+          <w:rFonts w:eastAsia="Times New Roman" w:cstheme="minorHAnsi"/>
+          <w:kern w:val="0"/>
+          <w:sz w:val="20"/>
+          <w:szCs w:val="20"/>
+          <w:lang w:eastAsia="en-IN"/>
+          <w14:ligatures w14:val="none"/>
+        </w:rPr>
+        <w:tab/>
+      </w:r>
+      <w:r>
+        <w:rPr>
+          <w:rFonts w:eastAsia="Times New Roman" w:cstheme="minorHAnsi"/>
+          <w:kern w:val="0"/>
+          <w:sz w:val="20"/>
+          <w:szCs w:val="20"/>
+          <w:lang w:eastAsia="en-IN"/>
+          <w14:ligatures w14:val="none"/>
+        </w:rPr>
+        <w:t>Create a default Unix user account</w:t>
+      </w:r>
+    </w:p>
+    <w:p>
+      <w:pPr>
+        <w:tabs>
+          <w:tab w:val="left" w:pos="916"/>
+          <w:tab w:val="left" w:pos="1832"/>
+          <w:tab w:val="left" w:pos="2748"/>
+          <w:tab w:val="left" w:pos="3664"/>
+          <w:tab w:val="left" w:pos="4580"/>
+          <w:tab w:val="left" w:pos="5496"/>
+          <w:tab w:val="left" w:pos="6412"/>
+          <w:tab w:val="left" w:pos="7328"/>
+          <w:tab w:val="left" w:pos="8244"/>
+          <w:tab w:val="left" w:pos="9160"/>
+          <w:tab w:val="left" w:pos="10076"/>
+          <w:tab w:val="left" w:pos="10992"/>
+          <w:tab w:val="left" w:pos="11908"/>
+          <w:tab w:val="left" w:pos="12824"/>
+          <w:tab w:val="left" w:pos="13740"/>
+          <w:tab w:val="left" w:pos="14656"/>
+        </w:tabs>
+        <w:spacing w:after="0" w:line="240" w:lineRule="auto"/>
+        <w:rPr>
+          <w:rFonts w:eastAsia="Times New Roman" w:cstheme="minorHAnsi"/>
+          <w:kern w:val="0"/>
+          <w:sz w:val="20"/>
+          <w:szCs w:val="20"/>
+          <w:lang w:eastAsia="en-IN"/>
+          <w14:ligatures w14:val="none"/>
+        </w:rPr>
+      </w:pPr>
+      <w:r>
+        <w:rPr>
+          <w:rFonts w:eastAsia="Times New Roman" w:cstheme="minorHAnsi"/>
+          <w:kern w:val="0"/>
+          <w:sz w:val="20"/>
+          <w:szCs w:val="20"/>
+          <w:lang w:eastAsia="en-IN"/>
+          <w14:ligatures w14:val="none"/>
+        </w:rPr>
+        <w:t>You created:</w:t>
+      </w:r>
+    </w:p>
+    <w:p>
+      <w:pPr>
+        <w:tabs>
+          <w:tab w:val="left" w:pos="916"/>
+          <w:tab w:val="left" w:pos="1832"/>
+          <w:tab w:val="left" w:pos="2748"/>
+          <w:tab w:val="left" w:pos="3664"/>
+          <w:tab w:val="left" w:pos="4580"/>
+          <w:tab w:val="left" w:pos="5496"/>
+          <w:tab w:val="left" w:pos="6412"/>
+          <w:tab w:val="left" w:pos="7328"/>
+          <w:tab w:val="left" w:pos="8244"/>
+          <w:tab w:val="left" w:pos="9160"/>
+          <w:tab w:val="left" w:pos="10076"/>
+          <w:tab w:val="left" w:pos="10992"/>
+          <w:tab w:val="left" w:pos="11908"/>
+          <w:tab w:val="left" w:pos="12824"/>
+          <w:tab w:val="left" w:pos="13740"/>
+          <w:tab w:val="left" w:pos="14656"/>
+        </w:tabs>
+        <w:spacing w:after="0" w:line="240" w:lineRule="auto"/>
+        <w:rPr>
+          <w:rFonts w:eastAsia="Times New Roman" w:cstheme="minorHAnsi"/>
+          <w:kern w:val="0"/>
+          <w:sz w:val="20"/>
+          <w:szCs w:val="20"/>
+          <w:lang w:eastAsia="en-IN"/>
+          <w14:ligatures w14:val="none"/>
+        </w:rPr>
+      </w:pPr>
+      <w:r>
+        <w:rPr>
+          <w:rFonts w:eastAsia="Times New Roman" w:cstheme="minorHAnsi"/>
+          <w:kern w:val="0"/>
+          <w:sz w:val="20"/>
+          <w:szCs w:val="20"/>
+          <w:lang w:eastAsia="en-IN"/>
+          <w14:ligatures w14:val="none"/>
+        </w:rPr>
+        <w:tab/>
+      </w:r>
+      <w:r>
+        <w:rPr>
+          <w:rFonts w:eastAsia="Times New Roman" w:cstheme="minorHAnsi"/>
+          <w:kern w:val="0"/>
+          <w:sz w:val="20"/>
+          <w:szCs w:val="20"/>
+          <w:lang w:eastAsia="en-IN"/>
+          <w14:ligatures w14:val="none"/>
+        </w:rPr>
+        <w:t>menaka_19</w:t>
+      </w:r>
+    </w:p>
+    <w:p>
+      <w:pPr>
+        <w:tabs>
+          <w:tab w:val="left" w:pos="916"/>
+          <w:tab w:val="left" w:pos="1832"/>
+          <w:tab w:val="left" w:pos="2748"/>
+          <w:tab w:val="left" w:pos="3664"/>
+          <w:tab w:val="left" w:pos="4580"/>
+          <w:tab w:val="left" w:pos="5496"/>
+          <w:tab w:val="left" w:pos="6412"/>
+          <w:tab w:val="left" w:pos="7328"/>
+          <w:tab w:val="left" w:pos="8244"/>
+          <w:tab w:val="left" w:pos="9160"/>
+          <w:tab w:val="left" w:pos="10076"/>
+          <w:tab w:val="left" w:pos="10992"/>
+          <w:tab w:val="left" w:pos="11908"/>
+          <w:tab w:val="left" w:pos="12824"/>
+          <w:tab w:val="left" w:pos="13740"/>
+          <w:tab w:val="left" w:pos="14656"/>
+        </w:tabs>
+        <w:spacing w:after="0" w:line="240" w:lineRule="auto"/>
+        <w:rPr>
+          <w:rFonts w:eastAsia="Times New Roman" w:cstheme="minorHAnsi"/>
+          <w:kern w:val="0"/>
+          <w:sz w:val="20"/>
+          <w:szCs w:val="20"/>
+          <w:lang w:eastAsia="en-IN"/>
+          <w14:ligatures w14:val="none"/>
+        </w:rPr>
+      </w:pPr>
+    </w:p>
+    <w:p>
+      <w:pPr>
+        <w:tabs>
+          <w:tab w:val="left" w:pos="916"/>
+          <w:tab w:val="left" w:pos="1832"/>
+          <w:tab w:val="left" w:pos="2748"/>
+          <w:tab w:val="left" w:pos="3664"/>
+          <w:tab w:val="left" w:pos="4580"/>
+          <w:tab w:val="left" w:pos="5496"/>
+          <w:tab w:val="left" w:pos="6412"/>
+          <w:tab w:val="left" w:pos="7328"/>
+          <w:tab w:val="left" w:pos="8244"/>
+          <w:tab w:val="left" w:pos="9160"/>
+          <w:tab w:val="left" w:pos="10076"/>
+          <w:tab w:val="left" w:pos="10992"/>
+          <w:tab w:val="left" w:pos="11908"/>
+          <w:tab w:val="left" w:pos="12824"/>
+          <w:tab w:val="left" w:pos="13740"/>
+          <w:tab w:val="left" w:pos="14656"/>
+        </w:tabs>
+        <w:spacing w:after="0" w:line="240" w:lineRule="auto"/>
+        <w:rPr>
+          <w:rFonts w:eastAsia="Times New Roman" w:cstheme="minorHAnsi"/>
+          <w:b/>
+          <w:bCs/>
+          <w:kern w:val="0"/>
+          <w:sz w:val="20"/>
+          <w:szCs w:val="20"/>
+          <w:lang w:eastAsia="en-IN"/>
+          <w14:ligatures w14:val="none"/>
+        </w:rPr>
+      </w:pPr>
+      <w:r>
+        <w:rPr>
+          <w:rFonts w:eastAsia="Times New Roman" w:cstheme="minorHAnsi"/>
+          <w:b/>
+          <w:bCs/>
+          <w:kern w:val="0"/>
+          <w:sz w:val="20"/>
+          <w:szCs w:val="20"/>
+          <w:lang w:eastAsia="en-IN"/>
+          <w14:ligatures w14:val="none"/>
+        </w:rPr>
+        <w:t>Phase 3: Problem with Ubuntu 26.04</w:t>
+      </w:r>
+    </w:p>
+    <w:p>
+      <w:pPr>
+        <w:tabs>
+          <w:tab w:val="left" w:pos="916"/>
+          <w:tab w:val="left" w:pos="1832"/>
+          <w:tab w:val="left" w:pos="2748"/>
+          <w:tab w:val="left" w:pos="3664"/>
+          <w:tab w:val="left" w:pos="4580"/>
+          <w:tab w:val="left" w:pos="5496"/>
+          <w:tab w:val="left" w:pos="6412"/>
+          <w:tab w:val="left" w:pos="7328"/>
+          <w:tab w:val="left" w:pos="8244"/>
+          <w:tab w:val="left" w:pos="9160"/>
+          <w:tab w:val="left" w:pos="10076"/>
+          <w:tab w:val="left" w:pos="10992"/>
+          <w:tab w:val="left" w:pos="11908"/>
+          <w:tab w:val="left" w:pos="12824"/>
+          <w:tab w:val="left" w:pos="13740"/>
+          <w:tab w:val="left" w:pos="14656"/>
+        </w:tabs>
+        <w:spacing w:after="0" w:line="240" w:lineRule="auto"/>
+        <w:rPr>
+          <w:rFonts w:eastAsia="Times New Roman" w:cstheme="minorHAnsi"/>
+          <w:kern w:val="0"/>
+          <w:sz w:val="20"/>
+          <w:szCs w:val="20"/>
+          <w:lang w:eastAsia="en-IN"/>
+          <w14:ligatures w14:val="none"/>
+        </w:rPr>
+      </w:pPr>
+      <w:proofErr w:type="spellStart"/>
+      <w:r>
+        <w:rPr>
+          <w:rFonts w:eastAsia="Times New Roman" w:cstheme="minorHAnsi"/>
+          <w:kern w:val="0"/>
+          <w:sz w:val="20"/>
+          <w:szCs w:val="20"/>
+          <w:lang w:eastAsia="en-IN"/>
+          <w14:ligatures w14:val="none"/>
+        </w:rPr>
+        <w:t>lsb_release</w:t>
+      </w:r>
+      <w:proofErr w:type="spellEnd"/>
+      <w:r>
+        <w:rPr>
+          <w:rFonts w:eastAsia="Times New Roman" w:cstheme="minorHAnsi"/>
+          <w:kern w:val="0"/>
+          <w:sz w:val="20"/>
+          <w:szCs w:val="20"/>
+          <w:lang w:eastAsia="en-IN"/>
+          <w14:ligatures w14:val="none"/>
+        </w:rPr>
+        <w:t xml:space="preserve"> -a</w:t>
+      </w:r>
+    </w:p>
+    <w:p>
+      <w:pPr>
+        <w:tabs>
+          <w:tab w:val="left" w:pos="916"/>
+          <w:tab w:val="left" w:pos="1832"/>
+          <w:tab w:val="left" w:pos="2748"/>
+          <w:tab w:val="left" w:pos="3664"/>
+          <w:tab w:val="left" w:pos="4580"/>
+          <w:tab w:val="left" w:pos="5496"/>
+          <w:tab w:val="left" w:pos="6412"/>
+          <w:tab w:val="left" w:pos="7328"/>
+          <w:tab w:val="left" w:pos="8244"/>
+          <w:tab w:val="left" w:pos="9160"/>
+          <w:tab w:val="left" w:pos="10076"/>
+          <w:tab w:val="left" w:pos="10992"/>
+          <w:tab w:val="left" w:pos="11908"/>
+          <w:tab w:val="left" w:pos="12824"/>
+          <w:tab w:val="left" w:pos="13740"/>
+          <w:tab w:val="left" w:pos="14656"/>
+        </w:tabs>
+        <w:spacing w:after="0" w:line="240" w:lineRule="auto"/>
+        <w:rPr>
+          <w:rFonts w:eastAsia="Times New Roman" w:cstheme="minorHAnsi"/>
+          <w:kern w:val="0"/>
+          <w:sz w:val="20"/>
+          <w:szCs w:val="20"/>
+          <w:lang w:eastAsia="en-IN"/>
+          <w14:ligatures w14:val="none"/>
+        </w:rPr>
+      </w:pPr>
+    </w:p>
+    <w:p>
+      <w:pPr>
+        <w:tabs>
+          <w:tab w:val="left" w:pos="916"/>
+          <w:tab w:val="left" w:pos="1832"/>
+          <w:tab w:val="left" w:pos="2748"/>
+          <w:tab w:val="left" w:pos="3664"/>
+          <w:tab w:val="left" w:pos="4580"/>
+          <w:tab w:val="left" w:pos="5496"/>
+          <w:tab w:val="left" w:pos="6412"/>
+          <w:tab w:val="left" w:pos="7328"/>
+          <w:tab w:val="left" w:pos="8244"/>
+          <w:tab w:val="left" w:pos="9160"/>
+          <w:tab w:val="left" w:pos="10076"/>
+          <w:tab w:val="left" w:pos="10992"/>
+          <w:tab w:val="left" w:pos="11908"/>
+          <w:tab w:val="left" w:pos="12824"/>
+          <w:tab w:val="left" w:pos="13740"/>
+          <w:tab w:val="left" w:pos="14656"/>
+        </w:tabs>
+        <w:spacing w:after="0" w:line="240" w:lineRule="auto"/>
+        <w:rPr>
+          <w:rFonts w:eastAsia="Times New Roman" w:cstheme="minorHAnsi"/>
+          <w:kern w:val="0"/>
+          <w:sz w:val="20"/>
+          <w:szCs w:val="20"/>
+          <w:lang w:eastAsia="en-IN"/>
+          <w14:ligatures w14:val="none"/>
+        </w:rPr>
+      </w:pPr>
+      <w:r>
+        <w:rPr>
+          <w:rFonts w:eastAsia="Times New Roman" w:cstheme="minorHAnsi"/>
+          <w:kern w:val="0"/>
+          <w:sz w:val="20"/>
+          <w:szCs w:val="20"/>
+          <w:lang w:eastAsia="en-IN"/>
+          <w14:ligatures w14:val="none"/>
+        </w:rPr>
+        <w:t>Output:</w:t>
+      </w:r>
+    </w:p>
+    <w:p>
+      <w:pPr>
+        <w:tabs>
+          <w:tab w:val="left" w:pos="916"/>
+          <w:tab w:val="left" w:pos="1832"/>
+          <w:tab w:val="left" w:pos="2748"/>
+          <w:tab w:val="left" w:pos="3664"/>
+          <w:tab w:val="left" w:pos="4580"/>
+          <w:tab w:val="left" w:pos="5496"/>
+          <w:tab w:val="left" w:pos="6412"/>
+          <w:tab w:val="left" w:pos="7328"/>
+          <w:tab w:val="left" w:pos="8244"/>
+          <w:tab w:val="left" w:pos="9160"/>
+          <w:tab w:val="left" w:pos="10076"/>
+          <w:tab w:val="left" w:pos="10992"/>
+          <w:tab w:val="left" w:pos="11908"/>
+          <w:tab w:val="left" w:pos="12824"/>
+          <w:tab w:val="left" w:pos="13740"/>
+          <w:tab w:val="left" w:pos="14656"/>
+        </w:tabs>
+        <w:spacing w:after="0" w:line="240" w:lineRule="auto"/>
+        <w:rPr>
+          <w:rFonts w:eastAsia="Times New Roman" w:cstheme="minorHAnsi"/>
+          <w:kern w:val="0"/>
+          <w:sz w:val="20"/>
+          <w:szCs w:val="20"/>
+          <w:lang w:eastAsia="en-IN"/>
+          <w14:ligatures w14:val="none"/>
+        </w:rPr>
+      </w:pPr>
+      <w:r>
+        <w:rPr>
+          <w:rFonts w:eastAsia="Times New Roman" w:cstheme="minorHAnsi"/>
+          <w:kern w:val="0"/>
+          <w:sz w:val="20"/>
+          <w:szCs w:val="20"/>
+          <w:lang w:eastAsia="en-IN"/>
+          <w14:ligatures w14:val="none"/>
+        </w:rPr>
+        <w:t>Ubuntu 26.04</w:t>
+      </w:r>
+      <w:r>
+        <w:rPr>
+          <w:rFonts w:eastAsia="Times New Roman" w:cstheme="minorHAnsi"/>
+          <w:kern w:val="0"/>
+          <w:sz w:val="20"/>
+          <w:szCs w:val="20"/>
+          <w:lang w:eastAsia="en-IN"/>
+          <w14:ligatures w14:val="none"/>
+        </w:rPr>
+        <w:br/>
+        <w:t>Codename: resolute</w:t>
+      </w:r>
+    </w:p>
+    <w:p>
+      <w:pPr>
+        <w:tabs>
+          <w:tab w:val="left" w:pos="916"/>
+          <w:tab w:val="left" w:pos="1832"/>
+          <w:tab w:val="left" w:pos="2748"/>
+          <w:tab w:val="left" w:pos="3664"/>
+          <w:tab w:val="left" w:pos="4580"/>
+          <w:tab w:val="left" w:pos="5496"/>
+          <w:tab w:val="left" w:pos="6412"/>
+          <w:tab w:val="left" w:pos="7328"/>
+          <w:tab w:val="left" w:pos="8244"/>
+          <w:tab w:val="left" w:pos="9160"/>
+          <w:tab w:val="left" w:pos="10076"/>
+          <w:tab w:val="left" w:pos="10992"/>
+          <w:tab w:val="left" w:pos="11908"/>
+          <w:tab w:val="left" w:pos="12824"/>
+          <w:tab w:val="left" w:pos="13740"/>
+          <w:tab w:val="left" w:pos="14656"/>
+        </w:tabs>
+        <w:spacing w:after="0" w:line="240" w:lineRule="auto"/>
+        <w:rPr>
+          <w:rFonts w:eastAsia="Times New Roman" w:cstheme="minorHAnsi"/>
+          <w:kern w:val="0"/>
+          <w:sz w:val="20"/>
+          <w:szCs w:val="20"/>
+          <w:lang w:eastAsia="en-IN"/>
+          <w14:ligatures w14:val="none"/>
+        </w:rPr>
+      </w:pPr>
+    </w:p>
+    <w:p>
+      <w:pPr>
+        <w:tabs>
+          <w:tab w:val="left" w:pos="916"/>
+          <w:tab w:val="left" w:pos="1832"/>
+          <w:tab w:val="left" w:pos="2748"/>
+          <w:tab w:val="left" w:pos="3664"/>
+          <w:tab w:val="left" w:pos="4580"/>
+          <w:tab w:val="left" w:pos="5496"/>
+          <w:tab w:val="left" w:pos="6412"/>
+          <w:tab w:val="left" w:pos="7328"/>
+          <w:tab w:val="left" w:pos="8244"/>
+          <w:tab w:val="left" w:pos="9160"/>
+          <w:tab w:val="left" w:pos="10076"/>
+          <w:tab w:val="left" w:pos="10992"/>
+          <w:tab w:val="left" w:pos="11908"/>
+          <w:tab w:val="left" w:pos="12824"/>
+          <w:tab w:val="left" w:pos="13740"/>
+          <w:tab w:val="left" w:pos="14656"/>
+        </w:tabs>
+        <w:spacing w:after="0" w:line="240" w:lineRule="auto"/>
+        <w:rPr>
+          <w:rFonts w:eastAsia="Times New Roman" w:cstheme="minorHAnsi"/>
+          <w:kern w:val="0"/>
+          <w:sz w:val="20"/>
+          <w:szCs w:val="20"/>
+          <w:lang w:eastAsia="en-IN"/>
+          <w14:ligatures w14:val="none"/>
+        </w:rPr>
+      </w:pPr>
+      <w:r>
+        <w:rPr>
+          <w:rFonts w:eastAsia="Times New Roman" w:cstheme="minorHAnsi"/>
+          <w:kern w:val="0"/>
+          <w:sz w:val="20"/>
+          <w:szCs w:val="20"/>
+          <w:lang w:eastAsia="en-IN"/>
+          <w14:ligatures w14:val="none"/>
+        </w:rPr>
+        <w:t xml:space="preserve">Windows to Ubuntu: </w:t>
+      </w:r>
+      <w:proofErr w:type="spellStart"/>
+      <w:r>
+        <w:rPr>
+          <w:rFonts w:eastAsia="Times New Roman" w:cstheme="minorHAnsi"/>
+          <w:kern w:val="0"/>
+          <w:sz w:val="20"/>
+          <w:szCs w:val="20"/>
+          <w:lang w:eastAsia="en-IN"/>
+          <w14:ligatures w14:val="none"/>
+        </w:rPr>
+        <w:t>wsl</w:t>
+      </w:r>
+      <w:proofErr w:type="spellEnd"/>
+      <w:r>
+        <w:rPr>
+          <w:rFonts w:eastAsia="Times New Roman" w:cstheme="minorHAnsi"/>
+          <w:kern w:val="0"/>
+          <w:sz w:val="20"/>
+          <w:szCs w:val="20"/>
+          <w:lang w:eastAsia="en-IN"/>
+          <w14:ligatures w14:val="none"/>
+        </w:rPr>
+        <w:t xml:space="preserve"> or directly through ubuntu in windows search</w:t>
+      </w:r>
+    </w:p>
+    <w:p>
+      <w:pPr>
+        <w:tabs>
+          <w:tab w:val="left" w:pos="916"/>
+          <w:tab w:val="left" w:pos="1832"/>
+          <w:tab w:val="left" w:pos="2748"/>
+          <w:tab w:val="left" w:pos="3664"/>
+          <w:tab w:val="left" w:pos="4580"/>
+          <w:tab w:val="left" w:pos="5496"/>
+          <w:tab w:val="left" w:pos="6412"/>
+          <w:tab w:val="left" w:pos="7328"/>
+          <w:tab w:val="left" w:pos="8244"/>
+          <w:tab w:val="left" w:pos="9160"/>
+          <w:tab w:val="left" w:pos="10076"/>
+          <w:tab w:val="left" w:pos="10992"/>
+          <w:tab w:val="left" w:pos="11908"/>
+          <w:tab w:val="left" w:pos="12824"/>
+          <w:tab w:val="left" w:pos="13740"/>
+          <w:tab w:val="left" w:pos="14656"/>
+        </w:tabs>
+        <w:spacing w:after="0" w:line="240" w:lineRule="auto"/>
+        <w:rPr>
+          <w:rFonts w:eastAsia="Times New Roman" w:cstheme="minorHAnsi"/>
+          <w:kern w:val="0"/>
+          <w:sz w:val="20"/>
+          <w:szCs w:val="20"/>
+          <w:lang w:eastAsia="en-IN"/>
+          <w14:ligatures w14:val="none"/>
+        </w:rPr>
+      </w:pPr>
+    </w:p>
+    <w:p>
+      <w:pPr>
+        <w:tabs>
+          <w:tab w:val="left" w:pos="916"/>
+          <w:tab w:val="left" w:pos="1832"/>
+          <w:tab w:val="left" w:pos="2748"/>
+          <w:tab w:val="left" w:pos="3664"/>
+          <w:tab w:val="left" w:pos="4580"/>
+          <w:tab w:val="left" w:pos="5496"/>
+          <w:tab w:val="left" w:pos="6412"/>
+          <w:tab w:val="left" w:pos="7328"/>
+          <w:tab w:val="left" w:pos="8244"/>
+          <w:tab w:val="left" w:pos="9160"/>
+          <w:tab w:val="left" w:pos="10076"/>
+          <w:tab w:val="left" w:pos="10992"/>
+          <w:tab w:val="left" w:pos="11908"/>
+          <w:tab w:val="left" w:pos="12824"/>
+          <w:tab w:val="left" w:pos="13740"/>
+          <w:tab w:val="left" w:pos="14656"/>
+        </w:tabs>
+        <w:spacing w:after="0" w:line="240" w:lineRule="auto"/>
+        <w:rPr>
+          <w:rFonts w:eastAsia="Times New Roman" w:cstheme="minorHAnsi"/>
+          <w:kern w:val="0"/>
+          <w:sz w:val="20"/>
+          <w:szCs w:val="20"/>
+          <w:lang w:eastAsia="en-IN"/>
+          <w14:ligatures w14:val="none"/>
+        </w:rPr>
+      </w:pPr>
+      <w:r>
+        <w:rPr>
+          <w:rFonts w:eastAsia="Times New Roman" w:cstheme="minorHAnsi"/>
+          <w:kern w:val="0"/>
+          <w:sz w:val="20"/>
+          <w:szCs w:val="20"/>
+          <w:lang w:eastAsia="en-IN"/>
+          <w14:ligatures w14:val="none"/>
+        </w:rPr>
+        <w:t>Why was this a problem?</w:t>
+      </w:r>
+    </w:p>
+    <w:p>
+      <w:pPr>
+        <w:tabs>
+          <w:tab w:val="left" w:pos="916"/>
+          <w:tab w:val="left" w:pos="1832"/>
+          <w:tab w:val="left" w:pos="2748"/>
+          <w:tab w:val="left" w:pos="3664"/>
+          <w:tab w:val="left" w:pos="4580"/>
+          <w:tab w:val="left" w:pos="5496"/>
+          <w:tab w:val="left" w:pos="6412"/>
+          <w:tab w:val="left" w:pos="7328"/>
+          <w:tab w:val="left" w:pos="8244"/>
+          <w:tab w:val="left" w:pos="9160"/>
+          <w:tab w:val="left" w:pos="10076"/>
+          <w:tab w:val="left" w:pos="10992"/>
+          <w:tab w:val="left" w:pos="11908"/>
+          <w:tab w:val="left" w:pos="12824"/>
+          <w:tab w:val="left" w:pos="13740"/>
+          <w:tab w:val="left" w:pos="14656"/>
+        </w:tabs>
+        <w:spacing w:after="0" w:line="240" w:lineRule="auto"/>
+        <w:rPr>
+          <w:rFonts w:eastAsia="Times New Roman" w:cstheme="minorHAnsi"/>
+          <w:kern w:val="0"/>
+          <w:sz w:val="20"/>
+          <w:szCs w:val="20"/>
+          <w:lang w:eastAsia="en-IN"/>
+          <w14:ligatures w14:val="none"/>
+        </w:rPr>
+      </w:pPr>
+      <w:r>
+        <w:rPr>
+          <w:rFonts w:eastAsia="Times New Roman" w:cstheme="minorHAnsi"/>
+          <w:kern w:val="0"/>
+          <w:sz w:val="20"/>
+          <w:szCs w:val="20"/>
+          <w:lang w:eastAsia="en-IN"/>
+          <w14:ligatures w14:val="none"/>
+        </w:rPr>
+        <w:tab/>
+      </w:r>
+      <w:r>
+        <w:rPr>
+          <w:rFonts w:eastAsia="Times New Roman" w:cstheme="minorHAnsi"/>
+          <w:kern w:val="0"/>
+          <w:sz w:val="20"/>
+          <w:szCs w:val="20"/>
+          <w:lang w:eastAsia="en-IN"/>
+          <w14:ligatures w14:val="none"/>
+        </w:rPr>
+        <w:t>Gazebo packages were not yet properly available for:</w:t>
+      </w:r>
+    </w:p>
+    <w:p>
+      <w:pPr>
+        <w:tabs>
+          <w:tab w:val="left" w:pos="916"/>
+          <w:tab w:val="left" w:pos="1832"/>
+          <w:tab w:val="left" w:pos="2748"/>
+          <w:tab w:val="left" w:pos="3664"/>
+          <w:tab w:val="left" w:pos="4580"/>
+          <w:tab w:val="left" w:pos="5496"/>
+          <w:tab w:val="left" w:pos="6412"/>
+          <w:tab w:val="left" w:pos="7328"/>
+          <w:tab w:val="left" w:pos="8244"/>
+          <w:tab w:val="left" w:pos="9160"/>
+          <w:tab w:val="left" w:pos="10076"/>
+          <w:tab w:val="left" w:pos="10992"/>
+          <w:tab w:val="left" w:pos="11908"/>
+          <w:tab w:val="left" w:pos="12824"/>
+          <w:tab w:val="left" w:pos="13740"/>
+          <w:tab w:val="left" w:pos="14656"/>
+        </w:tabs>
+        <w:spacing w:after="0" w:line="240" w:lineRule="auto"/>
+        <w:rPr>
+          <w:rFonts w:eastAsia="Times New Roman" w:cstheme="minorHAnsi"/>
+          <w:kern w:val="0"/>
+          <w:sz w:val="20"/>
+          <w:szCs w:val="20"/>
+          <w:lang w:eastAsia="en-IN"/>
+          <w14:ligatures w14:val="none"/>
+        </w:rPr>
+      </w:pPr>
+      <w:r>
+        <w:rPr>
+          <w:rFonts w:eastAsia="Times New Roman" w:cstheme="minorHAnsi"/>
+          <w:kern w:val="0"/>
+          <w:sz w:val="20"/>
+          <w:szCs w:val="20"/>
+          <w:lang w:eastAsia="en-IN"/>
+          <w14:ligatures w14:val="none"/>
+        </w:rPr>
+        <w:tab/>
+      </w:r>
+      <w:r>
+        <w:rPr>
+          <w:rFonts w:eastAsia="Times New Roman" w:cstheme="minorHAnsi"/>
+          <w:kern w:val="0"/>
+          <w:sz w:val="20"/>
+          <w:szCs w:val="20"/>
+          <w:lang w:eastAsia="en-IN"/>
+          <w14:ligatures w14:val="none"/>
+        </w:rPr>
+        <w:t>Resolute</w:t>
+      </w:r>
+    </w:p>
+    <w:p>
+      <w:pPr>
+        <w:tabs>
+          <w:tab w:val="left" w:pos="916"/>
+          <w:tab w:val="left" w:pos="1832"/>
+          <w:tab w:val="left" w:pos="2748"/>
+          <w:tab w:val="left" w:pos="3664"/>
+          <w:tab w:val="left" w:pos="4580"/>
+          <w:tab w:val="left" w:pos="5496"/>
+          <w:tab w:val="left" w:pos="6412"/>
+          <w:tab w:val="left" w:pos="7328"/>
+          <w:tab w:val="left" w:pos="8244"/>
+          <w:tab w:val="left" w:pos="9160"/>
+          <w:tab w:val="left" w:pos="10076"/>
+          <w:tab w:val="left" w:pos="10992"/>
+          <w:tab w:val="left" w:pos="11908"/>
+          <w:tab w:val="left" w:pos="12824"/>
+          <w:tab w:val="left" w:pos="13740"/>
+          <w:tab w:val="left" w:pos="14656"/>
+        </w:tabs>
+        <w:spacing w:after="0" w:line="240" w:lineRule="auto"/>
+        <w:rPr>
+          <w:rFonts w:eastAsia="Times New Roman" w:cstheme="minorHAnsi"/>
+          <w:kern w:val="0"/>
+          <w:sz w:val="20"/>
+          <w:szCs w:val="20"/>
+          <w:lang w:eastAsia="en-IN"/>
+          <w14:ligatures w14:val="none"/>
+        </w:rPr>
+      </w:pPr>
+      <w:r>
+        <w:rPr>
+          <w:rFonts w:eastAsia="Times New Roman" w:cstheme="minorHAnsi"/>
+          <w:kern w:val="0"/>
+          <w:sz w:val="20"/>
+          <w:szCs w:val="20"/>
+          <w:lang w:eastAsia="en-IN"/>
+          <w14:ligatures w14:val="none"/>
+        </w:rPr>
+        <w:t>We could add the repository:</w:t>
+      </w:r>
+    </w:p>
+    <w:p>
+      <w:pPr>
+        <w:tabs>
+          <w:tab w:val="left" w:pos="916"/>
+          <w:tab w:val="left" w:pos="1832"/>
+          <w:tab w:val="left" w:pos="2748"/>
+          <w:tab w:val="left" w:pos="3664"/>
+          <w:tab w:val="left" w:pos="4580"/>
+          <w:tab w:val="left" w:pos="5496"/>
+          <w:tab w:val="left" w:pos="6412"/>
+          <w:tab w:val="left" w:pos="7328"/>
+          <w:tab w:val="left" w:pos="8244"/>
+          <w:tab w:val="left" w:pos="9160"/>
+          <w:tab w:val="left" w:pos="10076"/>
+          <w:tab w:val="left" w:pos="10992"/>
+          <w:tab w:val="left" w:pos="11908"/>
+          <w:tab w:val="left" w:pos="12824"/>
+          <w:tab w:val="left" w:pos="13740"/>
+          <w:tab w:val="left" w:pos="14656"/>
+        </w:tabs>
+        <w:spacing w:after="0" w:line="240" w:lineRule="auto"/>
+        <w:ind w:left="3600" w:hanging="3600"/>
+        <w:rPr>
+          <w:rFonts w:eastAsia="Times New Roman" w:cstheme="minorHAnsi"/>
+          <w:kern w:val="0"/>
+          <w:sz w:val="20"/>
+          <w:szCs w:val="20"/>
+          <w:lang w:eastAsia="en-IN"/>
+          <w14:ligatures w14:val="none"/>
+        </w:rPr>
+      </w:pPr>
+      <w:r>
+        <w:rPr>
+          <w:rFonts w:eastAsia="Times New Roman" w:cstheme="minorHAnsi"/>
+          <w:kern w:val="0"/>
+          <w:sz w:val="20"/>
+          <w:szCs w:val="20"/>
+          <w:lang w:eastAsia="en-IN"/>
+          <w14:ligatures w14:val="none"/>
+        </w:rPr>
+        <w:tab/>
+      </w:r>
+      <w:proofErr w:type="spellStart"/>
+      <w:r>
+        <w:rPr>
+          <w:rFonts w:eastAsia="Times New Roman" w:cstheme="minorHAnsi"/>
+          <w:kern w:val="0"/>
+          <w:sz w:val="20"/>
+          <w:szCs w:val="20"/>
+          <w:lang w:eastAsia="en-IN"/>
+          <w14:ligatures w14:val="none"/>
+        </w:rPr>
+        <w:t>sudo</w:t>
+      </w:r>
+      <w:proofErr w:type="spellEnd"/>
+      <w:r>
+        <w:rPr>
+          <w:rFonts w:eastAsia="Times New Roman" w:cstheme="minorHAnsi"/>
+          <w:kern w:val="0"/>
+          <w:sz w:val="20"/>
+          <w:szCs w:val="20"/>
+          <w:lang w:eastAsia="en-IN"/>
+          <w14:ligatures w14:val="none"/>
+        </w:rPr>
+        <w:t xml:space="preserve"> apt update</w:t>
+      </w:r>
+      <w:r>
+        <w:rPr>
+          <w:rFonts w:eastAsia="Times New Roman" w:cstheme="minorHAnsi"/>
+          <w:kern w:val="0"/>
+          <w:sz w:val="20"/>
+          <w:szCs w:val="20"/>
+          <w:lang w:eastAsia="en-IN"/>
+          <w14:ligatures w14:val="none"/>
+        </w:rPr>
+        <w:t xml:space="preserve">                              </w:t>
+      </w:r>
+      <w:r>
+        <w:rPr>
+          <w:rFonts w:eastAsia="Times New Roman" w:cstheme="minorHAnsi"/>
+          <w:kern w:val="0"/>
+          <w:sz w:val="20"/>
+          <w:szCs w:val="20"/>
+          <w:lang w:eastAsia="en-IN"/>
+          <w14:ligatures w14:val="none"/>
+        </w:rPr>
+        <w:t xml:space="preserve"> </w:t>
+      </w:r>
+      <w:r>
+        <w:rPr>
+          <w:rFonts w:eastAsia="Times New Roman" w:cstheme="minorHAnsi"/>
+          <w:b/>
+          <w:bCs/>
+          <w:kern w:val="0"/>
+          <w:sz w:val="20"/>
+          <w:szCs w:val="20"/>
+          <w:lang w:eastAsia="en-IN"/>
+          <w14:ligatures w14:val="none"/>
+        </w:rPr>
+        <w:t>apt update</w:t>
+      </w:r>
+      <w:r>
+        <w:rPr>
+          <w:rFonts w:eastAsia="Times New Roman" w:cstheme="minorHAnsi"/>
+          <w:kern w:val="0"/>
+          <w:sz w:val="20"/>
+          <w:szCs w:val="20"/>
+          <w:lang w:eastAsia="en-IN"/>
+          <w14:ligatures w14:val="none"/>
+        </w:rPr>
+        <w:t xml:space="preserve"> =</w:t>
+      </w:r>
+      <w:r>
+        <w:rPr>
+          <w:rFonts w:eastAsia="Times New Roman" w:cstheme="minorHAnsi"/>
+          <w:kern w:val="0"/>
+          <w:sz w:val="20"/>
+          <w:szCs w:val="20"/>
+          <w:lang w:eastAsia="en-IN"/>
+          <w14:ligatures w14:val="none"/>
+        </w:rPr>
+        <w:t xml:space="preserve"> </w:t>
+      </w:r>
+      <w:r>
+        <w:rPr>
+          <w:rFonts w:eastAsia="Times New Roman" w:cstheme="minorHAnsi"/>
+          <w:kern w:val="0"/>
+          <w:sz w:val="20"/>
+          <w:szCs w:val="20"/>
+          <w:lang w:eastAsia="en-IN"/>
+          <w14:ligatures w14:val="none"/>
+        </w:rPr>
+        <w:t>Check what software versions are</w:t>
+      </w:r>
+      <w:r>
+        <w:rPr>
+          <w:rFonts w:eastAsia="Times New Roman" w:cstheme="minorHAnsi"/>
+          <w:kern w:val="0"/>
+          <w:sz w:val="20"/>
+          <w:szCs w:val="20"/>
+          <w:lang w:eastAsia="en-IN"/>
+          <w14:ligatures w14:val="none"/>
+        </w:rPr>
+        <w:t xml:space="preserve"> </w:t>
+      </w:r>
+      <w:r>
+        <w:rPr>
+          <w:rFonts w:eastAsia="Times New Roman" w:cstheme="minorHAnsi"/>
+          <w:kern w:val="0"/>
+          <w:sz w:val="20"/>
+          <w:szCs w:val="20"/>
+          <w:lang w:eastAsia="en-IN"/>
+          <w14:ligatures w14:val="none"/>
+        </w:rPr>
+        <w:t>available now</w:t>
+      </w:r>
+    </w:p>
+    <w:p>
+      <w:pPr>
+        <w:tabs>
+          <w:tab w:val="left" w:pos="916"/>
+          <w:tab w:val="left" w:pos="1832"/>
+          <w:tab w:val="left" w:pos="2748"/>
+          <w:tab w:val="left" w:pos="3664"/>
+          <w:tab w:val="left" w:pos="4580"/>
+          <w:tab w:val="left" w:pos="5496"/>
+          <w:tab w:val="left" w:pos="6412"/>
+          <w:tab w:val="left" w:pos="7328"/>
+          <w:tab w:val="left" w:pos="8244"/>
+          <w:tab w:val="left" w:pos="9160"/>
+          <w:tab w:val="left" w:pos="10076"/>
+          <w:tab w:val="left" w:pos="10992"/>
+          <w:tab w:val="left" w:pos="11908"/>
+          <w:tab w:val="left" w:pos="12824"/>
+          <w:tab w:val="left" w:pos="13740"/>
+          <w:tab w:val="left" w:pos="14656"/>
+        </w:tabs>
+        <w:spacing w:after="0" w:line="240" w:lineRule="auto"/>
+        <w:rPr>
+          <w:rFonts w:eastAsia="Times New Roman" w:cstheme="minorHAnsi"/>
+          <w:kern w:val="0"/>
+          <w:sz w:val="20"/>
+          <w:szCs w:val="20"/>
+          <w:lang w:eastAsia="en-IN"/>
+          <w14:ligatures w14:val="none"/>
+        </w:rPr>
+      </w:pPr>
+      <w:r>
+        <w:rPr>
+          <w:rFonts w:eastAsia="Times New Roman" w:cstheme="minorHAnsi"/>
+          <w:kern w:val="0"/>
+          <w:sz w:val="20"/>
+          <w:szCs w:val="20"/>
+          <w:lang w:eastAsia="en-IN"/>
+          <w14:ligatures w14:val="none"/>
+        </w:rPr>
+        <w:tab/>
+      </w:r>
+      <w:r>
+        <w:rPr>
+          <w:rFonts w:eastAsia="Times New Roman" w:cstheme="minorHAnsi"/>
+          <w:kern w:val="0"/>
+          <w:sz w:val="20"/>
+          <w:szCs w:val="20"/>
+          <w:lang w:eastAsia="en-IN"/>
+          <w14:ligatures w14:val="none"/>
+        </w:rPr>
+        <w:tab/>
+      </w:r>
+      <w:r>
+        <w:rPr>
+          <w:rFonts w:eastAsia="Times New Roman" w:cstheme="minorHAnsi"/>
+          <w:kern w:val="0"/>
+          <w:sz w:val="20"/>
+          <w:szCs w:val="20"/>
+          <w:lang w:eastAsia="en-IN"/>
+          <w14:ligatures w14:val="none"/>
+        </w:rPr>
+        <w:tab/>
+        <w:t xml:space="preserve">                  </w:t>
+      </w:r>
+      <w:r>
+        <w:rPr>
+          <w:rFonts w:eastAsia="Times New Roman" w:cstheme="minorHAnsi"/>
+          <w:kern w:val="0"/>
+          <w:sz w:val="20"/>
+          <w:szCs w:val="20"/>
+          <w:lang w:eastAsia="en-IN"/>
+          <w14:ligatures w14:val="none"/>
+        </w:rPr>
+        <w:t xml:space="preserve">  </w:t>
+      </w:r>
+      <w:r>
+        <w:rPr>
+          <w:rFonts w:eastAsia="Times New Roman" w:cstheme="minorHAnsi"/>
+          <w:b/>
+          <w:bCs/>
+          <w:kern w:val="0"/>
+          <w:sz w:val="20"/>
+          <w:szCs w:val="20"/>
+          <w:lang w:eastAsia="en-IN"/>
+          <w14:ligatures w14:val="none"/>
+        </w:rPr>
+        <w:t>apt upgrade</w:t>
+      </w:r>
+      <w:r>
+        <w:rPr>
+          <w:rFonts w:eastAsia="Times New Roman" w:cstheme="minorHAnsi"/>
+          <w:kern w:val="0"/>
+          <w:sz w:val="20"/>
+          <w:szCs w:val="20"/>
+          <w:lang w:eastAsia="en-IN"/>
+          <w14:ligatures w14:val="none"/>
+        </w:rPr>
+        <w:t>= Actually download and install the newer versions</w:t>
+      </w:r>
+    </w:p>
+    <w:p>
+      <w:pPr>
+        <w:tabs>
+          <w:tab w:val="left" w:pos="916"/>
+          <w:tab w:val="left" w:pos="1832"/>
+          <w:tab w:val="left" w:pos="2748"/>
+          <w:tab w:val="left" w:pos="3664"/>
+          <w:tab w:val="left" w:pos="4580"/>
+          <w:tab w:val="left" w:pos="5496"/>
+          <w:tab w:val="left" w:pos="6412"/>
+          <w:tab w:val="left" w:pos="7328"/>
+          <w:tab w:val="left" w:pos="8244"/>
+          <w:tab w:val="left" w:pos="9160"/>
+          <w:tab w:val="left" w:pos="10076"/>
+          <w:tab w:val="left" w:pos="10992"/>
+          <w:tab w:val="left" w:pos="11908"/>
+          <w:tab w:val="left" w:pos="12824"/>
+          <w:tab w:val="left" w:pos="13740"/>
+          <w:tab w:val="left" w:pos="14656"/>
+        </w:tabs>
+        <w:spacing w:after="0" w:line="240" w:lineRule="auto"/>
+        <w:rPr>
+          <w:rFonts w:eastAsia="Times New Roman" w:cstheme="minorHAnsi"/>
+          <w:kern w:val="0"/>
+          <w:sz w:val="20"/>
+          <w:szCs w:val="20"/>
+          <w:lang w:eastAsia="en-IN"/>
+          <w14:ligatures w14:val="none"/>
+        </w:rPr>
+      </w:pPr>
+      <w:r>
+        <w:rPr>
+          <w:rFonts w:eastAsia="Times New Roman" w:cstheme="minorHAnsi"/>
+          <w:kern w:val="0"/>
+          <w:sz w:val="20"/>
+          <w:szCs w:val="20"/>
+          <w:lang w:eastAsia="en-IN"/>
+          <w14:ligatures w14:val="none"/>
+        </w:rPr>
+        <w:t>but packages like:</w:t>
+      </w:r>
+    </w:p>
+    <w:p>
+      <w:pPr>
+        <w:tabs>
+          <w:tab w:val="left" w:pos="916"/>
+          <w:tab w:val="left" w:pos="1832"/>
+          <w:tab w:val="left" w:pos="2748"/>
+          <w:tab w:val="left" w:pos="3664"/>
+          <w:tab w:val="left" w:pos="4580"/>
+          <w:tab w:val="left" w:pos="5496"/>
+          <w:tab w:val="left" w:pos="6412"/>
+          <w:tab w:val="left" w:pos="7328"/>
+          <w:tab w:val="left" w:pos="8244"/>
+          <w:tab w:val="left" w:pos="9160"/>
+          <w:tab w:val="left" w:pos="10076"/>
+          <w:tab w:val="left" w:pos="10992"/>
+          <w:tab w:val="left" w:pos="11908"/>
+          <w:tab w:val="left" w:pos="12824"/>
+          <w:tab w:val="left" w:pos="13740"/>
+          <w:tab w:val="left" w:pos="14656"/>
+        </w:tabs>
+        <w:spacing w:after="0" w:line="240" w:lineRule="auto"/>
+        <w:rPr>
+          <w:rFonts w:eastAsia="Times New Roman" w:cstheme="minorHAnsi"/>
+          <w:kern w:val="0"/>
+          <w:sz w:val="20"/>
+          <w:szCs w:val="20"/>
+          <w:lang w:eastAsia="en-IN"/>
+          <w14:ligatures w14:val="none"/>
+        </w:rPr>
+      </w:pPr>
+      <w:r>
+        <w:rPr>
+          <w:rFonts w:eastAsia="Times New Roman" w:cstheme="minorHAnsi"/>
+          <w:kern w:val="0"/>
+          <w:sz w:val="20"/>
+          <w:szCs w:val="20"/>
+          <w:lang w:eastAsia="en-IN"/>
+          <w14:ligatures w14:val="none"/>
+        </w:rPr>
+        <w:tab/>
+      </w:r>
+      <w:r>
+        <w:rPr>
+          <w:rFonts w:eastAsia="Times New Roman" w:cstheme="minorHAnsi"/>
+          <w:kern w:val="0"/>
+          <w:sz w:val="20"/>
+          <w:szCs w:val="20"/>
+          <w:lang w:eastAsia="en-IN"/>
+          <w14:ligatures w14:val="none"/>
+        </w:rPr>
+        <w:t xml:space="preserve">apt search </w:t>
+      </w:r>
+      <w:proofErr w:type="spellStart"/>
+      <w:r>
+        <w:rPr>
+          <w:rFonts w:eastAsia="Times New Roman" w:cstheme="minorHAnsi"/>
+          <w:kern w:val="0"/>
+          <w:sz w:val="20"/>
+          <w:szCs w:val="20"/>
+          <w:lang w:eastAsia="en-IN"/>
+          <w14:ligatures w14:val="none"/>
+        </w:rPr>
+        <w:t>gz</w:t>
+      </w:r>
+      <w:proofErr w:type="spellEnd"/>
+      <w:r>
+        <w:rPr>
+          <w:rFonts w:eastAsia="Times New Roman" w:cstheme="minorHAnsi"/>
+          <w:kern w:val="0"/>
+          <w:sz w:val="20"/>
+          <w:szCs w:val="20"/>
+          <w:lang w:eastAsia="en-IN"/>
+          <w14:ligatures w14:val="none"/>
+        </w:rPr>
+        <w:t>-sim</w:t>
+      </w:r>
+    </w:p>
+    <w:p>
+      <w:pPr>
+        <w:tabs>
+          <w:tab w:val="left" w:pos="916"/>
+          <w:tab w:val="left" w:pos="1832"/>
+          <w:tab w:val="left" w:pos="2748"/>
+          <w:tab w:val="left" w:pos="3664"/>
+          <w:tab w:val="left" w:pos="4580"/>
+          <w:tab w:val="left" w:pos="5496"/>
+          <w:tab w:val="left" w:pos="6412"/>
+          <w:tab w:val="left" w:pos="7328"/>
+          <w:tab w:val="left" w:pos="8244"/>
+          <w:tab w:val="left" w:pos="9160"/>
+          <w:tab w:val="left" w:pos="10076"/>
+          <w:tab w:val="left" w:pos="10992"/>
+          <w:tab w:val="left" w:pos="11908"/>
+          <w:tab w:val="left" w:pos="12824"/>
+          <w:tab w:val="left" w:pos="13740"/>
+          <w:tab w:val="left" w:pos="14656"/>
+        </w:tabs>
+        <w:spacing w:after="0" w:line="240" w:lineRule="auto"/>
+        <w:rPr>
+          <w:rFonts w:eastAsia="Times New Roman" w:cstheme="minorHAnsi"/>
+          <w:kern w:val="0"/>
+          <w:sz w:val="20"/>
+          <w:szCs w:val="20"/>
+          <w:lang w:eastAsia="en-IN"/>
+          <w14:ligatures w14:val="none"/>
+        </w:rPr>
+      </w:pPr>
+      <w:r>
+        <w:rPr>
+          <w:rFonts w:eastAsia="Times New Roman" w:cstheme="minorHAnsi"/>
+          <w:kern w:val="0"/>
+          <w:sz w:val="20"/>
+          <w:szCs w:val="20"/>
+          <w:lang w:eastAsia="en-IN"/>
+          <w14:ligatures w14:val="none"/>
+        </w:rPr>
+        <w:t>returned nothing useful.</w:t>
+      </w:r>
+    </w:p>
+    <w:p>
+      <w:pPr>
+        <w:tabs>
+          <w:tab w:val="left" w:pos="916"/>
+          <w:tab w:val="left" w:pos="1832"/>
+          <w:tab w:val="left" w:pos="2748"/>
+          <w:tab w:val="left" w:pos="3664"/>
+          <w:tab w:val="left" w:pos="4580"/>
+          <w:tab w:val="left" w:pos="5496"/>
+          <w:tab w:val="left" w:pos="6412"/>
+          <w:tab w:val="left" w:pos="7328"/>
+          <w:tab w:val="left" w:pos="8244"/>
+          <w:tab w:val="left" w:pos="9160"/>
+          <w:tab w:val="left" w:pos="10076"/>
+          <w:tab w:val="left" w:pos="10992"/>
+          <w:tab w:val="left" w:pos="11908"/>
+          <w:tab w:val="left" w:pos="12824"/>
+          <w:tab w:val="left" w:pos="13740"/>
+          <w:tab w:val="left" w:pos="14656"/>
+        </w:tabs>
+        <w:spacing w:after="0" w:line="240" w:lineRule="auto"/>
+        <w:rPr>
+          <w:rFonts w:eastAsia="Times New Roman" w:cstheme="minorHAnsi"/>
+          <w:kern w:val="0"/>
+          <w:sz w:val="20"/>
+          <w:szCs w:val="20"/>
+          <w:lang w:eastAsia="en-IN"/>
+          <w14:ligatures w14:val="none"/>
+        </w:rPr>
+      </w:pPr>
+      <w:r>
+        <w:rPr>
+          <w:rFonts w:eastAsia="Times New Roman" w:cstheme="minorHAnsi"/>
+          <w:kern w:val="0"/>
+          <w:sz w:val="20"/>
+          <w:szCs w:val="20"/>
+          <w:lang w:eastAsia="en-IN"/>
+          <w14:ligatures w14:val="none"/>
+        </w:rPr>
+        <w:tab/>
+      </w:r>
+      <w:r>
+        <w:rPr>
+          <w:rFonts w:eastAsia="Times New Roman" w:cstheme="minorHAnsi"/>
+          <w:kern w:val="0"/>
+          <w:sz w:val="20"/>
+          <w:szCs w:val="20"/>
+          <w:lang w:eastAsia="en-IN"/>
+          <w14:ligatures w14:val="none"/>
+        </w:rPr>
+        <w:tab/>
+      </w:r>
+      <w:r>
+        <w:rPr>
+          <w:rFonts w:eastAsia="Times New Roman" w:cstheme="minorHAnsi"/>
+          <w:kern w:val="0"/>
+          <w:sz w:val="20"/>
+          <w:szCs w:val="20"/>
+          <w:lang w:eastAsia="en-IN"/>
+          <w14:ligatures w14:val="none"/>
+        </w:rPr>
+        <w:tab/>
+      </w:r>
+      <w:r>
+        <w:rPr>
+          <w:rFonts w:eastAsia="Times New Roman" w:cstheme="minorHAnsi"/>
+          <w:kern w:val="0"/>
+          <w:sz w:val="20"/>
+          <w:szCs w:val="20"/>
+          <w:lang w:eastAsia="en-IN"/>
+          <w14:ligatures w14:val="none"/>
+        </w:rPr>
+        <w:tab/>
+      </w:r>
+      <w:r>
+        <w:rPr>
+          <w:rFonts w:eastAsia="Times New Roman" w:cstheme="minorHAnsi"/>
+          <w:kern w:val="0"/>
+          <w:sz w:val="20"/>
+          <w:szCs w:val="20"/>
+          <w:lang w:eastAsia="en-IN"/>
+          <w14:ligatures w14:val="none"/>
+        </w:rPr>
+        <w:tab/>
+      </w:r>
+    </w:p>
+    <w:p>
+      <w:pPr>
+        <w:tabs>
+          <w:tab w:val="left" w:pos="916"/>
+          <w:tab w:val="left" w:pos="1832"/>
+          <w:tab w:val="left" w:pos="2748"/>
+          <w:tab w:val="left" w:pos="3664"/>
+          <w:tab w:val="left" w:pos="4580"/>
+          <w:tab w:val="left" w:pos="5496"/>
+          <w:tab w:val="left" w:pos="6412"/>
+          <w:tab w:val="left" w:pos="7328"/>
+          <w:tab w:val="left" w:pos="8244"/>
+          <w:tab w:val="left" w:pos="9160"/>
+          <w:tab w:val="left" w:pos="10076"/>
+          <w:tab w:val="left" w:pos="10992"/>
+          <w:tab w:val="left" w:pos="11908"/>
+          <w:tab w:val="left" w:pos="12824"/>
+          <w:tab w:val="left" w:pos="13740"/>
+          <w:tab w:val="left" w:pos="14656"/>
+        </w:tabs>
+        <w:spacing w:after="0" w:line="240" w:lineRule="auto"/>
+        <w:rPr>
+          <w:rFonts w:eastAsia="Times New Roman" w:cstheme="minorHAnsi"/>
+          <w:b/>
+          <w:bCs/>
+          <w:kern w:val="0"/>
+          <w:sz w:val="20"/>
+          <w:szCs w:val="20"/>
+          <w:lang w:eastAsia="en-IN"/>
+          <w14:ligatures w14:val="none"/>
+        </w:rPr>
+      </w:pPr>
+      <w:r>
+        <w:rPr>
+          <w:rFonts w:eastAsia="Times New Roman" w:cstheme="minorHAnsi"/>
+          <w:b/>
+          <w:bCs/>
+          <w:kern w:val="0"/>
+          <w:sz w:val="20"/>
+          <w:szCs w:val="20"/>
+          <w:lang w:eastAsia="en-IN"/>
+          <w14:ligatures w14:val="none"/>
+        </w:rPr>
+        <w:t>Phase 4: Install Ubuntu 24.04</w:t>
+      </w:r>
+      <w:r>
+        <w:rPr>
+          <w:rFonts w:eastAsia="Times New Roman" w:cstheme="minorHAnsi"/>
+          <w:b/>
+          <w:bCs/>
+          <w:kern w:val="0"/>
+          <w:sz w:val="20"/>
+          <w:szCs w:val="20"/>
+          <w:lang w:eastAsia="en-IN"/>
+          <w14:ligatures w14:val="none"/>
+        </w:rPr>
+        <w:tab/>
+      </w:r>
+      <w:r>
+        <w:rPr>
+          <w:rFonts w:eastAsia="Times New Roman" w:cstheme="minorHAnsi"/>
+          <w:b/>
+          <w:bCs/>
+          <w:kern w:val="0"/>
+          <w:sz w:val="20"/>
+          <w:szCs w:val="20"/>
+          <w:lang w:eastAsia="en-IN"/>
+          <w14:ligatures w14:val="none"/>
+        </w:rPr>
+        <w:tab/>
+      </w:r>
+      <w:r>
+        <w:rPr>
+          <w:rFonts w:eastAsia="Times New Roman" w:cstheme="minorHAnsi"/>
+          <w:b/>
+          <w:bCs/>
+          <w:kern w:val="0"/>
+          <w:sz w:val="20"/>
+          <w:szCs w:val="20"/>
+          <w:lang w:eastAsia="en-IN"/>
+          <w14:ligatures w14:val="none"/>
+        </w:rPr>
+        <w:tab/>
+      </w:r>
+      <w:r>
+        <w:rPr>
+          <w:rFonts w:eastAsia="Times New Roman" w:cstheme="minorHAnsi"/>
+          <w:b/>
+          <w:bCs/>
+          <w:kern w:val="0"/>
+          <w:sz w:val="20"/>
+          <w:szCs w:val="20"/>
+          <w:lang w:eastAsia="en-IN"/>
+          <w14:ligatures w14:val="none"/>
+        </w:rPr>
+        <w:tab/>
+      </w:r>
+      <w:r>
+        <w:rPr>
+          <w:rFonts w:eastAsia="Times New Roman" w:cstheme="minorHAnsi"/>
+          <w:b/>
+          <w:bCs/>
+          <w:kern w:val="0"/>
+          <w:sz w:val="20"/>
+          <w:szCs w:val="20"/>
+          <w:lang w:eastAsia="en-IN"/>
+          <w14:ligatures w14:val="none"/>
+        </w:rPr>
+        <w:tab/>
+      </w:r>
+    </w:p>
+    <w:p>
+      <w:pPr>
+        <w:tabs>
+          <w:tab w:val="left" w:pos="916"/>
+          <w:tab w:val="left" w:pos="1832"/>
+          <w:tab w:val="left" w:pos="2748"/>
+          <w:tab w:val="left" w:pos="3664"/>
+          <w:tab w:val="left" w:pos="4580"/>
+          <w:tab w:val="left" w:pos="5496"/>
+          <w:tab w:val="left" w:pos="6412"/>
+          <w:tab w:val="left" w:pos="7328"/>
+          <w:tab w:val="left" w:pos="8244"/>
+          <w:tab w:val="left" w:pos="9160"/>
+          <w:tab w:val="left" w:pos="10076"/>
+          <w:tab w:val="left" w:pos="10992"/>
+          <w:tab w:val="left" w:pos="11908"/>
+          <w:tab w:val="left" w:pos="12824"/>
+          <w:tab w:val="left" w:pos="13740"/>
+          <w:tab w:val="left" w:pos="14656"/>
+        </w:tabs>
+        <w:spacing w:after="0" w:line="240" w:lineRule="auto"/>
+        <w:rPr>
+          <w:rFonts w:eastAsia="Times New Roman" w:cstheme="minorHAnsi"/>
+          <w:kern w:val="0"/>
+          <w:sz w:val="20"/>
+          <w:szCs w:val="20"/>
+          <w:lang w:eastAsia="en-IN"/>
+          <w14:ligatures w14:val="none"/>
+        </w:rPr>
+      </w:pPr>
+      <w:r>
+        <w:rPr>
+          <w:rFonts w:eastAsia="Times New Roman" w:cstheme="minorHAnsi"/>
+          <w:noProof/>
+          <w:kern w:val="0"/>
+          <w:sz w:val="20"/>
+          <w:szCs w:val="20"/>
+          <w:lang w:eastAsia="en-IN"/>
+          <w14:ligatures w14:val="none"/>
+        </w:rPr>
+        <mc:AlternateContent>
+          <mc:Choice Requires="wps">
+            <w:drawing>
+              <wp:anchor distT="45720" distB="45720" distL="114300" distR="114300" simplePos="0" relativeHeight="251659264" behindDoc="0" locked="0" layoutInCell="1" allowOverlap="1" wp14:anchorId="113434BA" wp14:editId="1B4EA44D">
+                <wp:simplePos x="0" y="0"/>
+                <wp:positionH relativeFrom="column">
+                  <wp:posOffset>3428365</wp:posOffset>
+                </wp:positionH>
+                <wp:positionV relativeFrom="paragraph">
+                  <wp:posOffset>105410</wp:posOffset>
+                </wp:positionV>
+                <wp:extent cx="1266825" cy="468630"/>
+                <wp:effectExtent l="0" t="0" r="28575" b="26670"/>
+                <wp:wrapSquare wrapText="bothSides"/>
+                <wp:docPr id="217" name="Text Box 2"/>
+                <wp:cNvGraphicFramePr>
+                  <a:graphicFrameLocks xmlns:a="http://schemas.openxmlformats.org/drawingml/2006/main"/>
+                </wp:cNvGraphicFramePr>
+                <a:graphic xmlns:a="http://schemas.openxmlformats.org/drawingml/2006/main">
+                  <a:graphicData uri="http://schemas.microsoft.com/office/word/2010/wordprocessingShape">
+                    <wps:wsp>
+                      <wps:cNvSpPr txBox="1">
+                        <a:spLocks noChangeArrowheads="1"/>
+                      </wps:cNvSpPr>
+                      <wps:spPr bwMode="auto">
+                        <a:xfrm>
+                          <a:off x="0" y="0"/>
+                          <a:ext cx="1266825" cy="468630"/>
+                        </a:xfrm>
+                        <a:prstGeom prst="rect">
+                          <a:avLst/>
+                        </a:prstGeom>
+                        <a:solidFill>
+                          <a:srgbClr val="FFFFFF"/>
+                        </a:solidFill>
+                        <a:ln w="9525">
+                          <a:solidFill>
+                            <a:srgbClr val="000000"/>
+                          </a:solidFill>
+                          <a:miter lim="800000"/>
+                          <a:headEnd/>
+                          <a:tailEnd/>
+                        </a:ln>
+                      </wps:spPr>
+                      <wps:txbx>
+                        <w:txbxContent>
+                          <w:p>
+                            <w:pPr>
+                              <w:tabs>
+                                <w:tab w:val="left" w:pos="916"/>
+                                <w:tab w:val="left" w:pos="1832"/>
+                                <w:tab w:val="left" w:pos="2748"/>
+                                <w:tab w:val="left" w:pos="3664"/>
+                                <w:tab w:val="left" w:pos="4580"/>
+                                <w:tab w:val="left" w:pos="5496"/>
+                                <w:tab w:val="left" w:pos="6412"/>
+                                <w:tab w:val="left" w:pos="7328"/>
+                                <w:tab w:val="left" w:pos="8244"/>
+                                <w:tab w:val="left" w:pos="9160"/>
+                                <w:tab w:val="left" w:pos="10076"/>
+                                <w:tab w:val="left" w:pos="10992"/>
+                                <w:tab w:val="left" w:pos="11908"/>
+                                <w:tab w:val="left" w:pos="12824"/>
+                                <w:tab w:val="left" w:pos="13740"/>
+                                <w:tab w:val="left" w:pos="14656"/>
+                              </w:tabs>
+                              <w:spacing w:after="0" w:line="240" w:lineRule="auto"/>
+                              <w:rPr>
+                                <w:rFonts w:eastAsia="Times New Roman" w:cstheme="minorHAnsi"/>
+                                <w:kern w:val="0"/>
+                                <w:sz w:val="20"/>
+                                <w:szCs w:val="20"/>
+                                <w:lang w:eastAsia="en-IN"/>
+                                <w14:ligatures w14:val="none"/>
+                              </w:rPr>
+                            </w:pPr>
+                            <w:r>
+                              <w:rPr>
+                                <w:rFonts w:eastAsia="Times New Roman" w:cstheme="minorHAnsi"/>
+                                <w:kern w:val="0"/>
+                                <w:sz w:val="20"/>
+                                <w:szCs w:val="20"/>
+                                <w:lang w:eastAsia="en-IN"/>
+                                <w14:ligatures w14:val="none"/>
+                              </w:rPr>
+                              <w:t>Ubuntu 24.04</w:t>
+                            </w:r>
+                            <w:r>
+                              <w:rPr>
+                                <w:rFonts w:eastAsia="Times New Roman" w:cstheme="minorHAnsi"/>
+                                <w:kern w:val="0"/>
+                                <w:sz w:val="20"/>
+                                <w:szCs w:val="20"/>
+                                <w:lang w:eastAsia="en-IN"/>
+                                <w14:ligatures w14:val="none"/>
+                              </w:rPr>
+                              <w:br/>
+                              <w:t>User: menaka_24</w:t>
+                            </w:r>
+                          </w:p>
+                          <w:p/>
+                        </w:txbxContent>
+                      </wps:txbx>
+                      <wps:bodyPr rot="0" vert="horz" wrap="square" lIns="91440" tIns="45720" rIns="91440" bIns="45720" anchor="t" anchorCtr="0">
+                        <a:noAutofit/>
+                      </wps:bodyPr>
+                    </wps:wsp>
+                  </a:graphicData>
+                </a:graphic>
+                <wp14:sizeRelH relativeFrom="margin">
+                  <wp14:pctWidth>0</wp14:pctWidth>
+                </wp14:sizeRelH>
+                <wp14:sizeRelV relativeFrom="margin">
+                  <wp14:pctHeight>0</wp14:pctHeight>
+                </wp14:sizeRelV>
+              </wp:anchor>
+            </w:drawing>
+          </mc:Choice>
+          <mc:Fallback>
+            <w:pict>
+              <v:shapetype w14:anchorId="113434BA" id="_x0000_t202" coordsize="21600,21600" o:spt="202" path="m,l,21600r21600,l21600,xe">
+                <v:stroke joinstyle="miter"/>
+                <v:path gradientshapeok="t" o:connecttype="rect"/>
+              </v:shapetype>
+              <v:shape id="Text Box 2" o:spid="_x0000_s1026" type="#_x0000_t202" style="position:absolute;margin-left:269.95pt;margin-top:8.3pt;width:99.75pt;height:36.9pt;z-index:251659264;visibility:visible;mso-wrap-style:square;mso-width-percent:0;mso-height-percent:0;mso-wrap-distance-left:9pt;mso-wrap-distance-top:3.6pt;mso-wrap-distance-right:9pt;mso-wrap-distance-bottom:3.6pt;mso-position-horizontal:absolute;mso-position-horizontal-relative:text;mso-position-vertical:absolute;mso-position-vertical-relative:text;mso-width-percent:0;mso-height-percent:0;mso-width-relative:margin;mso-height-relative:margin;v-text-anchor:top" o:gfxdata="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">
+                <v:textbox>
+                  <w:txbxContent>
+                    <w:p>
+                      <w:pPr>
+                        <w:tabs>
+                          <w:tab w:val="left" w:pos="916"/>
+                          <w:tab w:val="left" w:pos="1832"/>
+                          <w:tab w:val="left" w:pos="2748"/>
+                          <w:tab w:val="left" w:pos="3664"/>
+                          <w:tab w:val="left" w:pos="4580"/>
+                          <w:tab w:val="left" w:pos="5496"/>
+                          <w:tab w:val="left" w:pos="6412"/>
+                          <w:tab w:val="left" w:pos="7328"/>
+                          <w:tab w:val="left" w:pos="8244"/>
+                          <w:tab w:val="left" w:pos="9160"/>
+                          <w:tab w:val="left" w:pos="10076"/>
+                          <w:tab w:val="left" w:pos="10992"/>
+                          <w:tab w:val="left" w:pos="11908"/>
+                          <w:tab w:val="left" w:pos="12824"/>
+                          <w:tab w:val="left" w:pos="13740"/>
+                          <w:tab w:val="left" w:pos="14656"/>
+                        </w:tabs>
+                        <w:spacing w:after="0" w:line="240" w:lineRule="auto"/>
+                        <w:rPr>
+                          <w:rFonts w:eastAsia="Times New Roman" w:cstheme="minorHAnsi"/>
+                          <w:kern w:val="0"/>
+                          <w:sz w:val="20"/>
+                          <w:szCs w:val="20"/>
+                          <w:lang w:eastAsia="en-IN"/>
+                          <w14:ligatures w14:val="none"/>
+                        </w:rPr>
+                      </w:pPr>
+                      <w:r>
+                        <w:rPr>
+                          <w:rFonts w:eastAsia="Times New Roman" w:cstheme="minorHAnsi"/>
+                          <w:kern w:val="0"/>
+                          <w:sz w:val="20"/>
+                          <w:szCs w:val="20"/>
+                          <w:lang w:eastAsia="en-IN"/>
+                          <w14:ligatures w14:val="none"/>
+                        </w:rPr>
+                        <w:t>Ubuntu 24.04</w:t>
+                      </w:r>
+                      <w:r>
+                        <w:rPr>
+                          <w:rFonts w:eastAsia="Times New Roman" w:cstheme="minorHAnsi"/>
+                          <w:kern w:val="0"/>
+                          <w:sz w:val="20"/>
+                          <w:szCs w:val="20"/>
+                          <w:lang w:eastAsia="en-IN"/>
+                          <w14:ligatures w14:val="none"/>
+                        </w:rPr>
+                        <w:br/>
+                        <w:t>User: menaka_24</w:t>
+                      </w:r>
+                    </w:p>
+                    <w:p/>
+                  </w:txbxContent>
+                </v:textbox>
+                <w10:wrap type="square"/>
+              </v:shape>
+            </w:pict>
+          </mc:Fallback>
+        </mc:AlternateContent>
+      </w:r>
+      <w:r>
+        <w:rPr>
+          <w:rFonts w:eastAsia="Times New Roman" w:cstheme="minorHAnsi"/>
+          <w:kern w:val="0"/>
+          <w:sz w:val="20"/>
+          <w:szCs w:val="20"/>
+          <w:lang w:eastAsia="en-IN"/>
+          <w14:ligatures w14:val="none"/>
+        </w:rPr>
+        <w:t>Why?</w:t>
+      </w:r>
+    </w:p>
+    <w:p>
+      <w:pPr>
+        <w:tabs>
+          <w:tab w:val="left" w:pos="916"/>
+          <w:tab w:val="left" w:pos="1832"/>
+          <w:tab w:val="left" w:pos="2748"/>
+          <w:tab w:val="left" w:pos="3664"/>
+          <w:tab w:val="left" w:pos="4580"/>
+          <w:tab w:val="left" w:pos="5496"/>
+          <w:tab w:val="left" w:pos="6412"/>
+          <w:tab w:val="left" w:pos="7328"/>
+          <w:tab w:val="left" w:pos="8244"/>
+          <w:tab w:val="left" w:pos="9160"/>
+          <w:tab w:val="left" w:pos="10076"/>
+          <w:tab w:val="left" w:pos="10992"/>
+          <w:tab w:val="left" w:pos="11908"/>
+          <w:tab w:val="left" w:pos="12824"/>
+          <w:tab w:val="left" w:pos="13740"/>
+          <w:tab w:val="left" w:pos="14656"/>
+        </w:tabs>
+        <w:spacing w:after="0" w:line="240" w:lineRule="auto"/>
+        <w:rPr>
+          <w:rFonts w:eastAsia="Times New Roman" w:cstheme="minorHAnsi"/>
+          <w:kern w:val="0"/>
+          <w:sz w:val="20"/>
+          <w:szCs w:val="20"/>
+          <w:lang w:eastAsia="en-IN"/>
+          <w14:ligatures w14:val="none"/>
+        </w:rPr>
+      </w:pPr>
+      <w:r>
+        <w:rPr>
+          <w:rFonts w:eastAsia="Times New Roman" w:cstheme="minorHAnsi"/>
+          <w:kern w:val="0"/>
+          <w:sz w:val="20"/>
+          <w:szCs w:val="20"/>
+          <w:lang w:eastAsia="en-IN"/>
+          <w14:ligatures w14:val="none"/>
+        </w:rPr>
+        <w:t>ROS 2 Jazzy officially supports:</w:t>
+      </w:r>
+    </w:p>
+    <w:p>
+      <w:pPr>
+        <w:tabs>
+          <w:tab w:val="left" w:pos="916"/>
+          <w:tab w:val="left" w:pos="1832"/>
+          <w:tab w:val="left" w:pos="2748"/>
+          <w:tab w:val="left" w:pos="3664"/>
+          <w:tab w:val="left" w:pos="4580"/>
+          <w:tab w:val="left" w:pos="5496"/>
+          <w:tab w:val="left" w:pos="6412"/>
+          <w:tab w:val="left" w:pos="7328"/>
+          <w:tab w:val="left" w:pos="8244"/>
+          <w:tab w:val="left" w:pos="9160"/>
+          <w:tab w:val="left" w:pos="10076"/>
+          <w:tab w:val="left" w:pos="10992"/>
+          <w:tab w:val="left" w:pos="11908"/>
+          <w:tab w:val="left" w:pos="12824"/>
+          <w:tab w:val="left" w:pos="13740"/>
+          <w:tab w:val="left" w:pos="14656"/>
+        </w:tabs>
+        <w:spacing w:after="0" w:line="240" w:lineRule="auto"/>
+        <w:rPr>
+          <w:rFonts w:eastAsia="Times New Roman" w:cstheme="minorHAnsi"/>
+          <w:kern w:val="0"/>
+          <w:sz w:val="20"/>
+          <w:szCs w:val="20"/>
+          <w:lang w:eastAsia="en-IN"/>
+          <w14:ligatures w14:val="none"/>
+        </w:rPr>
+      </w:pPr>
+      <w:r>
+        <w:rPr>
+          <w:rFonts w:eastAsia="Times New Roman" w:cstheme="minorHAnsi"/>
+          <w:kern w:val="0"/>
+          <w:sz w:val="20"/>
+          <w:szCs w:val="20"/>
+          <w:lang w:eastAsia="en-IN"/>
+          <w14:ligatures w14:val="none"/>
+        </w:rPr>
+        <w:tab/>
+      </w:r>
+      <w:r>
+        <w:rPr>
+          <w:rFonts w:eastAsia="Times New Roman" w:cstheme="minorHAnsi"/>
+          <w:kern w:val="0"/>
+          <w:sz w:val="20"/>
+          <w:szCs w:val="20"/>
+          <w:lang w:eastAsia="en-IN"/>
+          <w14:ligatures w14:val="none"/>
+        </w:rPr>
+        <w:t>Ubuntu 24.04 (noble)</w:t>
+      </w:r>
+    </w:p>
+    <w:p>
+      <w:pPr>
+        <w:tabs>
+          <w:tab w:val="left" w:pos="916"/>
+          <w:tab w:val="left" w:pos="1832"/>
+          <w:tab w:val="left" w:pos="2748"/>
+          <w:tab w:val="left" w:pos="3664"/>
+          <w:tab w:val="left" w:pos="4580"/>
+          <w:tab w:val="left" w:pos="5496"/>
+          <w:tab w:val="left" w:pos="6412"/>
+          <w:tab w:val="left" w:pos="7328"/>
+          <w:tab w:val="left" w:pos="8244"/>
+          <w:tab w:val="left" w:pos="9160"/>
+          <w:tab w:val="left" w:pos="10076"/>
+          <w:tab w:val="left" w:pos="10992"/>
+          <w:tab w:val="left" w:pos="11908"/>
+          <w:tab w:val="left" w:pos="12824"/>
+          <w:tab w:val="left" w:pos="13740"/>
+          <w:tab w:val="left" w:pos="14656"/>
+        </w:tabs>
+        <w:spacing w:after="0" w:line="240" w:lineRule="auto"/>
+        <w:rPr>
+          <w:rFonts w:eastAsia="Times New Roman" w:cstheme="minorHAnsi"/>
+          <w:kern w:val="0"/>
+          <w:sz w:val="20"/>
+          <w:szCs w:val="20"/>
+          <w:lang w:eastAsia="en-IN"/>
+          <w14:ligatures w14:val="none"/>
+        </w:rPr>
+      </w:pPr>
+      <w:r>
+        <w:rPr>
+          <w:rFonts w:eastAsia="Times New Roman" w:cstheme="minorHAnsi"/>
+          <w:kern w:val="0"/>
+          <w:sz w:val="20"/>
+          <w:szCs w:val="20"/>
+          <w:lang w:eastAsia="en-IN"/>
+          <w14:ligatures w14:val="none"/>
+        </w:rPr>
+        <w:tab/>
+      </w:r>
+      <w:r>
+        <w:rPr>
+          <w:rFonts w:eastAsia="Times New Roman" w:cstheme="minorHAnsi"/>
+          <w:kern w:val="0"/>
+          <w:sz w:val="20"/>
+          <w:szCs w:val="20"/>
+          <w:lang w:eastAsia="en-IN"/>
+          <w14:ligatures w14:val="none"/>
+        </w:rPr>
+        <w:t>Gazebo packages are also readily available.</w:t>
+      </w:r>
+    </w:p>
+    <w:p>
+      <w:pPr>
+        <w:tabs>
+          <w:tab w:val="left" w:pos="916"/>
+          <w:tab w:val="left" w:pos="1832"/>
+          <w:tab w:val="left" w:pos="2748"/>
+          <w:tab w:val="left" w:pos="3664"/>
+          <w:tab w:val="left" w:pos="4580"/>
+          <w:tab w:val="left" w:pos="5496"/>
+          <w:tab w:val="left" w:pos="6412"/>
+          <w:tab w:val="left" w:pos="7328"/>
+          <w:tab w:val="left" w:pos="8244"/>
+          <w:tab w:val="left" w:pos="9160"/>
+          <w:tab w:val="left" w:pos="10076"/>
+          <w:tab w:val="left" w:pos="10992"/>
+          <w:tab w:val="left" w:pos="11908"/>
+          <w:tab w:val="left" w:pos="12824"/>
+          <w:tab w:val="left" w:pos="13740"/>
+          <w:tab w:val="left" w:pos="14656"/>
+        </w:tabs>
+        <w:spacing w:after="0" w:line="240" w:lineRule="auto"/>
+        <w:rPr>
+          <w:rFonts w:eastAsia="Times New Roman" w:cstheme="minorHAnsi"/>
+          <w:kern w:val="0"/>
+          <w:sz w:val="20"/>
+          <w:szCs w:val="20"/>
+          <w:lang w:eastAsia="en-IN"/>
+          <w14:ligatures w14:val="none"/>
+        </w:rPr>
+      </w:pPr>
+    </w:p>
+    <w:p>
+      <w:pPr>
+        <w:tabs>
+          <w:tab w:val="left" w:pos="916"/>
+          <w:tab w:val="left" w:pos="1832"/>
+          <w:tab w:val="left" w:pos="2748"/>
+          <w:tab w:val="left" w:pos="3664"/>
+          <w:tab w:val="left" w:pos="4580"/>
+          <w:tab w:val="left" w:pos="5496"/>
+          <w:tab w:val="left" w:pos="6412"/>
+          <w:tab w:val="left" w:pos="7328"/>
+          <w:tab w:val="left" w:pos="8244"/>
+          <w:tab w:val="left" w:pos="9160"/>
+          <w:tab w:val="left" w:pos="10076"/>
+          <w:tab w:val="left" w:pos="10992"/>
+          <w:tab w:val="left" w:pos="11908"/>
+          <w:tab w:val="left" w:pos="12824"/>
+          <w:tab w:val="left" w:pos="13740"/>
+          <w:tab w:val="left" w:pos="14656"/>
+        </w:tabs>
+        <w:spacing w:after="0" w:line="240" w:lineRule="auto"/>
+        <w:rPr>
+          <w:rFonts w:eastAsia="Times New Roman" w:cstheme="minorHAnsi"/>
+          <w:kern w:val="0"/>
+          <w:sz w:val="20"/>
+          <w:szCs w:val="20"/>
+          <w:lang w:eastAsia="en-IN"/>
+          <w14:ligatures w14:val="none"/>
+        </w:rPr>
+      </w:pPr>
+      <w:r>
+        <w:rPr>
+          <w:rFonts w:eastAsia="Times New Roman" w:cstheme="minorHAnsi"/>
+          <w:kern w:val="0"/>
+          <w:sz w:val="20"/>
+          <w:szCs w:val="20"/>
+          <w:lang w:eastAsia="en-IN"/>
+          <w14:ligatures w14:val="none"/>
+        </w:rPr>
+        <w:lastRenderedPageBreak/>
+        <w:t>Check:</w:t>
+      </w:r>
+    </w:p>
+    <w:p>
+      <w:pPr>
+        <w:tabs>
+          <w:tab w:val="left" w:pos="916"/>
+          <w:tab w:val="left" w:pos="1832"/>
+          <w:tab w:val="left" w:pos="2748"/>
+          <w:tab w:val="left" w:pos="3664"/>
+          <w:tab w:val="left" w:pos="4580"/>
+          <w:tab w:val="left" w:pos="5496"/>
+          <w:tab w:val="left" w:pos="6412"/>
+          <w:tab w:val="left" w:pos="7328"/>
+          <w:tab w:val="left" w:pos="8244"/>
+          <w:tab w:val="left" w:pos="9160"/>
+          <w:tab w:val="left" w:pos="10076"/>
+          <w:tab w:val="left" w:pos="10992"/>
+          <w:tab w:val="left" w:pos="11908"/>
+          <w:tab w:val="left" w:pos="12824"/>
+          <w:tab w:val="left" w:pos="13740"/>
+          <w:tab w:val="left" w:pos="14656"/>
+        </w:tabs>
+        <w:spacing w:after="0" w:line="240" w:lineRule="auto"/>
+        <w:rPr>
+          <w:rFonts w:eastAsia="Times New Roman" w:cstheme="minorHAnsi"/>
+          <w:kern w:val="0"/>
+          <w:sz w:val="20"/>
+          <w:szCs w:val="20"/>
+          <w:lang w:eastAsia="en-IN"/>
+          <w14:ligatures w14:val="none"/>
+        </w:rPr>
+      </w:pPr>
+      <w:r>
+        <w:rPr>
+          <w:rFonts w:eastAsia="Times New Roman" w:cstheme="minorHAnsi"/>
+          <w:kern w:val="0"/>
+          <w:sz w:val="20"/>
+          <w:szCs w:val="20"/>
+          <w:lang w:eastAsia="en-IN"/>
+          <w14:ligatures w14:val="none"/>
+        </w:rPr>
+        <w:tab/>
+      </w:r>
+      <w:proofErr w:type="spellStart"/>
+      <w:r>
+        <w:rPr>
+          <w:rFonts w:eastAsia="Times New Roman" w:cstheme="minorHAnsi"/>
+          <w:kern w:val="0"/>
+          <w:sz w:val="20"/>
+          <w:szCs w:val="20"/>
+          <w:lang w:eastAsia="en-IN"/>
+          <w14:ligatures w14:val="none"/>
+        </w:rPr>
+        <w:t>lsb_release</w:t>
+      </w:r>
+      <w:proofErr w:type="spellEnd"/>
+      <w:r>
+        <w:rPr>
+          <w:rFonts w:eastAsia="Times New Roman" w:cstheme="minorHAnsi"/>
+          <w:kern w:val="0"/>
+          <w:sz w:val="20"/>
+          <w:szCs w:val="20"/>
+          <w:lang w:eastAsia="en-IN"/>
+          <w14:ligatures w14:val="none"/>
+        </w:rPr>
+        <w:t xml:space="preserve"> -a</w:t>
+      </w:r>
+      <w:r>
+        <w:rPr>
+          <w:rFonts w:eastAsia="Times New Roman" w:cstheme="minorHAnsi"/>
+          <w:kern w:val="0"/>
+          <w:sz w:val="20"/>
+          <w:szCs w:val="20"/>
+          <w:lang w:eastAsia="en-IN"/>
+          <w14:ligatures w14:val="none"/>
+        </w:rPr>
+        <w:t xml:space="preserve">         -</w:t>
+      </w:r>
+      <w:r>
+        <w:t xml:space="preserve"> </w:t>
+      </w:r>
+      <w:r>
+        <w:rPr>
+          <w:rFonts w:eastAsia="Times New Roman" w:cstheme="minorHAnsi"/>
+          <w:kern w:val="0"/>
+          <w:sz w:val="20"/>
+          <w:szCs w:val="20"/>
+          <w:lang w:eastAsia="en-IN"/>
+          <w14:ligatures w14:val="none"/>
+        </w:rPr>
+        <w:t xml:space="preserve">is used to display </w:t>
+      </w:r>
+      <w:r>
+        <w:rPr>
+          <w:rFonts w:eastAsia="Times New Roman" w:cstheme="minorHAnsi"/>
+          <w:b/>
+          <w:bCs/>
+          <w:kern w:val="0"/>
+          <w:sz w:val="20"/>
+          <w:szCs w:val="20"/>
+          <w:lang w:eastAsia="en-IN"/>
+          <w14:ligatures w14:val="none"/>
+        </w:rPr>
+        <w:t>information about your Linux distribution (OS)</w:t>
+      </w:r>
+      <w:r>
+        <w:rPr>
+          <w:rFonts w:eastAsia="Times New Roman" w:cstheme="minorHAnsi"/>
+          <w:kern w:val="0"/>
+          <w:sz w:val="20"/>
+          <w:szCs w:val="20"/>
+          <w:lang w:eastAsia="en-IN"/>
+          <w14:ligatures w14:val="none"/>
+        </w:rPr>
+        <w:t>.</w:t>
+      </w:r>
+    </w:p>
+    <w:p>
+      <w:pPr>
+        <w:tabs>
+          <w:tab w:val="left" w:pos="916"/>
+          <w:tab w:val="left" w:pos="1832"/>
+          <w:tab w:val="left" w:pos="2748"/>
+          <w:tab w:val="left" w:pos="3664"/>
+          <w:tab w:val="left" w:pos="4580"/>
+          <w:tab w:val="left" w:pos="5496"/>
+          <w:tab w:val="left" w:pos="6412"/>
+          <w:tab w:val="left" w:pos="7328"/>
+          <w:tab w:val="left" w:pos="8244"/>
+          <w:tab w:val="left" w:pos="9160"/>
+          <w:tab w:val="left" w:pos="10076"/>
+          <w:tab w:val="left" w:pos="10992"/>
+          <w:tab w:val="left" w:pos="11908"/>
+          <w:tab w:val="left" w:pos="12824"/>
+          <w:tab w:val="left" w:pos="13740"/>
+          <w:tab w:val="left" w:pos="14656"/>
+        </w:tabs>
+        <w:spacing w:after="0" w:line="240" w:lineRule="auto"/>
+        <w:rPr>
+          <w:rFonts w:eastAsia="Times New Roman" w:cstheme="minorHAnsi"/>
+          <w:kern w:val="0"/>
+          <w:sz w:val="20"/>
+          <w:szCs w:val="20"/>
+          <w:lang w:eastAsia="en-IN"/>
+          <w14:ligatures w14:val="none"/>
+        </w:rPr>
+      </w:pPr>
+      <w:r>
+        <w:rPr>
+          <w:rFonts w:eastAsia="Times New Roman" w:cstheme="minorHAnsi"/>
+          <w:kern w:val="0"/>
+          <w:sz w:val="20"/>
+          <w:szCs w:val="20"/>
+          <w:lang w:eastAsia="en-IN"/>
+          <w14:ligatures w14:val="none"/>
+        </w:rPr>
+        <w:t>Output:</w:t>
+      </w:r>
+    </w:p>
+    <w:p>
+      <w:pPr>
+        <w:tabs>
+          <w:tab w:val="left" w:pos="916"/>
+          <w:tab w:val="left" w:pos="1832"/>
+          <w:tab w:val="left" w:pos="2748"/>
+          <w:tab w:val="left" w:pos="3664"/>
+          <w:tab w:val="left" w:pos="4580"/>
+          <w:tab w:val="left" w:pos="5496"/>
+          <w:tab w:val="left" w:pos="6412"/>
+          <w:tab w:val="left" w:pos="7328"/>
+          <w:tab w:val="left" w:pos="8244"/>
+          <w:tab w:val="left" w:pos="9160"/>
+          <w:tab w:val="left" w:pos="10076"/>
+          <w:tab w:val="left" w:pos="10992"/>
+          <w:tab w:val="left" w:pos="11908"/>
+          <w:tab w:val="left" w:pos="12824"/>
+          <w:tab w:val="left" w:pos="13740"/>
+          <w:tab w:val="left" w:pos="14656"/>
+        </w:tabs>
+        <w:spacing w:after="0" w:line="240" w:lineRule="auto"/>
+        <w:ind w:left="916"/>
+        <w:rPr>
+          <w:rFonts w:eastAsia="Times New Roman" w:cstheme="minorHAnsi"/>
+          <w:kern w:val="0"/>
+          <w:sz w:val="20"/>
+          <w:szCs w:val="20"/>
+          <w:lang w:eastAsia="en-IN"/>
+          <w14:ligatures w14:val="none"/>
+        </w:rPr>
+      </w:pPr>
+      <w:r>
+        <w:rPr>
+          <w:rFonts w:eastAsia="Times New Roman" w:cstheme="minorHAnsi"/>
+          <w:kern w:val="0"/>
+          <w:sz w:val="20"/>
+          <w:szCs w:val="20"/>
+          <w:lang w:eastAsia="en-IN"/>
+          <w14:ligatures w14:val="none"/>
+        </w:rPr>
+        <w:t>Description: Ubuntu 24.04 LTS</w:t>
+      </w:r>
+      <w:r>
+        <w:rPr>
+          <w:rFonts w:eastAsia="Times New Roman" w:cstheme="minorHAnsi"/>
+          <w:kern w:val="0"/>
+          <w:sz w:val="20"/>
+          <w:szCs w:val="20"/>
+          <w:lang w:eastAsia="en-IN"/>
+          <w14:ligatures w14:val="none"/>
+        </w:rPr>
+        <w:br/>
+        <w:t>Codename: noble</w:t>
+      </w:r>
+    </w:p>
+    <w:p>
+      <w:pPr>
+        <w:tabs>
+          <w:tab w:val="left" w:pos="916"/>
+          <w:tab w:val="left" w:pos="1832"/>
+          <w:tab w:val="left" w:pos="2748"/>
+          <w:tab w:val="left" w:pos="3664"/>
+          <w:tab w:val="left" w:pos="4580"/>
+          <w:tab w:val="left" w:pos="5496"/>
+          <w:tab w:val="left" w:pos="6412"/>
+          <w:tab w:val="left" w:pos="7328"/>
+          <w:tab w:val="left" w:pos="8244"/>
+          <w:tab w:val="left" w:pos="9160"/>
+          <w:tab w:val="left" w:pos="10076"/>
+          <w:tab w:val="left" w:pos="10992"/>
+          <w:tab w:val="left" w:pos="11908"/>
+          <w:tab w:val="left" w:pos="12824"/>
+          <w:tab w:val="left" w:pos="13740"/>
+          <w:tab w:val="left" w:pos="14656"/>
+        </w:tabs>
+        <w:spacing w:after="0" w:line="240" w:lineRule="auto"/>
+        <w:rPr>
+          <w:rFonts w:eastAsia="Times New Roman" w:cstheme="minorHAnsi"/>
+          <w:b/>
+          <w:bCs/>
+          <w:kern w:val="0"/>
+          <w:sz w:val="20"/>
+          <w:szCs w:val="20"/>
+          <w:lang w:eastAsia="en-IN"/>
+          <w14:ligatures w14:val="none"/>
+        </w:rPr>
+      </w:pPr>
+      <w:r>
+        <w:rPr>
+          <w:rFonts w:eastAsia="Times New Roman" w:cstheme="minorHAnsi"/>
+          <w:b/>
+          <w:bCs/>
+          <w:kern w:val="0"/>
+          <w:sz w:val="20"/>
+          <w:szCs w:val="20"/>
+          <w:lang w:eastAsia="en-IN"/>
+          <w14:ligatures w14:val="none"/>
+        </w:rPr>
+        <w:t>Phase 5: Basic Ubuntu Maintenance</w:t>
+      </w:r>
+    </w:p>
+    <w:p>
+      <w:pPr>
+        <w:tabs>
+          <w:tab w:val="left" w:pos="916"/>
+          <w:tab w:val="left" w:pos="1832"/>
+          <w:tab w:val="left" w:pos="2748"/>
+          <w:tab w:val="left" w:pos="3664"/>
+          <w:tab w:val="left" w:pos="4580"/>
+          <w:tab w:val="left" w:pos="5496"/>
+          <w:tab w:val="left" w:pos="6412"/>
+          <w:tab w:val="left" w:pos="7328"/>
+          <w:tab w:val="left" w:pos="8244"/>
+          <w:tab w:val="left" w:pos="9160"/>
+          <w:tab w:val="left" w:pos="10076"/>
+          <w:tab w:val="left" w:pos="10992"/>
+          <w:tab w:val="left" w:pos="11908"/>
+          <w:tab w:val="left" w:pos="12824"/>
+          <w:tab w:val="left" w:pos="13740"/>
+          <w:tab w:val="left" w:pos="14656"/>
+        </w:tabs>
+        <w:spacing w:after="0" w:line="240" w:lineRule="auto"/>
+        <w:rPr>
+          <w:rFonts w:eastAsia="Times New Roman" w:cstheme="minorHAnsi"/>
+          <w:kern w:val="0"/>
+          <w:sz w:val="20"/>
+          <w:szCs w:val="20"/>
+          <w:lang w:eastAsia="en-IN"/>
+          <w14:ligatures w14:val="none"/>
+        </w:rPr>
+      </w:pPr>
+      <w:r>
+        <w:rPr>
+          <w:rFonts w:eastAsia="Times New Roman" w:cstheme="minorHAnsi"/>
+          <w:kern w:val="0"/>
+          <w:sz w:val="20"/>
+          <w:szCs w:val="20"/>
+          <w:lang w:eastAsia="en-IN"/>
+          <w14:ligatures w14:val="none"/>
+        </w:rPr>
+        <w:t>Update package lists</w:t>
+      </w:r>
+    </w:p>
+    <w:p>
+      <w:pPr>
+        <w:tabs>
+          <w:tab w:val="left" w:pos="916"/>
+          <w:tab w:val="left" w:pos="1832"/>
+          <w:tab w:val="left" w:pos="2748"/>
+          <w:tab w:val="left" w:pos="3664"/>
+          <w:tab w:val="left" w:pos="4580"/>
+          <w:tab w:val="left" w:pos="5496"/>
+          <w:tab w:val="left" w:pos="6412"/>
+          <w:tab w:val="left" w:pos="7328"/>
+          <w:tab w:val="left" w:pos="8244"/>
+          <w:tab w:val="left" w:pos="9160"/>
+          <w:tab w:val="left" w:pos="10076"/>
+          <w:tab w:val="left" w:pos="10992"/>
+          <w:tab w:val="left" w:pos="11908"/>
+          <w:tab w:val="left" w:pos="12824"/>
+          <w:tab w:val="left" w:pos="13740"/>
+          <w:tab w:val="left" w:pos="14656"/>
+        </w:tabs>
+        <w:spacing w:after="0" w:line="240" w:lineRule="auto"/>
+        <w:rPr>
+          <w:rFonts w:eastAsia="Times New Roman" w:cstheme="minorHAnsi"/>
+          <w:kern w:val="0"/>
+          <w:sz w:val="20"/>
+          <w:szCs w:val="20"/>
+          <w:lang w:eastAsia="en-IN"/>
+          <w14:ligatures w14:val="none"/>
+        </w:rPr>
+      </w:pPr>
+      <w:r>
+        <w:rPr>
+          <w:rFonts w:eastAsia="Times New Roman" w:cstheme="minorHAnsi"/>
+          <w:kern w:val="0"/>
+          <w:sz w:val="20"/>
+          <w:szCs w:val="20"/>
+          <w:lang w:eastAsia="en-IN"/>
+          <w14:ligatures w14:val="none"/>
+        </w:rPr>
+        <w:tab/>
+      </w:r>
+      <w:proofErr w:type="spellStart"/>
+      <w:r>
+        <w:rPr>
+          <w:rFonts w:eastAsia="Times New Roman" w:cstheme="minorHAnsi"/>
+          <w:kern w:val="0"/>
+          <w:sz w:val="20"/>
+          <w:szCs w:val="20"/>
+          <w:lang w:eastAsia="en-IN"/>
+          <w14:ligatures w14:val="none"/>
+        </w:rPr>
+        <w:t>sudo</w:t>
+      </w:r>
+      <w:proofErr w:type="spellEnd"/>
+      <w:r>
+        <w:rPr>
+          <w:rFonts w:eastAsia="Times New Roman" w:cstheme="minorHAnsi"/>
+          <w:kern w:val="0"/>
+          <w:sz w:val="20"/>
+          <w:szCs w:val="20"/>
+          <w:lang w:eastAsia="en-IN"/>
+          <w14:ligatures w14:val="none"/>
+        </w:rPr>
+        <w:t xml:space="preserve"> apt update</w:t>
+      </w:r>
+    </w:p>
+    <w:p>
+      <w:pPr>
+        <w:tabs>
+          <w:tab w:val="left" w:pos="916"/>
+          <w:tab w:val="left" w:pos="1832"/>
+          <w:tab w:val="left" w:pos="2748"/>
+          <w:tab w:val="left" w:pos="3664"/>
+          <w:tab w:val="left" w:pos="4580"/>
+          <w:tab w:val="left" w:pos="5496"/>
+          <w:tab w:val="left" w:pos="6412"/>
+          <w:tab w:val="left" w:pos="7328"/>
+          <w:tab w:val="left" w:pos="8244"/>
+          <w:tab w:val="left" w:pos="9160"/>
+          <w:tab w:val="left" w:pos="10076"/>
+          <w:tab w:val="left" w:pos="10992"/>
+          <w:tab w:val="left" w:pos="11908"/>
+          <w:tab w:val="left" w:pos="12824"/>
+          <w:tab w:val="left" w:pos="13740"/>
+          <w:tab w:val="left" w:pos="14656"/>
+        </w:tabs>
+        <w:spacing w:after="0" w:line="240" w:lineRule="auto"/>
+        <w:rPr>
+          <w:rFonts w:eastAsia="Times New Roman" w:cstheme="minorHAnsi"/>
+          <w:kern w:val="0"/>
+          <w:sz w:val="20"/>
+          <w:szCs w:val="20"/>
+          <w:lang w:eastAsia="en-IN"/>
+          <w14:ligatures w14:val="none"/>
+        </w:rPr>
+      </w:pPr>
+      <w:r>
+        <w:rPr>
+          <w:rFonts w:eastAsia="Times New Roman" w:cstheme="minorHAnsi"/>
+          <w:noProof/>
+          <w:kern w:val="0"/>
+          <w:sz w:val="20"/>
+          <w:szCs w:val="20"/>
+          <w:lang w:eastAsia="en-IN"/>
+        </w:rPr>
+        <mc:AlternateContent>
+          <mc:Choice Requires="wps">
+            <w:drawing>
+              <wp:anchor distT="0" distB="0" distL="114300" distR="114300" simplePos="0" relativeHeight="251660288" behindDoc="0" locked="0" layoutInCell="1" allowOverlap="1" wp14:anchorId="07000115" wp14:editId="04D7437C">
+                <wp:simplePos x="0" y="0"/>
+                <wp:positionH relativeFrom="column">
+                  <wp:posOffset>1856472</wp:posOffset>
+                </wp:positionH>
+                <wp:positionV relativeFrom="paragraph">
+                  <wp:posOffset>70719</wp:posOffset>
+                </wp:positionV>
+                <wp:extent cx="3573145" cy="300355"/>
+                <wp:effectExtent l="0" t="0" r="27305" b="23495"/>
+                <wp:wrapNone/>
+                <wp:docPr id="1783913012" name="Rectangle: Rounded Corners 1"/>
+                <wp:cNvGraphicFramePr/>
+                <a:graphic xmlns:a="http://schemas.openxmlformats.org/drawingml/2006/main">
+                  <a:graphicData uri="http://schemas.microsoft.com/office/word/2010/wordprocessingShape">
+                    <wps:wsp>
+                      <wps:cNvSpPr/>
+                      <wps:spPr>
+                        <a:xfrm>
+                          <a:off x="0" y="0"/>
+                          <a:ext cx="3573145" cy="300355"/>
+                        </a:xfrm>
+                        <a:prstGeom prst="roundRect">
+                          <a:avLst/>
+                        </a:prstGeom>
+                      </wps:spPr>
+                      <wps:style>
+                        <a:lnRef idx="2">
+                          <a:schemeClr val="accent1">
+                            <a:shade val="15000"/>
+                          </a:schemeClr>
+                        </a:lnRef>
+                        <a:fillRef idx="1">
+                          <a:schemeClr val="accent1"/>
+                        </a:fillRef>
+                        <a:effectRef idx="0">
+                          <a:schemeClr val="accent1"/>
+                        </a:effectRef>
+                        <a:fontRef idx="minor">
+                          <a:schemeClr val="lt1"/>
+                        </a:fontRef>
+                      </wps:style>
+                      <wps:txbx>
+                        <w:txbxContent>
+                          <w:p>
+                            <w:pPr>
+                              <w:jc w:val="center"/>
+                            </w:pPr>
+                            <w:r>
+                              <w:rPr>
+                                <w:rFonts w:cstheme="minorHAnsi"/>
+                                <w:sz w:val="20"/>
+                                <w:szCs w:val="20"/>
+                              </w:rPr>
+                              <w:t xml:space="preserve">-y </w:t>
+                            </w:r>
+                            <w:proofErr w:type="spellStart"/>
+                            <w:r>
+                              <w:rPr>
+                                <w:rFonts w:cstheme="minorHAnsi"/>
+                                <w:sz w:val="20"/>
+                                <w:szCs w:val="20"/>
+                              </w:rPr>
+                              <w:t>means:</w:t>
+                            </w:r>
+                            <w:r>
+                              <w:rPr>
+                                <w:rFonts w:eastAsia="Times New Roman" w:cstheme="minorHAnsi"/>
+                                <w:b/>
+                                <w:bCs/>
+                                <w:kern w:val="0"/>
+                                <w:sz w:val="20"/>
+                                <w:szCs w:val="20"/>
+                                <w:lang w:eastAsia="en-IN"/>
+                                <w14:ligatures w14:val="none"/>
+                              </w:rPr>
+                              <w:t>"Automatically</w:t>
+                            </w:r>
+                            <w:proofErr w:type="spellEnd"/>
+                            <w:r>
+                              <w:rPr>
+                                <w:rFonts w:eastAsia="Times New Roman" w:cstheme="minorHAnsi"/>
+                                <w:b/>
+                                <w:bCs/>
+                                <w:kern w:val="0"/>
+                                <w:sz w:val="20"/>
+                                <w:szCs w:val="20"/>
+                                <w:lang w:eastAsia="en-IN"/>
+                                <w14:ligatures w14:val="none"/>
+                              </w:rPr>
+                              <w:t xml:space="preserve"> answer YES to all confirmation questions."</w:t>
+                            </w:r>
+                          </w:p>
+                        </w:txbxContent>
+                      </wps:txbx>
+                      <wps:bodyPr rot="0" spcFirstLastPara="0" vertOverflow="overflow" horzOverflow="overflow" vert="horz" wrap="square" lIns="91440" tIns="45720" rIns="91440" bIns="45720" numCol="1" spcCol="0" rtlCol="0" fromWordArt="0" anchor="ctr" anchorCtr="0" forceAA="0" compatLnSpc="1">
+                        <a:prstTxWarp prst="textNoShape">
+                          <a:avLst/>
+                        </a:prstTxWarp>
+                        <a:noAutofit/>
+                      </wps:bodyPr>
+                    </wps:wsp>
+                  </a:graphicData>
+                </a:graphic>
+              </wp:anchor>
+            </w:drawing>
+          </mc:Choice>
+          <mc:Fallback>
+            <w:pict>
+              <v:roundrect w14:anchorId="07000115" id="Rectangle: Rounded Corners 1" o:spid="_x0000_s1027" style="position:absolute;margin-left:146.2pt;margin-top:5.55pt;width:281.35pt;height:23.65pt;z-index:251660288;visibility:visible;mso-wrap-style:square;mso-wrap-distance-left:9pt;mso-wrap-distance-top:0;mso-wrap-distance-right:9pt;mso-wrap-distance-bottom:0;mso-position-horizontal:absolute;mso-position-horizontal-relative:text;mso-position-vertical:absolute;mso-position-vertical-relative:text;v-text-anchor:middle" arcsize="10923f" o:gfxdata="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" fillcolor="#4472c4 [3204]" strokecolor="#09101d [484]" strokeweight="1pt">
+                <v:stroke joinstyle="miter"/>
+                <v:textbox>
+                  <w:txbxContent>
+                    <w:p>
+                      <w:pPr>
+                        <w:jc w:val="center"/>
+                      </w:pPr>
+                      <w:r>
+                        <w:rPr>
+                          <w:rFonts w:cstheme="minorHAnsi"/>
+                          <w:sz w:val="20"/>
+                          <w:szCs w:val="20"/>
+                        </w:rPr>
+                        <w:t xml:space="preserve">-y </w:t>
+                      </w:r>
+                      <w:proofErr w:type="spellStart"/>
+                      <w:r>
+                        <w:rPr>
+                          <w:rFonts w:cstheme="minorHAnsi"/>
+                          <w:sz w:val="20"/>
+                          <w:szCs w:val="20"/>
+                        </w:rPr>
+                        <w:t>means:</w:t>
+                      </w:r>
+                      <w:r>
+                        <w:rPr>
+                          <w:rFonts w:eastAsia="Times New Roman" w:cstheme="minorHAnsi"/>
+                          <w:b/>
+                          <w:bCs/>
+                          <w:kern w:val="0"/>
+                          <w:sz w:val="20"/>
+                          <w:szCs w:val="20"/>
+                          <w:lang w:eastAsia="en-IN"/>
+                          <w14:ligatures w14:val="none"/>
+                        </w:rPr>
+                        <w:t>"Automatically</w:t>
+                      </w:r>
+                      <w:proofErr w:type="spellEnd"/>
+                      <w:r>
+                        <w:rPr>
+                          <w:rFonts w:eastAsia="Times New Roman" w:cstheme="minorHAnsi"/>
+                          <w:b/>
+                          <w:bCs/>
+                          <w:kern w:val="0"/>
+                          <w:sz w:val="20"/>
+                          <w:szCs w:val="20"/>
+                          <w:lang w:eastAsia="en-IN"/>
+                          <w14:ligatures w14:val="none"/>
+                        </w:rPr>
+                        <w:t xml:space="preserve"> answer YES to all confirmation questions."</w:t>
+                      </w:r>
+                    </w:p>
+                  </w:txbxContent>
+                </v:textbox>
+              </v:roundrect>
+            </w:pict>
+          </mc:Fallback>
+        </mc:AlternateContent>
+      </w:r>
+      <w:r>
+        <w:rPr>
+          <w:rFonts w:eastAsia="Times New Roman" w:cstheme="minorHAnsi"/>
+          <w:kern w:val="0"/>
+          <w:sz w:val="20"/>
+          <w:szCs w:val="20"/>
+          <w:lang w:eastAsia="en-IN"/>
+          <w14:ligatures w14:val="none"/>
+        </w:rPr>
+        <w:t>Upgrade packages</w:t>
+      </w:r>
+    </w:p>
+    <w:p>
+      <w:pPr>
+        <w:tabs>
+          <w:tab w:val="left" w:pos="916"/>
+          <w:tab w:val="left" w:pos="1832"/>
+          <w:tab w:val="left" w:pos="2748"/>
+          <w:tab w:val="left" w:pos="3664"/>
+          <w:tab w:val="left" w:pos="4580"/>
+          <w:tab w:val="left" w:pos="5496"/>
+          <w:tab w:val="left" w:pos="6412"/>
+          <w:tab w:val="left" w:pos="7328"/>
+          <w:tab w:val="left" w:pos="8244"/>
+          <w:tab w:val="left" w:pos="9160"/>
+          <w:tab w:val="left" w:pos="10076"/>
+          <w:tab w:val="left" w:pos="10992"/>
+          <w:tab w:val="left" w:pos="11908"/>
+          <w:tab w:val="left" w:pos="12824"/>
+          <w:tab w:val="left" w:pos="13740"/>
+          <w:tab w:val="left" w:pos="14656"/>
+        </w:tabs>
+        <w:spacing w:after="0"/>
+        <w:rPr>
+          <w:rFonts w:cstheme="minorHAnsi"/>
+          <w:sz w:val="20"/>
+          <w:szCs w:val="20"/>
+        </w:rPr>
+      </w:pPr>
+      <w:r>
+        <w:rPr>
+          <w:rFonts w:eastAsia="Times New Roman" w:cstheme="minorHAnsi"/>
+          <w:kern w:val="0"/>
+          <w:sz w:val="20"/>
+          <w:szCs w:val="20"/>
+          <w:lang w:eastAsia="en-IN"/>
+          <w14:ligatures w14:val="none"/>
+        </w:rPr>
+        <w:tab/>
+      </w:r>
+      <w:proofErr w:type="spellStart"/>
+      <w:r>
+        <w:rPr>
+          <w:rFonts w:eastAsia="Times New Roman" w:cstheme="minorHAnsi"/>
+          <w:kern w:val="0"/>
+          <w:sz w:val="20"/>
+          <w:szCs w:val="20"/>
+          <w:lang w:eastAsia="en-IN"/>
+          <w14:ligatures w14:val="none"/>
+        </w:rPr>
+        <w:t>s</w:t>
+      </w:r>
+      <w:r>
+        <w:rPr>
+          <w:rFonts w:eastAsia="Times New Roman" w:cstheme="minorHAnsi"/>
+          <w:kern w:val="0"/>
+          <w:sz w:val="20"/>
+          <w:szCs w:val="20"/>
+          <w:lang w:eastAsia="en-IN"/>
+          <w14:ligatures w14:val="none"/>
+        </w:rPr>
+        <w:t>udo</w:t>
+      </w:r>
+      <w:proofErr w:type="spellEnd"/>
+      <w:r>
+        <w:rPr>
+          <w:rFonts w:eastAsia="Times New Roman" w:cstheme="minorHAnsi"/>
+          <w:kern w:val="0"/>
+          <w:sz w:val="20"/>
+          <w:szCs w:val="20"/>
+          <w:lang w:eastAsia="en-IN"/>
+          <w14:ligatures w14:val="none"/>
+        </w:rPr>
+        <w:t xml:space="preserve"> apt upgrade -y</w:t>
+      </w:r>
+      <w:r>
+        <w:rPr>
+          <w:rFonts w:eastAsia="Times New Roman" w:cstheme="minorHAnsi"/>
+          <w:kern w:val="0"/>
+          <w:sz w:val="20"/>
+          <w:szCs w:val="20"/>
+          <w:lang w:eastAsia="en-IN"/>
+          <w14:ligatures w14:val="none"/>
+        </w:rPr>
+        <w:t xml:space="preserve">  </w:t>
+      </w:r>
+      <w:r>
+        <w:rPr>
+          <w:rFonts w:cstheme="minorHAnsi"/>
+          <w:sz w:val="20"/>
+          <w:szCs w:val="20"/>
+        </w:rPr>
+        <w:t xml:space="preserve"> </w:t>
+      </w:r>
+    </w:p>
+    <w:p>
+      <w:pPr>
+        <w:tabs>
+          <w:tab w:val="left" w:pos="916"/>
+          <w:tab w:val="left" w:pos="1832"/>
+          <w:tab w:val="left" w:pos="2748"/>
+          <w:tab w:val="left" w:pos="3664"/>
+          <w:tab w:val="left" w:pos="4580"/>
+          <w:tab w:val="left" w:pos="5496"/>
+          <w:tab w:val="left" w:pos="6412"/>
+          <w:tab w:val="left" w:pos="7328"/>
+          <w:tab w:val="left" w:pos="8244"/>
+          <w:tab w:val="left" w:pos="9160"/>
+          <w:tab w:val="left" w:pos="10076"/>
+          <w:tab w:val="left" w:pos="10992"/>
+          <w:tab w:val="left" w:pos="11908"/>
+          <w:tab w:val="left" w:pos="12824"/>
+          <w:tab w:val="left" w:pos="13740"/>
+          <w:tab w:val="left" w:pos="14656"/>
+        </w:tabs>
+        <w:spacing w:after="0"/>
+        <w:rPr>
+          <w:rFonts w:cstheme="minorHAnsi"/>
+          <w:sz w:val="20"/>
+          <w:szCs w:val="20"/>
+        </w:rPr>
+      </w:pPr>
+    </w:p>
+    <w:p>
+      <w:pPr>
+        <w:tabs>
+          <w:tab w:val="left" w:pos="916"/>
+          <w:tab w:val="left" w:pos="1832"/>
+          <w:tab w:val="left" w:pos="2748"/>
+          <w:tab w:val="left" w:pos="3664"/>
+          <w:tab w:val="left" w:pos="4580"/>
+          <w:tab w:val="left" w:pos="5496"/>
+          <w:tab w:val="left" w:pos="6412"/>
+          <w:tab w:val="left" w:pos="7328"/>
+          <w:tab w:val="left" w:pos="8244"/>
+          <w:tab w:val="left" w:pos="9160"/>
+          <w:tab w:val="left" w:pos="10076"/>
+          <w:tab w:val="left" w:pos="10992"/>
+          <w:tab w:val="left" w:pos="11908"/>
+          <w:tab w:val="left" w:pos="12824"/>
+          <w:tab w:val="left" w:pos="13740"/>
+          <w:tab w:val="left" w:pos="14656"/>
+        </w:tabs>
+        <w:spacing w:after="0"/>
+        <w:rPr>
+          <w:rFonts w:cstheme="minorHAnsi"/>
+          <w:b/>
+          <w:bCs/>
+          <w:sz w:val="20"/>
+          <w:szCs w:val="20"/>
+        </w:rPr>
+      </w:pPr>
+      <w:r>
+        <w:rPr>
+          <w:rFonts w:cstheme="minorHAnsi"/>
+          <w:b/>
+          <w:bCs/>
+          <w:sz w:val="20"/>
+          <w:szCs w:val="20"/>
+        </w:rPr>
+        <w:t>Phase 6: Install Gazebo Repository</w:t>
+      </w:r>
+    </w:p>
+    <w:p>
+      <w:pPr>
+        <w:tabs>
+          <w:tab w:val="left" w:pos="916"/>
+          <w:tab w:val="left" w:pos="1832"/>
+          <w:tab w:val="left" w:pos="2748"/>
+          <w:tab w:val="left" w:pos="3664"/>
+          <w:tab w:val="left" w:pos="4580"/>
+          <w:tab w:val="left" w:pos="5496"/>
+          <w:tab w:val="left" w:pos="6412"/>
+          <w:tab w:val="left" w:pos="7328"/>
+          <w:tab w:val="left" w:pos="8244"/>
+          <w:tab w:val="left" w:pos="9160"/>
+          <w:tab w:val="left" w:pos="10076"/>
+          <w:tab w:val="left" w:pos="10992"/>
+          <w:tab w:val="left" w:pos="11908"/>
+          <w:tab w:val="left" w:pos="12824"/>
+          <w:tab w:val="left" w:pos="13740"/>
+          <w:tab w:val="left" w:pos="14656"/>
+        </w:tabs>
+        <w:spacing w:after="0"/>
+        <w:rPr>
+          <w:rFonts w:cstheme="minorHAnsi"/>
+          <w:b/>
+          <w:bCs/>
+          <w:sz w:val="20"/>
+          <w:szCs w:val="20"/>
+        </w:rPr>
+      </w:pPr>
+    </w:p>
+    <w:p>
+      <w:pPr>
+        <w:tabs>
+          <w:tab w:val="left" w:pos="916"/>
+          <w:tab w:val="left" w:pos="1832"/>
+          <w:tab w:val="left" w:pos="2748"/>
+          <w:tab w:val="left" w:pos="3664"/>
+          <w:tab w:val="left" w:pos="4580"/>
+          <w:tab w:val="left" w:pos="5496"/>
+          <w:tab w:val="left" w:pos="6412"/>
+          <w:tab w:val="left" w:pos="7328"/>
+          <w:tab w:val="left" w:pos="8244"/>
+          <w:tab w:val="left" w:pos="9160"/>
+          <w:tab w:val="left" w:pos="10076"/>
+          <w:tab w:val="left" w:pos="10992"/>
+          <w:tab w:val="left" w:pos="11908"/>
+          <w:tab w:val="left" w:pos="12824"/>
+          <w:tab w:val="left" w:pos="13740"/>
+          <w:tab w:val="left" w:pos="14656"/>
+        </w:tabs>
+        <w:spacing w:after="0" w:line="240" w:lineRule="auto"/>
+        <w:rPr>
+          <w:rFonts w:eastAsia="Times New Roman" w:cstheme="minorHAnsi"/>
+          <w:kern w:val="0"/>
+          <w:sz w:val="20"/>
+          <w:szCs w:val="20"/>
+          <w:lang w:eastAsia="en-IN"/>
+          <w14:ligatures w14:val="none"/>
+        </w:rPr>
+      </w:pPr>
+    </w:p>
+    <w:p>
+      <w:pPr>
+        <w:tabs>
+          <w:tab w:val="left" w:pos="916"/>
+          <w:tab w:val="left" w:pos="1832"/>
+          <w:tab w:val="left" w:pos="2748"/>
+          <w:tab w:val="left" w:pos="3664"/>
+          <w:tab w:val="left" w:pos="4580"/>
+          <w:tab w:val="left" w:pos="5496"/>
+          <w:tab w:val="left" w:pos="6412"/>
+          <w:tab w:val="left" w:pos="7328"/>
+          <w:tab w:val="left" w:pos="8244"/>
+          <w:tab w:val="left" w:pos="9160"/>
+          <w:tab w:val="left" w:pos="10076"/>
+          <w:tab w:val="left" w:pos="10992"/>
+          <w:tab w:val="left" w:pos="11908"/>
+          <w:tab w:val="left" w:pos="12824"/>
+          <w:tab w:val="left" w:pos="13740"/>
+          <w:tab w:val="left" w:pos="14656"/>
+        </w:tabs>
+        <w:spacing w:after="0" w:line="240" w:lineRule="auto"/>
+        <w:rPr>
+          <w:rFonts w:eastAsia="Times New Roman" w:cstheme="minorHAnsi"/>
+          <w:b/>
+          <w:bCs/>
+          <w:kern w:val="0"/>
+          <w:sz w:val="20"/>
+          <w:szCs w:val="20"/>
+          <w:lang w:eastAsia="en-IN"/>
+          <w14:ligatures w14:val="none"/>
+        </w:rPr>
+      </w:pPr>
+    </w:p>
+    <w:p>
+      <w:pPr>
+        <w:tabs>
+          <w:tab w:val="left" w:pos="916"/>
+          <w:tab w:val="left" w:pos="1832"/>
+          <w:tab w:val="left" w:pos="2748"/>
+          <w:tab w:val="left" w:pos="3664"/>
+          <w:tab w:val="left" w:pos="4580"/>
+          <w:tab w:val="left" w:pos="5496"/>
+          <w:tab w:val="left" w:pos="6412"/>
+          <w:tab w:val="left" w:pos="7328"/>
+          <w:tab w:val="left" w:pos="8244"/>
+          <w:tab w:val="left" w:pos="9160"/>
+          <w:tab w:val="left" w:pos="10076"/>
+          <w:tab w:val="left" w:pos="10992"/>
+          <w:tab w:val="left" w:pos="11908"/>
+          <w:tab w:val="left" w:pos="12824"/>
+          <w:tab w:val="left" w:pos="13740"/>
+          <w:tab w:val="left" w:pos="14656"/>
+        </w:tabs>
+        <w:spacing w:after="0" w:line="240" w:lineRule="auto"/>
+        <w:rPr>
+          <w:rFonts w:eastAsia="Times New Roman" w:cstheme="minorHAnsi"/>
+          <w:b/>
+          <w:bCs/>
+          <w:kern w:val="0"/>
+          <w:sz w:val="20"/>
+          <w:szCs w:val="20"/>
+          <w:lang w:eastAsia="en-IN"/>
+          <w14:ligatures w14:val="none"/>
+        </w:rPr>
+      </w:pPr>
+    </w:p>
+    <w:p>
+      <w:pPr>
+        <w:tabs>
+          <w:tab w:val="left" w:pos="916"/>
+          <w:tab w:val="left" w:pos="1832"/>
+          <w:tab w:val="left" w:pos="2748"/>
+          <w:tab w:val="left" w:pos="3664"/>
+          <w:tab w:val="left" w:pos="4580"/>
+          <w:tab w:val="left" w:pos="5496"/>
+          <w:tab w:val="left" w:pos="6412"/>
+          <w:tab w:val="left" w:pos="7328"/>
+          <w:tab w:val="left" w:pos="8244"/>
+          <w:tab w:val="left" w:pos="9160"/>
+          <w:tab w:val="left" w:pos="10076"/>
+          <w:tab w:val="left" w:pos="10992"/>
+          <w:tab w:val="left" w:pos="11908"/>
+          <w:tab w:val="left" w:pos="12824"/>
+          <w:tab w:val="left" w:pos="13740"/>
+          <w:tab w:val="left" w:pos="14656"/>
+        </w:tabs>
+        <w:spacing w:after="0" w:line="240" w:lineRule="auto"/>
+        <w:rPr>
+          <w:rFonts w:eastAsia="Times New Roman" w:cstheme="minorHAnsi"/>
+          <w:b/>
+          <w:bCs/>
+          <w:kern w:val="0"/>
+          <w:sz w:val="28"/>
+          <w:szCs w:val="28"/>
+          <w:lang w:eastAsia="en-IN"/>
+          <w14:ligatures w14:val="none"/>
+        </w:rPr>
+      </w:pPr>
+      <w:r>
+        <w:rPr>
+          <w:rFonts w:eastAsia="Times New Roman" w:cstheme="minorHAnsi"/>
+          <w:b/>
+          <w:bCs/>
+          <w:kern w:val="0"/>
+          <w:sz w:val="28"/>
+          <w:szCs w:val="28"/>
+          <w:lang w:eastAsia="en-IN"/>
+          <w14:ligatures w14:val="none"/>
+        </w:rPr>
+        <w:t>DAY 4 – JUNE 4 2026</w:t>
+      </w:r>
+    </w:p>
+    <w:p>
+      <w:pPr>
+        <w:tabs>
+          <w:tab w:val="left" w:pos="916"/>
+          <w:tab w:val="left" w:pos="1832"/>
+          <w:tab w:val="left" w:pos="2748"/>
+          <w:tab w:val="left" w:pos="3664"/>
+          <w:tab w:val="left" w:pos="4580"/>
+          <w:tab w:val="left" w:pos="5496"/>
+          <w:tab w:val="left" w:pos="6412"/>
+          <w:tab w:val="left" w:pos="7328"/>
+          <w:tab w:val="left" w:pos="8244"/>
+          <w:tab w:val="left" w:pos="9160"/>
+          <w:tab w:val="left" w:pos="10076"/>
+          <w:tab w:val="left" w:pos="10992"/>
+          <w:tab w:val="left" w:pos="11908"/>
+          <w:tab w:val="left" w:pos="12824"/>
+          <w:tab w:val="left" w:pos="13740"/>
+          <w:tab w:val="left" w:pos="14656"/>
+        </w:tabs>
+        <w:spacing w:after="0" w:line="240" w:lineRule="auto"/>
+        <w:rPr>
+          <w:rFonts w:eastAsia="Times New Roman" w:cstheme="minorHAnsi"/>
+          <w:b/>
+          <w:bCs/>
+          <w:kern w:val="0"/>
+          <w:sz w:val="28"/>
+          <w:szCs w:val="28"/>
+          <w:lang w:eastAsia="en-IN"/>
+          <w14:ligatures w14:val="none"/>
+        </w:rPr>
+      </w:pPr>
+    </w:p>
+    <w:p>
+      <w:pPr>
+        <w:tabs>
+          <w:tab w:val="left" w:pos="916"/>
+          <w:tab w:val="left" w:pos="1832"/>
+          <w:tab w:val="left" w:pos="2748"/>
+          <w:tab w:val="left" w:pos="3664"/>
+          <w:tab w:val="left" w:pos="4580"/>
+          <w:tab w:val="left" w:pos="5496"/>
+          <w:tab w:val="left" w:pos="6412"/>
+          <w:tab w:val="left" w:pos="7328"/>
+          <w:tab w:val="left" w:pos="8244"/>
+          <w:tab w:val="left" w:pos="9160"/>
+          <w:tab w:val="left" w:pos="10076"/>
+          <w:tab w:val="left" w:pos="10992"/>
+          <w:tab w:val="left" w:pos="11908"/>
+          <w:tab w:val="left" w:pos="12824"/>
+          <w:tab w:val="left" w:pos="13740"/>
+          <w:tab w:val="left" w:pos="14656"/>
+        </w:tabs>
+        <w:spacing w:after="0" w:line="240" w:lineRule="auto"/>
+        <w:rPr>
+          <w:rFonts w:eastAsia="Times New Roman" w:cstheme="minorHAnsi"/>
+          <w:kern w:val="0"/>
+          <w:sz w:val="20"/>
+          <w:szCs w:val="20"/>
+          <w:lang w:eastAsia="en-IN"/>
+          <w14:ligatures w14:val="none"/>
+        </w:rPr>
+      </w:pPr>
+      <w:r>
+        <w:rPr>
+          <w:rFonts w:eastAsia="Times New Roman" w:cstheme="minorHAnsi"/>
+          <w:kern w:val="0"/>
+          <w:sz w:val="20"/>
+          <w:szCs w:val="20"/>
+          <w:lang w:eastAsia="en-IN"/>
+          <w14:ligatures w14:val="none"/>
+        </w:rPr>
+        <w:t>Imagine a real exoskeleton</w:t>
+      </w:r>
+    </w:p>
+    <w:p>
+      <w:pPr>
+        <w:tabs>
+          <w:tab w:val="left" w:pos="916"/>
+          <w:tab w:val="left" w:pos="1832"/>
+          <w:tab w:val="left" w:pos="2748"/>
+          <w:tab w:val="left" w:pos="3664"/>
+          <w:tab w:val="left" w:pos="4580"/>
+          <w:tab w:val="left" w:pos="5496"/>
+          <w:tab w:val="left" w:pos="6412"/>
+          <w:tab w:val="left" w:pos="7328"/>
+          <w:tab w:val="left" w:pos="8244"/>
+          <w:tab w:val="left" w:pos="9160"/>
+          <w:tab w:val="left" w:pos="10076"/>
+          <w:tab w:val="left" w:pos="10992"/>
+          <w:tab w:val="left" w:pos="11908"/>
+          <w:tab w:val="left" w:pos="12824"/>
+          <w:tab w:val="left" w:pos="13740"/>
+          <w:tab w:val="left" w:pos="14656"/>
+        </w:tabs>
+        <w:spacing w:after="0" w:line="240" w:lineRule="auto"/>
+        <w:rPr>
+          <w:rFonts w:eastAsia="Times New Roman" w:cstheme="minorHAnsi"/>
+          <w:kern w:val="0"/>
+          <w:sz w:val="20"/>
+          <w:szCs w:val="20"/>
+          <w:lang w:eastAsia="en-IN"/>
+          <w14:ligatures w14:val="none"/>
+        </w:rPr>
+      </w:pPr>
+      <w:r>
+        <w:rPr>
+          <w:rFonts w:eastAsia="Times New Roman" w:cstheme="minorHAnsi"/>
+          <w:kern w:val="0"/>
+          <w:sz w:val="20"/>
+          <w:szCs w:val="20"/>
+          <w:lang w:eastAsia="en-IN"/>
+          <w14:ligatures w14:val="none"/>
+        </w:rPr>
+        <w:t>Suppose you wear an exoskeleton.</w:t>
+      </w:r>
+    </w:p>
+    <w:p>
+      <w:pPr>
+        <w:tabs>
+          <w:tab w:val="left" w:pos="916"/>
+          <w:tab w:val="left" w:pos="1832"/>
+          <w:tab w:val="left" w:pos="2748"/>
+          <w:tab w:val="left" w:pos="3664"/>
+          <w:tab w:val="left" w:pos="4580"/>
+          <w:tab w:val="left" w:pos="5496"/>
+          <w:tab w:val="left" w:pos="6412"/>
+          <w:tab w:val="left" w:pos="7328"/>
+          <w:tab w:val="left" w:pos="8244"/>
+          <w:tab w:val="left" w:pos="9160"/>
+          <w:tab w:val="left" w:pos="10076"/>
+          <w:tab w:val="left" w:pos="10992"/>
+          <w:tab w:val="left" w:pos="11908"/>
+          <w:tab w:val="left" w:pos="12824"/>
+          <w:tab w:val="left" w:pos="13740"/>
+          <w:tab w:val="left" w:pos="14656"/>
+        </w:tabs>
+        <w:spacing w:after="0" w:line="240" w:lineRule="auto"/>
+        <w:rPr>
+          <w:rFonts w:eastAsia="Times New Roman" w:cstheme="minorHAnsi"/>
+          <w:kern w:val="0"/>
+          <w:sz w:val="20"/>
+          <w:szCs w:val="20"/>
+          <w:lang w:eastAsia="en-IN"/>
+          <w14:ligatures w14:val="none"/>
+        </w:rPr>
+      </w:pPr>
+      <w:r>
+        <w:rPr>
+          <w:rFonts w:eastAsia="Times New Roman" w:cstheme="minorHAnsi"/>
+          <w:kern w:val="0"/>
+          <w:sz w:val="20"/>
+          <w:szCs w:val="20"/>
+          <w:lang w:eastAsia="en-IN"/>
+          <w14:ligatures w14:val="none"/>
+        </w:rPr>
+        <w:t>The motors need to know:</w:t>
+      </w:r>
+    </w:p>
+    <w:p>
+      <w:pPr>
+        <w:tabs>
+          <w:tab w:val="left" w:pos="916"/>
+          <w:tab w:val="left" w:pos="1832"/>
+          <w:tab w:val="left" w:pos="2748"/>
+          <w:tab w:val="left" w:pos="3664"/>
+          <w:tab w:val="left" w:pos="4580"/>
+          <w:tab w:val="left" w:pos="5496"/>
+          <w:tab w:val="left" w:pos="6412"/>
+          <w:tab w:val="left" w:pos="7328"/>
+          <w:tab w:val="left" w:pos="8244"/>
+          <w:tab w:val="left" w:pos="9160"/>
+          <w:tab w:val="left" w:pos="10076"/>
+          <w:tab w:val="left" w:pos="10992"/>
+          <w:tab w:val="left" w:pos="11908"/>
+          <w:tab w:val="left" w:pos="12824"/>
+          <w:tab w:val="left" w:pos="13740"/>
+          <w:tab w:val="left" w:pos="14656"/>
+        </w:tabs>
+        <w:spacing w:after="0" w:line="240" w:lineRule="auto"/>
+        <w:ind w:left="720"/>
+        <w:rPr>
+          <w:rFonts w:eastAsia="Times New Roman" w:cstheme="minorHAnsi"/>
+          <w:kern w:val="0"/>
+          <w:sz w:val="16"/>
+          <w:szCs w:val="16"/>
+          <w:lang w:eastAsia="en-IN"/>
+          <w14:ligatures w14:val="none"/>
+        </w:rPr>
+      </w:pPr>
+      <w:r>
+        <w:rPr>
+          <w:rFonts w:eastAsia="Times New Roman" w:cstheme="minorHAnsi"/>
+          <w:kern w:val="0"/>
+          <w:sz w:val="16"/>
+          <w:szCs w:val="16"/>
+          <w:lang w:eastAsia="en-IN"/>
+          <w14:ligatures w14:val="none"/>
+        </w:rPr>
+        <w:t>What is the human doing right now?</w:t>
+      </w:r>
+      <w:r>
+        <w:rPr>
+          <w:rFonts w:eastAsia="Times New Roman" w:cstheme="minorHAnsi"/>
+          <w:kern w:val="0"/>
+          <w:sz w:val="16"/>
+          <w:szCs w:val="16"/>
+          <w:lang w:eastAsia="en-IN"/>
+          <w14:ligatures w14:val="none"/>
+        </w:rPr>
+        <w:br/>
+        <w:t>What will the human do next?</w:t>
+      </w:r>
+      <w:r>
+        <w:rPr>
+          <w:rFonts w:eastAsia="Times New Roman" w:cstheme="minorHAnsi"/>
+          <w:kern w:val="0"/>
+          <w:sz w:val="16"/>
+          <w:szCs w:val="16"/>
+          <w:lang w:eastAsia="en-IN"/>
+          <w14:ligatures w14:val="none"/>
+        </w:rPr>
+        <w:br/>
+        <w:t>How should the motor move?</w:t>
+      </w:r>
+    </w:p>
+    <w:p>
+      <w:pPr>
+        <w:tabs>
+          <w:tab w:val="left" w:pos="916"/>
+          <w:tab w:val="left" w:pos="1832"/>
+          <w:tab w:val="left" w:pos="2748"/>
+          <w:tab w:val="left" w:pos="3664"/>
+          <w:tab w:val="left" w:pos="4580"/>
+          <w:tab w:val="left" w:pos="5496"/>
+          <w:tab w:val="left" w:pos="6412"/>
+          <w:tab w:val="left" w:pos="7328"/>
+          <w:tab w:val="left" w:pos="8244"/>
+          <w:tab w:val="left" w:pos="9160"/>
+          <w:tab w:val="left" w:pos="10076"/>
+          <w:tab w:val="left" w:pos="10992"/>
+          <w:tab w:val="left" w:pos="11908"/>
+          <w:tab w:val="left" w:pos="12824"/>
+          <w:tab w:val="left" w:pos="13740"/>
+          <w:tab w:val="left" w:pos="14656"/>
+        </w:tabs>
+        <w:spacing w:after="0" w:line="240" w:lineRule="auto"/>
+        <w:rPr>
+          <w:rFonts w:eastAsia="Times New Roman" w:cstheme="minorHAnsi"/>
+          <w:kern w:val="0"/>
+          <w:sz w:val="20"/>
+          <w:szCs w:val="20"/>
+          <w:lang w:eastAsia="en-IN"/>
+          <w14:ligatures w14:val="none"/>
+        </w:rPr>
+      </w:pPr>
+      <w:r>
+        <w:rPr>
+          <w:rFonts w:eastAsia="Times New Roman" w:cstheme="minorHAnsi"/>
+          <w:kern w:val="0"/>
+          <w:sz w:val="20"/>
+          <w:szCs w:val="20"/>
+          <w:lang w:eastAsia="en-IN"/>
+          <w14:ligatures w14:val="none"/>
+        </w:rPr>
+        <w:t>The motor cannot use:</w:t>
+      </w:r>
+      <w:r>
+        <w:rPr>
+          <w:rFonts w:eastAsia="Times New Roman" w:cstheme="minorHAnsi"/>
+          <w:kern w:val="0"/>
+          <w:sz w:val="20"/>
+          <w:szCs w:val="20"/>
+          <w:lang w:eastAsia="en-IN"/>
+          <w14:ligatures w14:val="none"/>
+        </w:rPr>
+        <w:t xml:space="preserve"> </w:t>
+      </w:r>
+      <w:r>
+        <w:rPr>
+          <w:rFonts w:eastAsia="Times New Roman" w:cstheme="minorHAnsi"/>
+          <w:kern w:val="0"/>
+          <w:sz w:val="20"/>
+          <w:szCs w:val="20"/>
+          <w:lang w:eastAsia="en-IN"/>
+          <w14:ligatures w14:val="none"/>
+        </w:rPr>
+        <w:t>Walking</w:t>
+      </w:r>
+      <w:r>
+        <w:rPr>
+          <w:rFonts w:eastAsia="Times New Roman" w:cstheme="minorHAnsi"/>
+          <w:kern w:val="0"/>
+          <w:sz w:val="20"/>
+          <w:szCs w:val="20"/>
+          <w:lang w:eastAsia="en-IN"/>
+          <w14:ligatures w14:val="none"/>
+        </w:rPr>
+        <w:t xml:space="preserve"> </w:t>
+      </w:r>
+      <w:r>
+        <w:rPr>
+          <w:rFonts w:eastAsia="Times New Roman" w:cstheme="minorHAnsi"/>
+          <w:kern w:val="0"/>
+          <w:sz w:val="20"/>
+          <w:szCs w:val="20"/>
+          <w:lang w:eastAsia="en-IN"/>
+          <w14:ligatures w14:val="none"/>
+        </w:rPr>
+        <w:t>directly.</w:t>
+      </w:r>
+    </w:p>
+    <w:p>
+      <w:pPr>
+        <w:tabs>
+          <w:tab w:val="left" w:pos="916"/>
+          <w:tab w:val="left" w:pos="1832"/>
+          <w:tab w:val="left" w:pos="2748"/>
+          <w:tab w:val="left" w:pos="3664"/>
+          <w:tab w:val="left" w:pos="4580"/>
+          <w:tab w:val="left" w:pos="5496"/>
+          <w:tab w:val="left" w:pos="6412"/>
+          <w:tab w:val="left" w:pos="7328"/>
+          <w:tab w:val="left" w:pos="8244"/>
+          <w:tab w:val="left" w:pos="9160"/>
+          <w:tab w:val="left" w:pos="10076"/>
+          <w:tab w:val="left" w:pos="10992"/>
+          <w:tab w:val="left" w:pos="11908"/>
+          <w:tab w:val="left" w:pos="12824"/>
+          <w:tab w:val="left" w:pos="13740"/>
+          <w:tab w:val="left" w:pos="14656"/>
+        </w:tabs>
+        <w:spacing w:after="0" w:line="240" w:lineRule="auto"/>
+        <w:rPr>
+          <w:rFonts w:eastAsia="Times New Roman" w:cstheme="minorHAnsi"/>
+          <w:kern w:val="0"/>
+          <w:sz w:val="20"/>
+          <w:szCs w:val="20"/>
+          <w:lang w:eastAsia="en-IN"/>
+          <w14:ligatures w14:val="none"/>
+        </w:rPr>
+      </w:pPr>
+      <w:r>
+        <w:rPr>
+          <w:rFonts w:eastAsia="Times New Roman" w:cstheme="minorHAnsi"/>
+          <w:kern w:val="0"/>
+          <w:sz w:val="20"/>
+          <w:szCs w:val="20"/>
+          <w:lang w:eastAsia="en-IN"/>
+          <w14:ligatures w14:val="none"/>
+        </w:rPr>
+        <w:t>A motor needs:</w:t>
+      </w:r>
+    </w:p>
+    <w:p>
+      <w:pPr>
+        <w:tabs>
+          <w:tab w:val="left" w:pos="916"/>
+          <w:tab w:val="left" w:pos="1832"/>
+          <w:tab w:val="left" w:pos="2748"/>
+          <w:tab w:val="left" w:pos="3664"/>
+          <w:tab w:val="left" w:pos="4580"/>
+          <w:tab w:val="left" w:pos="5496"/>
+          <w:tab w:val="left" w:pos="6412"/>
+          <w:tab w:val="left" w:pos="7328"/>
+          <w:tab w:val="left" w:pos="8244"/>
+          <w:tab w:val="left" w:pos="9160"/>
+          <w:tab w:val="left" w:pos="10076"/>
+          <w:tab w:val="left" w:pos="10992"/>
+          <w:tab w:val="left" w:pos="11908"/>
+          <w:tab w:val="left" w:pos="12824"/>
+          <w:tab w:val="left" w:pos="13740"/>
+          <w:tab w:val="left" w:pos="14656"/>
+        </w:tabs>
+        <w:spacing w:after="0" w:line="240" w:lineRule="auto"/>
+        <w:ind w:left="720"/>
+        <w:rPr>
+          <w:rFonts w:eastAsia="Times New Roman" w:cstheme="minorHAnsi"/>
+          <w:kern w:val="0"/>
+          <w:sz w:val="16"/>
+          <w:szCs w:val="16"/>
+          <w:lang w:eastAsia="en-IN"/>
+          <w14:ligatures w14:val="none"/>
+        </w:rPr>
+      </w:pPr>
+      <w:r>
+        <w:rPr>
+          <w:rFonts w:eastAsia="Times New Roman" w:cstheme="minorHAnsi"/>
+          <w:kern w:val="0"/>
+          <w:sz w:val="16"/>
+          <w:szCs w:val="16"/>
+          <w:lang w:eastAsia="en-IN"/>
+          <w14:ligatures w14:val="none"/>
+        </w:rPr>
+        <w:t>Angle</w:t>
+      </w:r>
+      <w:r>
+        <w:rPr>
+          <w:rFonts w:eastAsia="Times New Roman" w:cstheme="minorHAnsi"/>
+          <w:kern w:val="0"/>
+          <w:sz w:val="16"/>
+          <w:szCs w:val="16"/>
+          <w:lang w:eastAsia="en-IN"/>
+          <w14:ligatures w14:val="none"/>
+        </w:rPr>
+        <w:br/>
+        <w:t>Velocity</w:t>
+      </w:r>
+      <w:r>
+        <w:rPr>
+          <w:rFonts w:eastAsia="Times New Roman" w:cstheme="minorHAnsi"/>
+          <w:kern w:val="0"/>
+          <w:sz w:val="16"/>
+          <w:szCs w:val="16"/>
+          <w:lang w:eastAsia="en-IN"/>
+          <w14:ligatures w14:val="none"/>
+        </w:rPr>
+        <w:br/>
+        <w:t>Torque</w:t>
+      </w:r>
+      <w:r>
+        <w:rPr>
+          <w:rFonts w:eastAsia="Times New Roman" w:cstheme="minorHAnsi"/>
+          <w:kern w:val="0"/>
+          <w:sz w:val="16"/>
+          <w:szCs w:val="16"/>
+          <w:lang w:eastAsia="en-IN"/>
+          <w14:ligatures w14:val="none"/>
+        </w:rPr>
+        <w:br/>
+        <w:t>Position</w:t>
+      </w:r>
+    </w:p>
+    <w:p>
+      <w:pPr>
+        <w:tabs>
+          <w:tab w:val="left" w:pos="916"/>
+          <w:tab w:val="left" w:pos="1832"/>
+          <w:tab w:val="left" w:pos="2748"/>
+          <w:tab w:val="left" w:pos="3664"/>
+          <w:tab w:val="left" w:pos="4580"/>
+          <w:tab w:val="left" w:pos="5496"/>
+          <w:tab w:val="left" w:pos="6412"/>
+          <w:tab w:val="left" w:pos="7328"/>
+          <w:tab w:val="left" w:pos="8244"/>
+          <w:tab w:val="left" w:pos="9160"/>
+          <w:tab w:val="left" w:pos="10076"/>
+          <w:tab w:val="left" w:pos="10992"/>
+          <w:tab w:val="left" w:pos="11908"/>
+          <w:tab w:val="left" w:pos="12824"/>
+          <w:tab w:val="left" w:pos="13740"/>
+          <w:tab w:val="left" w:pos="14656"/>
+        </w:tabs>
+        <w:spacing w:after="0" w:line="240" w:lineRule="auto"/>
+        <w:rPr>
+          <w:rFonts w:eastAsia="Times New Roman" w:cstheme="minorHAnsi"/>
+          <w:kern w:val="0"/>
+          <w:sz w:val="20"/>
+          <w:szCs w:val="20"/>
+          <w:lang w:eastAsia="en-IN"/>
+          <w14:ligatures w14:val="none"/>
+        </w:rPr>
+      </w:pPr>
+      <w:r>
+        <w:rPr>
+          <w:rFonts w:eastAsia="Times New Roman" w:cstheme="minorHAnsi"/>
+          <w:kern w:val="0"/>
+          <w:sz w:val="20"/>
+          <w:szCs w:val="20"/>
+          <w:lang w:eastAsia="en-IN"/>
+          <w14:ligatures w14:val="none"/>
+        </w:rPr>
+        <w:t>physical quantities.</w:t>
+      </w:r>
+    </w:p>
+    <w:p>
+      <w:pPr>
+        <w:tabs>
+          <w:tab w:val="left" w:pos="916"/>
+          <w:tab w:val="left" w:pos="1832"/>
+          <w:tab w:val="left" w:pos="2748"/>
+          <w:tab w:val="left" w:pos="3664"/>
+          <w:tab w:val="left" w:pos="4580"/>
+          <w:tab w:val="left" w:pos="5496"/>
+          <w:tab w:val="left" w:pos="6412"/>
+          <w:tab w:val="left" w:pos="7328"/>
+          <w:tab w:val="left" w:pos="8244"/>
+          <w:tab w:val="left" w:pos="9160"/>
+          <w:tab w:val="left" w:pos="10076"/>
+          <w:tab w:val="left" w:pos="10992"/>
+          <w:tab w:val="left" w:pos="11908"/>
+          <w:tab w:val="left" w:pos="12824"/>
+          <w:tab w:val="left" w:pos="13740"/>
+          <w:tab w:val="left" w:pos="14656"/>
+        </w:tabs>
+        <w:spacing w:after="0" w:line="240" w:lineRule="auto"/>
+        <w:rPr>
+          <w:rFonts w:eastAsia="Times New Roman" w:cstheme="minorHAnsi"/>
+          <w:kern w:val="0"/>
+          <w:sz w:val="20"/>
+          <w:szCs w:val="20"/>
+          <w:lang w:eastAsia="en-IN"/>
+          <w14:ligatures w14:val="none"/>
+        </w:rPr>
+      </w:pPr>
+    </w:p>
+    <w:p>
+      <w:pPr>
+        <w:tabs>
+          <w:tab w:val="left" w:pos="916"/>
+          <w:tab w:val="left" w:pos="1832"/>
+          <w:tab w:val="left" w:pos="2748"/>
+          <w:tab w:val="left" w:pos="3664"/>
+          <w:tab w:val="left" w:pos="4580"/>
+          <w:tab w:val="left" w:pos="5496"/>
+          <w:tab w:val="left" w:pos="6412"/>
+          <w:tab w:val="left" w:pos="7328"/>
+          <w:tab w:val="left" w:pos="8244"/>
+          <w:tab w:val="left" w:pos="9160"/>
+          <w:tab w:val="left" w:pos="10076"/>
+          <w:tab w:val="left" w:pos="10992"/>
+          <w:tab w:val="left" w:pos="11908"/>
+          <w:tab w:val="left" w:pos="12824"/>
+          <w:tab w:val="left" w:pos="13740"/>
+          <w:tab w:val="left" w:pos="14656"/>
+        </w:tabs>
+        <w:spacing w:after="0" w:line="240" w:lineRule="auto"/>
+        <w:rPr>
+          <w:rFonts w:eastAsia="Times New Roman" w:cstheme="minorHAnsi"/>
+          <w:kern w:val="0"/>
+          <w:sz w:val="20"/>
+          <w:szCs w:val="20"/>
+          <w:lang w:eastAsia="en-IN"/>
+          <w14:ligatures w14:val="none"/>
+        </w:rPr>
+      </w:pPr>
+    </w:p>
+    <w:p>
+      <w:pPr>
+        <w:tabs>
+          <w:tab w:val="left" w:pos="916"/>
+          <w:tab w:val="left" w:pos="1832"/>
+          <w:tab w:val="left" w:pos="2748"/>
+          <w:tab w:val="left" w:pos="3664"/>
+          <w:tab w:val="left" w:pos="4580"/>
+          <w:tab w:val="left" w:pos="5496"/>
+          <w:tab w:val="left" w:pos="6412"/>
+          <w:tab w:val="left" w:pos="7328"/>
+          <w:tab w:val="left" w:pos="8244"/>
+          <w:tab w:val="left" w:pos="9160"/>
+          <w:tab w:val="left" w:pos="10076"/>
+          <w:tab w:val="left" w:pos="10992"/>
+          <w:tab w:val="left" w:pos="11908"/>
+          <w:tab w:val="left" w:pos="12824"/>
+          <w:tab w:val="left" w:pos="13740"/>
+          <w:tab w:val="left" w:pos="14656"/>
+        </w:tabs>
+        <w:spacing w:after="0" w:line="240" w:lineRule="auto"/>
+        <w:rPr>
+          <w:rFonts w:eastAsia="Times New Roman" w:cstheme="minorHAnsi"/>
+          <w:color w:val="EE0000"/>
+          <w:kern w:val="0"/>
+          <w:sz w:val="20"/>
+          <w:szCs w:val="20"/>
+          <w:lang w:eastAsia="en-IN"/>
+          <w14:ligatures w14:val="none"/>
+        </w:rPr>
+      </w:pPr>
+      <w:r>
+        <w:rPr>
+          <w:rFonts w:eastAsia="Times New Roman" w:cstheme="minorHAnsi"/>
+          <w:color w:val="EE0000"/>
+          <w:kern w:val="0"/>
+          <w:sz w:val="20"/>
+          <w:szCs w:val="20"/>
+          <w:lang w:eastAsia="en-IN"/>
+          <w14:ligatures w14:val="none"/>
+        </w:rPr>
+        <w:t xml:space="preserve">THE ERROR: WARN MODE: </w:t>
+      </w:r>
+    </w:p>
+    <w:p>
+      <w:pPr>
+        <w:tabs>
+          <w:tab w:val="left" w:pos="916"/>
+          <w:tab w:val="left" w:pos="1832"/>
+          <w:tab w:val="left" w:pos="2748"/>
+          <w:tab w:val="left" w:pos="3664"/>
+          <w:tab w:val="left" w:pos="4580"/>
+          <w:tab w:val="left" w:pos="5496"/>
+          <w:tab w:val="left" w:pos="6412"/>
+          <w:tab w:val="left" w:pos="7328"/>
+          <w:tab w:val="left" w:pos="8244"/>
+          <w:tab w:val="left" w:pos="9160"/>
+          <w:tab w:val="left" w:pos="10076"/>
+          <w:tab w:val="left" w:pos="10992"/>
+          <w:tab w:val="left" w:pos="11908"/>
+          <w:tab w:val="left" w:pos="12824"/>
+          <w:tab w:val="left" w:pos="13740"/>
+          <w:tab w:val="left" w:pos="14656"/>
+        </w:tabs>
+        <w:spacing w:after="0" w:line="240" w:lineRule="auto"/>
+        <w:rPr>
+          <w:rFonts w:eastAsia="Times New Roman" w:cstheme="minorHAnsi"/>
+          <w:b/>
+          <w:bCs/>
+          <w:kern w:val="0"/>
+          <w:sz w:val="20"/>
+          <w:szCs w:val="20"/>
+          <w:lang w:eastAsia="en-IN"/>
+          <w14:ligatures w14:val="none"/>
+        </w:rPr>
+      </w:pPr>
+      <w:r>
+        <w:rPr>
+          <w:rFonts w:eastAsia="Times New Roman" w:cstheme="minorHAnsi"/>
+          <w:b/>
+          <w:bCs/>
+          <w:kern w:val="0"/>
+          <w:sz w:val="20"/>
+          <w:szCs w:val="20"/>
+          <w:lang w:eastAsia="en-IN"/>
+          <w14:ligatures w14:val="none"/>
+        </w:rPr>
+        <w:t>Reason 1 (Most likely in your case)</w:t>
+      </w:r>
+    </w:p>
+    <w:p>
+      <w:pPr>
+        <w:tabs>
+          <w:tab w:val="left" w:pos="916"/>
+          <w:tab w:val="left" w:pos="1832"/>
+          <w:tab w:val="left" w:pos="2748"/>
+          <w:tab w:val="left" w:pos="3664"/>
+          <w:tab w:val="left" w:pos="4580"/>
+          <w:tab w:val="left" w:pos="5496"/>
+          <w:tab w:val="left" w:pos="6412"/>
+          <w:tab w:val="left" w:pos="7328"/>
+          <w:tab w:val="left" w:pos="8244"/>
+          <w:tab w:val="left" w:pos="9160"/>
+          <w:tab w:val="left" w:pos="10076"/>
+          <w:tab w:val="left" w:pos="10992"/>
+          <w:tab w:val="left" w:pos="11908"/>
+          <w:tab w:val="left" w:pos="12824"/>
+          <w:tab w:val="left" w:pos="13740"/>
+          <w:tab w:val="left" w:pos="14656"/>
+        </w:tabs>
+        <w:spacing w:after="0" w:line="240" w:lineRule="auto"/>
+        <w:rPr>
+          <w:rFonts w:eastAsia="Times New Roman" w:cstheme="minorHAnsi"/>
+          <w:kern w:val="0"/>
+          <w:sz w:val="20"/>
+          <w:szCs w:val="20"/>
+          <w:lang w:eastAsia="en-IN"/>
+          <w14:ligatures w14:val="none"/>
+        </w:rPr>
+      </w:pPr>
+      <w:r>
+        <w:rPr>
+          <w:rFonts w:eastAsia="Times New Roman" w:cstheme="minorHAnsi"/>
+          <w:kern w:val="0"/>
+          <w:sz w:val="20"/>
+          <w:szCs w:val="20"/>
+          <w:lang w:eastAsia="en-IN"/>
+          <w14:ligatures w14:val="none"/>
+        </w:rPr>
+        <w:t>You closed:</w:t>
+      </w:r>
+    </w:p>
+    <w:p>
+      <w:pPr>
+        <w:tabs>
+          <w:tab w:val="left" w:pos="916"/>
+          <w:tab w:val="left" w:pos="1832"/>
+          <w:tab w:val="left" w:pos="2748"/>
+          <w:tab w:val="left" w:pos="3664"/>
+          <w:tab w:val="left" w:pos="4580"/>
+          <w:tab w:val="left" w:pos="5496"/>
+          <w:tab w:val="left" w:pos="6412"/>
+          <w:tab w:val="left" w:pos="7328"/>
+          <w:tab w:val="left" w:pos="8244"/>
+          <w:tab w:val="left" w:pos="9160"/>
+          <w:tab w:val="left" w:pos="10076"/>
+          <w:tab w:val="left" w:pos="10992"/>
+          <w:tab w:val="left" w:pos="11908"/>
+          <w:tab w:val="left" w:pos="12824"/>
+          <w:tab w:val="left" w:pos="13740"/>
+          <w:tab w:val="left" w:pos="14656"/>
+        </w:tabs>
+        <w:spacing w:after="0" w:line="240" w:lineRule="auto"/>
+        <w:rPr>
+          <w:rFonts w:eastAsia="Times New Roman" w:cstheme="minorHAnsi"/>
+          <w:kern w:val="0"/>
+          <w:sz w:val="20"/>
+          <w:szCs w:val="20"/>
+          <w:lang w:eastAsia="en-IN"/>
+          <w14:ligatures w14:val="none"/>
+        </w:rPr>
+      </w:pPr>
+      <w:r>
+        <w:rPr>
+          <w:rFonts w:eastAsia="Times New Roman" w:cstheme="minorHAnsi"/>
+          <w:kern w:val="0"/>
+          <w:sz w:val="20"/>
+          <w:szCs w:val="20"/>
+          <w:lang w:eastAsia="en-IN"/>
+          <w14:ligatures w14:val="none"/>
+        </w:rPr>
+        <w:t xml:space="preserve">Ubuntu Terminal </w:t>
+      </w:r>
+      <w:r>
+        <w:rPr>
+          <w:rFonts w:ascii="Segoe UI Emoji" w:eastAsia="Times New Roman" w:hAnsi="Segoe UI Emoji" w:cs="Segoe UI Emoji"/>
+          <w:kern w:val="0"/>
+          <w:sz w:val="20"/>
+          <w:szCs w:val="20"/>
+          <w:lang w:eastAsia="en-IN"/>
+          <w14:ligatures w14:val="none"/>
+        </w:rPr>
+        <w:t>❌</w:t>
+      </w:r>
+    </w:p>
+    <w:p>
+      <w:pPr>
+        <w:tabs>
+          <w:tab w:val="left" w:pos="916"/>
+          <w:tab w:val="left" w:pos="1832"/>
+          <w:tab w:val="left" w:pos="2748"/>
+          <w:tab w:val="left" w:pos="3664"/>
+          <w:tab w:val="left" w:pos="4580"/>
+          <w:tab w:val="left" w:pos="5496"/>
+          <w:tab w:val="left" w:pos="6412"/>
+          <w:tab w:val="left" w:pos="7328"/>
+          <w:tab w:val="left" w:pos="8244"/>
+          <w:tab w:val="left" w:pos="9160"/>
+          <w:tab w:val="left" w:pos="10076"/>
+          <w:tab w:val="left" w:pos="10992"/>
+          <w:tab w:val="left" w:pos="11908"/>
+          <w:tab w:val="left" w:pos="12824"/>
+          <w:tab w:val="left" w:pos="13740"/>
+          <w:tab w:val="left" w:pos="14656"/>
+        </w:tabs>
+        <w:spacing w:after="0" w:line="240" w:lineRule="auto"/>
+        <w:rPr>
+          <w:rFonts w:eastAsia="Times New Roman" w:cstheme="minorHAnsi"/>
+          <w:kern w:val="0"/>
+          <w:sz w:val="20"/>
+          <w:szCs w:val="20"/>
+          <w:lang w:eastAsia="en-IN"/>
+          <w14:ligatures w14:val="none"/>
+        </w:rPr>
+      </w:pPr>
+      <w:r>
+        <w:rPr>
+          <w:rFonts w:eastAsia="Times New Roman" w:cstheme="minorHAnsi"/>
+          <w:kern w:val="0"/>
+          <w:sz w:val="20"/>
+          <w:szCs w:val="20"/>
+          <w:lang w:eastAsia="en-IN"/>
+          <w14:ligatures w14:val="none"/>
+        </w:rPr>
+        <w:t>while:</w:t>
+      </w:r>
+    </w:p>
+    <w:p>
+      <w:pPr>
+        <w:tabs>
+          <w:tab w:val="left" w:pos="916"/>
+          <w:tab w:val="left" w:pos="1832"/>
+          <w:tab w:val="left" w:pos="2748"/>
+          <w:tab w:val="left" w:pos="3664"/>
+          <w:tab w:val="left" w:pos="4580"/>
+          <w:tab w:val="left" w:pos="5496"/>
+          <w:tab w:val="left" w:pos="6412"/>
+          <w:tab w:val="left" w:pos="7328"/>
+          <w:tab w:val="left" w:pos="8244"/>
+          <w:tab w:val="left" w:pos="9160"/>
+          <w:tab w:val="left" w:pos="10076"/>
+          <w:tab w:val="left" w:pos="10992"/>
+          <w:tab w:val="left" w:pos="11908"/>
+          <w:tab w:val="left" w:pos="12824"/>
+          <w:tab w:val="left" w:pos="13740"/>
+          <w:tab w:val="left" w:pos="14656"/>
+        </w:tabs>
+        <w:spacing w:after="0" w:line="240" w:lineRule="auto"/>
+        <w:rPr>
+          <w:rFonts w:eastAsia="Times New Roman" w:cstheme="minorHAnsi"/>
+          <w:kern w:val="0"/>
+          <w:sz w:val="20"/>
+          <w:szCs w:val="20"/>
+          <w:lang w:eastAsia="en-IN"/>
+          <w14:ligatures w14:val="none"/>
+        </w:rPr>
+      </w:pPr>
+      <w:proofErr w:type="spellStart"/>
+      <w:r>
+        <w:rPr>
+          <w:rFonts w:eastAsia="Times New Roman" w:cstheme="minorHAnsi"/>
+          <w:kern w:val="0"/>
+          <w:sz w:val="20"/>
+          <w:szCs w:val="20"/>
+          <w:lang w:eastAsia="en-IN"/>
+          <w14:ligatures w14:val="none"/>
+        </w:rPr>
+        <w:t>MuJoCo</w:t>
+      </w:r>
+      <w:proofErr w:type="spellEnd"/>
+      <w:r>
+        <w:rPr>
+          <w:rFonts w:eastAsia="Times New Roman" w:cstheme="minorHAnsi"/>
+          <w:kern w:val="0"/>
+          <w:sz w:val="20"/>
+          <w:szCs w:val="20"/>
+          <w:lang w:eastAsia="en-IN"/>
+          <w14:ligatures w14:val="none"/>
+        </w:rPr>
+        <w:t xml:space="preserve"> Viewer </w:t>
+      </w:r>
+      <w:r>
+        <w:rPr>
+          <w:rFonts w:ascii="Segoe UI Emoji" w:eastAsia="Times New Roman" w:hAnsi="Segoe UI Emoji" w:cs="Segoe UI Emoji"/>
+          <w:kern w:val="0"/>
+          <w:sz w:val="20"/>
+          <w:szCs w:val="20"/>
+          <w:lang w:eastAsia="en-IN"/>
+          <w14:ligatures w14:val="none"/>
+        </w:rPr>
+        <w:t>✅</w:t>
+      </w:r>
+    </w:p>
+    <w:p>
+      <w:pPr>
+        <w:tabs>
+          <w:tab w:val="left" w:pos="916"/>
+          <w:tab w:val="left" w:pos="1832"/>
+          <w:tab w:val="left" w:pos="2748"/>
+          <w:tab w:val="left" w:pos="3664"/>
+          <w:tab w:val="left" w:pos="4580"/>
+          <w:tab w:val="left" w:pos="5496"/>
+          <w:tab w:val="left" w:pos="6412"/>
+          <w:tab w:val="left" w:pos="7328"/>
+          <w:tab w:val="left" w:pos="8244"/>
+          <w:tab w:val="left" w:pos="9160"/>
+          <w:tab w:val="left" w:pos="10076"/>
+          <w:tab w:val="left" w:pos="10992"/>
+          <w:tab w:val="left" w:pos="11908"/>
+          <w:tab w:val="left" w:pos="12824"/>
+          <w:tab w:val="left" w:pos="13740"/>
+          <w:tab w:val="left" w:pos="14656"/>
+        </w:tabs>
+        <w:spacing w:after="0" w:line="240" w:lineRule="auto"/>
+        <w:rPr>
+          <w:rFonts w:eastAsia="Times New Roman" w:cstheme="minorHAnsi"/>
+          <w:kern w:val="0"/>
+          <w:sz w:val="20"/>
+          <w:szCs w:val="20"/>
+          <w:lang w:eastAsia="en-IN"/>
+          <w14:ligatures w14:val="none"/>
+        </w:rPr>
+      </w:pPr>
+      <w:r>
+        <w:rPr>
+          <w:rFonts w:eastAsia="Times New Roman" w:cstheme="minorHAnsi"/>
+          <w:kern w:val="0"/>
+          <w:sz w:val="20"/>
+          <w:szCs w:val="20"/>
+          <w:lang w:eastAsia="en-IN"/>
+          <w14:ligatures w14:val="none"/>
+        </w:rPr>
+        <w:t>or</w:t>
+      </w:r>
+    </w:p>
+    <w:p>
+      <w:pPr>
+        <w:tabs>
+          <w:tab w:val="left" w:pos="916"/>
+          <w:tab w:val="left" w:pos="1832"/>
+          <w:tab w:val="left" w:pos="2748"/>
+          <w:tab w:val="left" w:pos="3664"/>
+          <w:tab w:val="left" w:pos="4580"/>
+          <w:tab w:val="left" w:pos="5496"/>
+          <w:tab w:val="left" w:pos="6412"/>
+          <w:tab w:val="left" w:pos="7328"/>
+          <w:tab w:val="left" w:pos="8244"/>
+          <w:tab w:val="left" w:pos="9160"/>
+          <w:tab w:val="left" w:pos="10076"/>
+          <w:tab w:val="left" w:pos="10992"/>
+          <w:tab w:val="left" w:pos="11908"/>
+          <w:tab w:val="left" w:pos="12824"/>
+          <w:tab w:val="left" w:pos="13740"/>
+          <w:tab w:val="left" w:pos="14656"/>
+        </w:tabs>
+        <w:spacing w:after="0" w:line="240" w:lineRule="auto"/>
+        <w:rPr>
+          <w:rFonts w:eastAsia="Times New Roman" w:cstheme="minorHAnsi"/>
+          <w:kern w:val="0"/>
+          <w:sz w:val="20"/>
+          <w:szCs w:val="20"/>
+          <w:lang w:eastAsia="en-IN"/>
+          <w14:ligatures w14:val="none"/>
+        </w:rPr>
+      </w:pPr>
+      <w:r>
+        <w:rPr>
+          <w:rFonts w:eastAsia="Times New Roman" w:cstheme="minorHAnsi"/>
+          <w:kern w:val="0"/>
+          <w:sz w:val="20"/>
+          <w:szCs w:val="20"/>
+          <w:lang w:eastAsia="en-IN"/>
+          <w14:ligatures w14:val="none"/>
+        </w:rPr>
+        <w:t xml:space="preserve">Gazebo Viewer </w:t>
+      </w:r>
+      <w:r>
+        <w:rPr>
+          <w:rFonts w:ascii="Segoe UI Emoji" w:eastAsia="Times New Roman" w:hAnsi="Segoe UI Emoji" w:cs="Segoe UI Emoji"/>
+          <w:kern w:val="0"/>
+          <w:sz w:val="20"/>
+          <w:szCs w:val="20"/>
+          <w:lang w:eastAsia="en-IN"/>
+          <w14:ligatures w14:val="none"/>
+        </w:rPr>
+        <w:t>✅</w:t>
+      </w:r>
+    </w:p>
+    <w:p>
+      <w:pPr>
+        <w:tabs>
+          <w:tab w:val="left" w:pos="916"/>
+          <w:tab w:val="left" w:pos="1832"/>
+          <w:tab w:val="left" w:pos="2748"/>
+          <w:tab w:val="left" w:pos="3664"/>
+          <w:tab w:val="left" w:pos="4580"/>
+          <w:tab w:val="left" w:pos="5496"/>
+          <w:tab w:val="left" w:pos="6412"/>
+          <w:tab w:val="left" w:pos="7328"/>
+          <w:tab w:val="left" w:pos="8244"/>
+          <w:tab w:val="left" w:pos="9160"/>
+          <w:tab w:val="left" w:pos="10076"/>
+          <w:tab w:val="left" w:pos="10992"/>
+          <w:tab w:val="left" w:pos="11908"/>
+          <w:tab w:val="left" w:pos="12824"/>
+          <w:tab w:val="left" w:pos="13740"/>
+          <w:tab w:val="left" w:pos="14656"/>
+        </w:tabs>
+        <w:spacing w:after="0" w:line="240" w:lineRule="auto"/>
+        <w:rPr>
+          <w:rFonts w:eastAsia="Times New Roman" w:cstheme="minorHAnsi"/>
+          <w:kern w:val="0"/>
+          <w:sz w:val="20"/>
+          <w:szCs w:val="20"/>
+          <w:lang w:eastAsia="en-IN"/>
+          <w14:ligatures w14:val="none"/>
+        </w:rPr>
+      </w:pPr>
+      <w:r>
+        <w:rPr>
+          <w:rFonts w:eastAsia="Times New Roman" w:cstheme="minorHAnsi"/>
+          <w:kern w:val="0"/>
+          <w:sz w:val="20"/>
+          <w:szCs w:val="20"/>
+          <w:lang w:eastAsia="en-IN"/>
+          <w14:ligatures w14:val="none"/>
+        </w:rPr>
+        <w:t>was still running.</w:t>
+      </w:r>
+    </w:p>
+    <w:p>
+      <w:pPr>
+        <w:tabs>
+          <w:tab w:val="left" w:pos="916"/>
+          <w:tab w:val="left" w:pos="1832"/>
+          <w:tab w:val="left" w:pos="2748"/>
+          <w:tab w:val="left" w:pos="3664"/>
+          <w:tab w:val="left" w:pos="4580"/>
+          <w:tab w:val="left" w:pos="5496"/>
+          <w:tab w:val="left" w:pos="6412"/>
+          <w:tab w:val="left" w:pos="7328"/>
+          <w:tab w:val="left" w:pos="8244"/>
+          <w:tab w:val="left" w:pos="9160"/>
+          <w:tab w:val="left" w:pos="10076"/>
+          <w:tab w:val="left" w:pos="10992"/>
+          <w:tab w:val="left" w:pos="11908"/>
+          <w:tab w:val="left" w:pos="12824"/>
+          <w:tab w:val="left" w:pos="13740"/>
+          <w:tab w:val="left" w:pos="14656"/>
+        </w:tabs>
+        <w:spacing w:after="0" w:line="240" w:lineRule="auto"/>
+        <w:rPr>
+          <w:rFonts w:eastAsia="Times New Roman" w:cstheme="minorHAnsi"/>
+          <w:kern w:val="0"/>
+          <w:sz w:val="20"/>
+          <w:szCs w:val="20"/>
+          <w:lang w:eastAsia="en-IN"/>
+          <w14:ligatures w14:val="none"/>
+        </w:rPr>
+      </w:pPr>
+      <w:r>
+        <w:rPr>
+          <w:rFonts w:eastAsia="Times New Roman" w:cstheme="minorHAnsi"/>
+          <w:kern w:val="0"/>
+          <w:sz w:val="20"/>
+          <w:szCs w:val="20"/>
+          <w:lang w:eastAsia="en-IN"/>
+          <w14:ligatures w14:val="none"/>
+        </w:rPr>
+        <w:t>Result:</w:t>
+      </w:r>
+    </w:p>
+    <w:p>
+      <w:pPr>
+        <w:tabs>
+          <w:tab w:val="left" w:pos="916"/>
+          <w:tab w:val="left" w:pos="1832"/>
+          <w:tab w:val="left" w:pos="2748"/>
+          <w:tab w:val="left" w:pos="3664"/>
+          <w:tab w:val="left" w:pos="4580"/>
+          <w:tab w:val="left" w:pos="5496"/>
+          <w:tab w:val="left" w:pos="6412"/>
+          <w:tab w:val="left" w:pos="7328"/>
+          <w:tab w:val="left" w:pos="8244"/>
+          <w:tab w:val="left" w:pos="9160"/>
+          <w:tab w:val="left" w:pos="10076"/>
+          <w:tab w:val="left" w:pos="10992"/>
+          <w:tab w:val="left" w:pos="11908"/>
+          <w:tab w:val="left" w:pos="12824"/>
+          <w:tab w:val="left" w:pos="13740"/>
+          <w:tab w:val="left" w:pos="14656"/>
+        </w:tabs>
+        <w:spacing w:after="0" w:line="240" w:lineRule="auto"/>
+        <w:rPr>
+          <w:rFonts w:eastAsia="Times New Roman" w:cstheme="minorHAnsi"/>
+          <w:kern w:val="0"/>
+          <w:sz w:val="20"/>
+          <w:szCs w:val="20"/>
+          <w:lang w:eastAsia="en-IN"/>
+          <w14:ligatures w14:val="none"/>
+        </w:rPr>
+      </w:pPr>
+      <w:r>
+        <w:rPr>
+          <w:rFonts w:eastAsia="Times New Roman" w:cstheme="minorHAnsi"/>
+          <w:kern w:val="0"/>
+          <w:sz w:val="20"/>
+          <w:szCs w:val="20"/>
+          <w:lang w:eastAsia="en-IN"/>
+          <w14:ligatures w14:val="none"/>
+        </w:rPr>
+        <w:t>GUI loses its parent process</w:t>
+      </w:r>
+    </w:p>
+    <w:p>
+      <w:pPr>
+        <w:tabs>
+          <w:tab w:val="left" w:pos="916"/>
+          <w:tab w:val="left" w:pos="1832"/>
+          <w:tab w:val="left" w:pos="2748"/>
+          <w:tab w:val="left" w:pos="3664"/>
+          <w:tab w:val="left" w:pos="4580"/>
+          <w:tab w:val="left" w:pos="5496"/>
+          <w:tab w:val="left" w:pos="6412"/>
+          <w:tab w:val="left" w:pos="7328"/>
+          <w:tab w:val="left" w:pos="8244"/>
+          <w:tab w:val="left" w:pos="9160"/>
+          <w:tab w:val="left" w:pos="10076"/>
+          <w:tab w:val="left" w:pos="10992"/>
+          <w:tab w:val="left" w:pos="11908"/>
+          <w:tab w:val="left" w:pos="12824"/>
+          <w:tab w:val="left" w:pos="13740"/>
+          <w:tab w:val="left" w:pos="14656"/>
+        </w:tabs>
+        <w:spacing w:after="0" w:line="240" w:lineRule="auto"/>
+        <w:rPr>
+          <w:rFonts w:eastAsia="Times New Roman" w:cstheme="minorHAnsi"/>
+          <w:kern w:val="0"/>
+          <w:sz w:val="20"/>
+          <w:szCs w:val="20"/>
+          <w:lang w:eastAsia="en-IN"/>
+          <w14:ligatures w14:val="none"/>
+        </w:rPr>
+      </w:pPr>
+      <w:r>
+        <w:rPr>
+          <w:rFonts w:eastAsia="Times New Roman" w:cstheme="minorHAnsi"/>
+          <w:kern w:val="0"/>
+          <w:sz w:val="20"/>
+          <w:szCs w:val="20"/>
+          <w:lang w:eastAsia="en-IN"/>
+          <w14:ligatures w14:val="none"/>
+        </w:rPr>
+        <w:t>and Windows sometimes leaves a strange window state.</w:t>
+      </w:r>
+    </w:p>
+    <w:p>
+      <w:pPr>
+        <w:tabs>
+          <w:tab w:val="left" w:pos="916"/>
+          <w:tab w:val="left" w:pos="1832"/>
+          <w:tab w:val="left" w:pos="2748"/>
+          <w:tab w:val="left" w:pos="3664"/>
+          <w:tab w:val="left" w:pos="4580"/>
+          <w:tab w:val="left" w:pos="5496"/>
+          <w:tab w:val="left" w:pos="6412"/>
+          <w:tab w:val="left" w:pos="7328"/>
+          <w:tab w:val="left" w:pos="8244"/>
+          <w:tab w:val="left" w:pos="9160"/>
+          <w:tab w:val="left" w:pos="10076"/>
+          <w:tab w:val="left" w:pos="10992"/>
+          <w:tab w:val="left" w:pos="11908"/>
+          <w:tab w:val="left" w:pos="12824"/>
+          <w:tab w:val="left" w:pos="13740"/>
+          <w:tab w:val="left" w:pos="14656"/>
+        </w:tabs>
+        <w:spacing w:after="0" w:line="240" w:lineRule="auto"/>
+        <w:rPr>
+          <w:rFonts w:eastAsia="Times New Roman" w:cstheme="minorHAnsi"/>
+          <w:kern w:val="0"/>
+          <w:sz w:val="20"/>
+          <w:szCs w:val="20"/>
+          <w:lang w:eastAsia="en-IN"/>
+          <w14:ligatures w14:val="none"/>
+        </w:rPr>
+      </w:pPr>
+      <w:r>
+        <w:rPr>
+          <w:rFonts w:eastAsia="Times New Roman" w:cstheme="minorHAnsi"/>
+          <w:kern w:val="0"/>
+          <w:sz w:val="20"/>
+          <w:szCs w:val="20"/>
+          <w:lang w:eastAsia="en-IN"/>
+          <w14:ligatures w14:val="none"/>
+        </w:rPr>
+        <w:pict w14:anchorId="283D2812">
+          <v:rect id="_x0000_i1081" style="width:0;height:1.5pt" o:hralign="center" o:hrstd="t" o:hr="t" fillcolor="#a0a0a0" stroked="f"/>
+        </w:pict>
+      </w:r>
+    </w:p>
+    <w:p>
+      <w:pPr>
+        <w:tabs>
+          <w:tab w:val="left" w:pos="916"/>
+          <w:tab w:val="left" w:pos="1832"/>
+          <w:tab w:val="left" w:pos="2748"/>
+          <w:tab w:val="left" w:pos="3664"/>
+          <w:tab w:val="left" w:pos="4580"/>
+          <w:tab w:val="left" w:pos="5496"/>
+          <w:tab w:val="left" w:pos="6412"/>
+          <w:tab w:val="left" w:pos="7328"/>
+          <w:tab w:val="left" w:pos="8244"/>
+          <w:tab w:val="left" w:pos="9160"/>
+          <w:tab w:val="left" w:pos="10076"/>
+          <w:tab w:val="left" w:pos="10992"/>
+          <w:tab w:val="left" w:pos="11908"/>
+          <w:tab w:val="left" w:pos="12824"/>
+          <w:tab w:val="left" w:pos="13740"/>
+          <w:tab w:val="left" w:pos="14656"/>
+        </w:tabs>
+        <w:spacing w:after="0" w:line="240" w:lineRule="auto"/>
+        <w:rPr>
+          <w:rFonts w:eastAsia="Times New Roman" w:cstheme="minorHAnsi"/>
+          <w:b/>
+          <w:bCs/>
+          <w:kern w:val="0"/>
+          <w:sz w:val="20"/>
+          <w:szCs w:val="20"/>
+          <w:lang w:eastAsia="en-IN"/>
+          <w14:ligatures w14:val="none"/>
+        </w:rPr>
+      </w:pPr>
+      <w:r>
+        <w:rPr>
+          <w:rFonts w:eastAsia="Times New Roman" w:cstheme="minorHAnsi"/>
+          <w:b/>
+          <w:bCs/>
+          <w:kern w:val="0"/>
+          <w:sz w:val="20"/>
+          <w:szCs w:val="20"/>
+          <w:lang w:eastAsia="en-IN"/>
+          <w14:ligatures w14:val="none"/>
+        </w:rPr>
+        <w:t>Reason 2</w:t>
+      </w:r>
+    </w:p>
+    <w:p>
+      <w:pPr>
+        <w:tabs>
+          <w:tab w:val="left" w:pos="916"/>
+          <w:tab w:val="left" w:pos="1832"/>
+          <w:tab w:val="left" w:pos="2748"/>
+          <w:tab w:val="left" w:pos="3664"/>
+          <w:tab w:val="left" w:pos="4580"/>
+          <w:tab w:val="left" w:pos="5496"/>
+          <w:tab w:val="left" w:pos="6412"/>
+          <w:tab w:val="left" w:pos="7328"/>
+          <w:tab w:val="left" w:pos="8244"/>
+          <w:tab w:val="left" w:pos="9160"/>
+          <w:tab w:val="left" w:pos="10076"/>
+          <w:tab w:val="left" w:pos="10992"/>
+          <w:tab w:val="left" w:pos="11908"/>
+          <w:tab w:val="left" w:pos="12824"/>
+          <w:tab w:val="left" w:pos="13740"/>
+          <w:tab w:val="left" w:pos="14656"/>
+        </w:tabs>
+        <w:spacing w:after="0" w:line="240" w:lineRule="auto"/>
+        <w:rPr>
+          <w:rFonts w:eastAsia="Times New Roman" w:cstheme="minorHAnsi"/>
+          <w:kern w:val="0"/>
+          <w:sz w:val="20"/>
+          <w:szCs w:val="20"/>
+          <w:lang w:eastAsia="en-IN"/>
+          <w14:ligatures w14:val="none"/>
+        </w:rPr>
+      </w:pPr>
+      <w:r>
+        <w:rPr>
+          <w:rFonts w:eastAsia="Times New Roman" w:cstheme="minorHAnsi"/>
+          <w:kern w:val="0"/>
+          <w:sz w:val="20"/>
+          <w:szCs w:val="20"/>
+          <w:lang w:eastAsia="en-IN"/>
+          <w14:ligatures w14:val="none"/>
+        </w:rPr>
+        <w:t xml:space="preserve">Gazebo or </w:t>
+      </w:r>
+      <w:proofErr w:type="spellStart"/>
+      <w:r>
+        <w:rPr>
+          <w:rFonts w:eastAsia="Times New Roman" w:cstheme="minorHAnsi"/>
+          <w:kern w:val="0"/>
+          <w:sz w:val="20"/>
+          <w:szCs w:val="20"/>
+          <w:lang w:eastAsia="en-IN"/>
+          <w14:ligatures w14:val="none"/>
+        </w:rPr>
+        <w:t>MuJoCo</w:t>
+      </w:r>
+      <w:proofErr w:type="spellEnd"/>
+      <w:r>
+        <w:rPr>
+          <w:rFonts w:eastAsia="Times New Roman" w:cstheme="minorHAnsi"/>
+          <w:kern w:val="0"/>
+          <w:sz w:val="20"/>
+          <w:szCs w:val="20"/>
+          <w:lang w:eastAsia="en-IN"/>
+          <w14:ligatures w14:val="none"/>
+        </w:rPr>
+        <w:t xml:space="preserve"> froze.</w:t>
+      </w:r>
+    </w:p>
+    <w:p>
+      <w:pPr>
+        <w:tabs>
+          <w:tab w:val="left" w:pos="916"/>
+          <w:tab w:val="left" w:pos="1832"/>
+          <w:tab w:val="left" w:pos="2748"/>
+          <w:tab w:val="left" w:pos="3664"/>
+          <w:tab w:val="left" w:pos="4580"/>
+          <w:tab w:val="left" w:pos="5496"/>
+          <w:tab w:val="left" w:pos="6412"/>
+          <w:tab w:val="left" w:pos="7328"/>
+          <w:tab w:val="left" w:pos="8244"/>
+          <w:tab w:val="left" w:pos="9160"/>
+          <w:tab w:val="left" w:pos="10076"/>
+          <w:tab w:val="left" w:pos="10992"/>
+          <w:tab w:val="left" w:pos="11908"/>
+          <w:tab w:val="left" w:pos="12824"/>
+          <w:tab w:val="left" w:pos="13740"/>
+          <w:tab w:val="left" w:pos="14656"/>
+        </w:tabs>
+        <w:spacing w:after="0" w:line="240" w:lineRule="auto"/>
+        <w:rPr>
+          <w:rFonts w:eastAsia="Times New Roman" w:cstheme="minorHAnsi"/>
+          <w:kern w:val="0"/>
+          <w:sz w:val="20"/>
+          <w:szCs w:val="20"/>
+          <w:lang w:eastAsia="en-IN"/>
+          <w14:ligatures w14:val="none"/>
+        </w:rPr>
+      </w:pPr>
+      <w:r>
+        <w:rPr>
+          <w:rFonts w:eastAsia="Times New Roman" w:cstheme="minorHAnsi"/>
+          <w:kern w:val="0"/>
+          <w:sz w:val="20"/>
+          <w:szCs w:val="20"/>
+          <w:lang w:eastAsia="en-IN"/>
+          <w14:ligatures w14:val="none"/>
+        </w:rPr>
+        <w:t>You clicked:</w:t>
+      </w:r>
+    </w:p>
+    <w:p>
+      <w:pPr>
+        <w:tabs>
+          <w:tab w:val="left" w:pos="916"/>
+          <w:tab w:val="left" w:pos="1832"/>
+          <w:tab w:val="left" w:pos="2748"/>
+          <w:tab w:val="left" w:pos="3664"/>
+          <w:tab w:val="left" w:pos="4580"/>
+          <w:tab w:val="left" w:pos="5496"/>
+          <w:tab w:val="left" w:pos="6412"/>
+          <w:tab w:val="left" w:pos="7328"/>
+          <w:tab w:val="left" w:pos="8244"/>
+          <w:tab w:val="left" w:pos="9160"/>
+          <w:tab w:val="left" w:pos="10076"/>
+          <w:tab w:val="left" w:pos="10992"/>
+          <w:tab w:val="left" w:pos="11908"/>
+          <w:tab w:val="left" w:pos="12824"/>
+          <w:tab w:val="left" w:pos="13740"/>
+          <w:tab w:val="left" w:pos="14656"/>
+        </w:tabs>
+        <w:spacing w:after="0" w:line="240" w:lineRule="auto"/>
+        <w:rPr>
+          <w:rFonts w:eastAsia="Times New Roman" w:cstheme="minorHAnsi"/>
+          <w:kern w:val="0"/>
+          <w:sz w:val="20"/>
+          <w:szCs w:val="20"/>
+          <w:lang w:eastAsia="en-IN"/>
+          <w14:ligatures w14:val="none"/>
+        </w:rPr>
+      </w:pPr>
+      <w:r>
+        <w:rPr>
+          <w:rFonts w:eastAsia="Times New Roman" w:cstheme="minorHAnsi"/>
+          <w:kern w:val="0"/>
+          <w:sz w:val="20"/>
+          <w:szCs w:val="20"/>
+          <w:lang w:eastAsia="en-IN"/>
+          <w14:ligatures w14:val="none"/>
+        </w:rPr>
+        <w:t>X button</w:t>
+      </w:r>
+    </w:p>
+    <w:p>
+      <w:pPr>
+        <w:tabs>
+          <w:tab w:val="left" w:pos="916"/>
+          <w:tab w:val="left" w:pos="1832"/>
+          <w:tab w:val="left" w:pos="2748"/>
+          <w:tab w:val="left" w:pos="3664"/>
+          <w:tab w:val="left" w:pos="4580"/>
+          <w:tab w:val="left" w:pos="5496"/>
+          <w:tab w:val="left" w:pos="6412"/>
+          <w:tab w:val="left" w:pos="7328"/>
+          <w:tab w:val="left" w:pos="8244"/>
+          <w:tab w:val="left" w:pos="9160"/>
+          <w:tab w:val="left" w:pos="10076"/>
+          <w:tab w:val="left" w:pos="10992"/>
+          <w:tab w:val="left" w:pos="11908"/>
+          <w:tab w:val="left" w:pos="12824"/>
+          <w:tab w:val="left" w:pos="13740"/>
+          <w:tab w:val="left" w:pos="14656"/>
+        </w:tabs>
+        <w:spacing w:after="0" w:line="240" w:lineRule="auto"/>
+        <w:rPr>
+          <w:rFonts w:eastAsia="Times New Roman" w:cstheme="minorHAnsi"/>
+          <w:kern w:val="0"/>
+          <w:sz w:val="20"/>
+          <w:szCs w:val="20"/>
+          <w:lang w:eastAsia="en-IN"/>
+          <w14:ligatures w14:val="none"/>
+        </w:rPr>
+      </w:pPr>
+      <w:r>
+        <w:rPr>
+          <w:rFonts w:eastAsia="Times New Roman" w:cstheme="minorHAnsi"/>
+          <w:kern w:val="0"/>
+          <w:sz w:val="20"/>
+          <w:szCs w:val="20"/>
+          <w:lang w:eastAsia="en-IN"/>
+          <w14:ligatures w14:val="none"/>
+        </w:rPr>
+        <w:t>or force-closed something.</w:t>
+      </w:r>
+    </w:p>
+    <w:p>
+      <w:pPr>
+        <w:tabs>
+          <w:tab w:val="left" w:pos="916"/>
+          <w:tab w:val="left" w:pos="1832"/>
+          <w:tab w:val="left" w:pos="2748"/>
+          <w:tab w:val="left" w:pos="3664"/>
+          <w:tab w:val="left" w:pos="4580"/>
+          <w:tab w:val="left" w:pos="5496"/>
+          <w:tab w:val="left" w:pos="6412"/>
+          <w:tab w:val="left" w:pos="7328"/>
+          <w:tab w:val="left" w:pos="8244"/>
+          <w:tab w:val="left" w:pos="9160"/>
+          <w:tab w:val="left" w:pos="10076"/>
+          <w:tab w:val="left" w:pos="10992"/>
+          <w:tab w:val="left" w:pos="11908"/>
+          <w:tab w:val="left" w:pos="12824"/>
+          <w:tab w:val="left" w:pos="13740"/>
+          <w:tab w:val="left" w:pos="14656"/>
+        </w:tabs>
+        <w:spacing w:after="0" w:line="240" w:lineRule="auto"/>
+        <w:rPr>
+          <w:rFonts w:eastAsia="Times New Roman" w:cstheme="minorHAnsi"/>
+          <w:kern w:val="0"/>
+          <w:sz w:val="20"/>
+          <w:szCs w:val="20"/>
+          <w:lang w:eastAsia="en-IN"/>
+          <w14:ligatures w14:val="none"/>
+        </w:rPr>
+      </w:pPr>
+      <w:proofErr w:type="spellStart"/>
+      <w:r>
+        <w:rPr>
+          <w:rFonts w:eastAsia="Times New Roman" w:cstheme="minorHAnsi"/>
+          <w:kern w:val="0"/>
+          <w:sz w:val="20"/>
+          <w:szCs w:val="20"/>
+          <w:lang w:eastAsia="en-IN"/>
+          <w14:ligatures w14:val="none"/>
+        </w:rPr>
+        <w:t>WSLg</w:t>
+      </w:r>
+      <w:proofErr w:type="spellEnd"/>
+      <w:r>
+        <w:rPr>
+          <w:rFonts w:eastAsia="Times New Roman" w:cstheme="minorHAnsi"/>
+          <w:kern w:val="0"/>
+          <w:sz w:val="20"/>
+          <w:szCs w:val="20"/>
+          <w:lang w:eastAsia="en-IN"/>
+          <w14:ligatures w14:val="none"/>
+        </w:rPr>
+        <w:t xml:space="preserve"> didn't clean up correctly.</w:t>
+      </w:r>
+    </w:p>
+    <w:p>
+      <w:pPr>
+        <w:tabs>
+          <w:tab w:val="left" w:pos="916"/>
+          <w:tab w:val="left" w:pos="1832"/>
+          <w:tab w:val="left" w:pos="2748"/>
+          <w:tab w:val="left" w:pos="3664"/>
+          <w:tab w:val="left" w:pos="4580"/>
+          <w:tab w:val="left" w:pos="5496"/>
+          <w:tab w:val="left" w:pos="6412"/>
+          <w:tab w:val="left" w:pos="7328"/>
+          <w:tab w:val="left" w:pos="8244"/>
+          <w:tab w:val="left" w:pos="9160"/>
+          <w:tab w:val="left" w:pos="10076"/>
+          <w:tab w:val="left" w:pos="10992"/>
+          <w:tab w:val="left" w:pos="11908"/>
+          <w:tab w:val="left" w:pos="12824"/>
+          <w:tab w:val="left" w:pos="13740"/>
+          <w:tab w:val="left" w:pos="14656"/>
+        </w:tabs>
+        <w:spacing w:after="0" w:line="240" w:lineRule="auto"/>
+        <w:rPr>
+          <w:rFonts w:eastAsia="Times New Roman" w:cstheme="minorHAnsi"/>
+          <w:kern w:val="0"/>
+          <w:sz w:val="20"/>
+          <w:szCs w:val="20"/>
+          <w:lang w:eastAsia="en-IN"/>
+          <w14:ligatures w14:val="none"/>
+        </w:rPr>
+      </w:pPr>
+      <w:r>
+        <w:rPr>
+          <w:rFonts w:eastAsia="Times New Roman" w:cstheme="minorHAnsi"/>
+          <w:kern w:val="0"/>
+          <w:sz w:val="20"/>
+          <w:szCs w:val="20"/>
+          <w:lang w:eastAsia="en-IN"/>
+          <w14:ligatures w14:val="none"/>
+        </w:rPr>
+        <w:pict w14:anchorId="4D36F43C">
+          <v:rect id="_x0000_i1082" style="width:0;height:1.5pt" o:hralign="center" o:hrstd="t" o:hr="t" fillcolor="#a0a0a0" stroked="f"/>
+        </w:pict>
+      </w:r>
+    </w:p>
+    <w:p>
+      <w:pPr>
+        <w:tabs>
+          <w:tab w:val="left" w:pos="916"/>
+          <w:tab w:val="left" w:pos="1832"/>
+          <w:tab w:val="left" w:pos="2748"/>
+          <w:tab w:val="left" w:pos="3664"/>
+          <w:tab w:val="left" w:pos="4580"/>
+          <w:tab w:val="left" w:pos="5496"/>
+          <w:tab w:val="left" w:pos="6412"/>
+          <w:tab w:val="left" w:pos="7328"/>
+          <w:tab w:val="left" w:pos="8244"/>
+          <w:tab w:val="left" w:pos="9160"/>
+          <w:tab w:val="left" w:pos="10076"/>
+          <w:tab w:val="left" w:pos="10992"/>
+          <w:tab w:val="left" w:pos="11908"/>
+          <w:tab w:val="left" w:pos="12824"/>
+          <w:tab w:val="left" w:pos="13740"/>
+          <w:tab w:val="left" w:pos="14656"/>
+        </w:tabs>
+        <w:spacing w:after="0" w:line="240" w:lineRule="auto"/>
+        <w:rPr>
+          <w:rFonts w:eastAsia="Times New Roman" w:cstheme="minorHAnsi"/>
+          <w:b/>
+          <w:bCs/>
+          <w:kern w:val="0"/>
+          <w:sz w:val="20"/>
+          <w:szCs w:val="20"/>
+          <w:lang w:eastAsia="en-IN"/>
+          <w14:ligatures w14:val="none"/>
+        </w:rPr>
+      </w:pPr>
+      <w:r>
+        <w:rPr>
+          <w:rFonts w:eastAsia="Times New Roman" w:cstheme="minorHAnsi"/>
+          <w:b/>
+          <w:bCs/>
+          <w:kern w:val="0"/>
+          <w:sz w:val="20"/>
+          <w:szCs w:val="20"/>
+          <w:lang w:eastAsia="en-IN"/>
+          <w14:ligatures w14:val="none"/>
+        </w:rPr>
+        <w:t>Reason 3</w:t>
+      </w:r>
+    </w:p>
+    <w:p>
+      <w:pPr>
+        <w:tabs>
+          <w:tab w:val="left" w:pos="916"/>
+          <w:tab w:val="left" w:pos="1832"/>
+          <w:tab w:val="left" w:pos="2748"/>
+          <w:tab w:val="left" w:pos="3664"/>
+          <w:tab w:val="left" w:pos="4580"/>
+          <w:tab w:val="left" w:pos="5496"/>
+          <w:tab w:val="left" w:pos="6412"/>
+          <w:tab w:val="left" w:pos="7328"/>
+          <w:tab w:val="left" w:pos="8244"/>
+          <w:tab w:val="left" w:pos="9160"/>
+          <w:tab w:val="left" w:pos="10076"/>
+          <w:tab w:val="left" w:pos="10992"/>
+          <w:tab w:val="left" w:pos="11908"/>
+          <w:tab w:val="left" w:pos="12824"/>
+          <w:tab w:val="left" w:pos="13740"/>
+          <w:tab w:val="left" w:pos="14656"/>
+        </w:tabs>
+        <w:spacing w:after="0" w:line="240" w:lineRule="auto"/>
+        <w:rPr>
+          <w:rFonts w:eastAsia="Times New Roman" w:cstheme="minorHAnsi"/>
+          <w:kern w:val="0"/>
+          <w:sz w:val="20"/>
+          <w:szCs w:val="20"/>
+          <w:lang w:eastAsia="en-IN"/>
+          <w14:ligatures w14:val="none"/>
+        </w:rPr>
+      </w:pPr>
+      <w:r>
+        <w:rPr>
+          <w:rFonts w:eastAsia="Times New Roman" w:cstheme="minorHAnsi"/>
+          <w:kern w:val="0"/>
+          <w:sz w:val="20"/>
+          <w:szCs w:val="20"/>
+          <w:lang w:eastAsia="en-IN"/>
+          <w14:ligatures w14:val="none"/>
+        </w:rPr>
+        <w:t>WSL GUI process is still alive in the background.</w:t>
+      </w:r>
+    </w:p>
+    <w:p>
+      <w:pPr>
+        <w:tabs>
+          <w:tab w:val="left" w:pos="916"/>
+          <w:tab w:val="left" w:pos="1832"/>
+          <w:tab w:val="left" w:pos="2748"/>
+          <w:tab w:val="left" w:pos="3664"/>
+          <w:tab w:val="left" w:pos="4580"/>
+          <w:tab w:val="left" w:pos="5496"/>
+          <w:tab w:val="left" w:pos="6412"/>
+          <w:tab w:val="left" w:pos="7328"/>
+          <w:tab w:val="left" w:pos="8244"/>
+          <w:tab w:val="left" w:pos="9160"/>
+          <w:tab w:val="left" w:pos="10076"/>
+          <w:tab w:val="left" w:pos="10992"/>
+          <w:tab w:val="left" w:pos="11908"/>
+          <w:tab w:val="left" w:pos="12824"/>
+          <w:tab w:val="left" w:pos="13740"/>
+          <w:tab w:val="left" w:pos="14656"/>
+        </w:tabs>
+        <w:spacing w:after="0" w:line="240" w:lineRule="auto"/>
+        <w:rPr>
+          <w:rFonts w:eastAsia="Times New Roman" w:cstheme="minorHAnsi"/>
+          <w:kern w:val="0"/>
+          <w:sz w:val="20"/>
+          <w:szCs w:val="20"/>
+          <w:lang w:eastAsia="en-IN"/>
+          <w14:ligatures w14:val="none"/>
+        </w:rPr>
+      </w:pPr>
+      <w:r>
+        <w:rPr>
+          <w:rFonts w:eastAsia="Times New Roman" w:cstheme="minorHAnsi"/>
+          <w:kern w:val="0"/>
+          <w:sz w:val="20"/>
+          <w:szCs w:val="20"/>
+          <w:lang w:eastAsia="en-IN"/>
+          <w14:ligatures w14:val="none"/>
+        </w:rPr>
+        <w:t>Example:</w:t>
+      </w:r>
+    </w:p>
+    <w:p>
+      <w:pPr>
+        <w:tabs>
+          <w:tab w:val="left" w:pos="916"/>
+          <w:tab w:val="left" w:pos="1832"/>
+          <w:tab w:val="left" w:pos="2748"/>
+          <w:tab w:val="left" w:pos="3664"/>
+          <w:tab w:val="left" w:pos="4580"/>
+          <w:tab w:val="left" w:pos="5496"/>
+          <w:tab w:val="left" w:pos="6412"/>
+          <w:tab w:val="left" w:pos="7328"/>
+          <w:tab w:val="left" w:pos="8244"/>
+          <w:tab w:val="left" w:pos="9160"/>
+          <w:tab w:val="left" w:pos="10076"/>
+          <w:tab w:val="left" w:pos="10992"/>
+          <w:tab w:val="left" w:pos="11908"/>
+          <w:tab w:val="left" w:pos="12824"/>
+          <w:tab w:val="left" w:pos="13740"/>
+          <w:tab w:val="left" w:pos="14656"/>
+        </w:tabs>
+        <w:spacing w:after="0" w:line="240" w:lineRule="auto"/>
+        <w:rPr>
+          <w:rFonts w:eastAsia="Times New Roman" w:cstheme="minorHAnsi"/>
+          <w:kern w:val="0"/>
+          <w:sz w:val="20"/>
+          <w:szCs w:val="20"/>
+          <w:lang w:eastAsia="en-IN"/>
+          <w14:ligatures w14:val="none"/>
+        </w:rPr>
+      </w:pPr>
+      <w:proofErr w:type="spellStart"/>
+      <w:r>
+        <w:rPr>
+          <w:rFonts w:eastAsia="Times New Roman" w:cstheme="minorHAnsi"/>
+          <w:kern w:val="0"/>
+          <w:sz w:val="20"/>
+          <w:szCs w:val="20"/>
+          <w:lang w:eastAsia="en-IN"/>
+          <w14:ligatures w14:val="none"/>
+        </w:rPr>
+        <w:t>gz</w:t>
+      </w:r>
+      <w:proofErr w:type="spellEnd"/>
+      <w:r>
+        <w:rPr>
+          <w:rFonts w:eastAsia="Times New Roman" w:cstheme="minorHAnsi"/>
+          <w:kern w:val="0"/>
+          <w:sz w:val="20"/>
+          <w:szCs w:val="20"/>
+          <w:lang w:eastAsia="en-IN"/>
+          <w14:ligatures w14:val="none"/>
+        </w:rPr>
+        <w:t xml:space="preserve"> sim</w:t>
+      </w:r>
+    </w:p>
+    <w:p>
+      <w:pPr>
+        <w:tabs>
+          <w:tab w:val="left" w:pos="916"/>
+          <w:tab w:val="left" w:pos="1832"/>
+          <w:tab w:val="left" w:pos="2748"/>
+          <w:tab w:val="left" w:pos="3664"/>
+          <w:tab w:val="left" w:pos="4580"/>
+          <w:tab w:val="left" w:pos="5496"/>
+          <w:tab w:val="left" w:pos="6412"/>
+          <w:tab w:val="left" w:pos="7328"/>
+          <w:tab w:val="left" w:pos="8244"/>
+          <w:tab w:val="left" w:pos="9160"/>
+          <w:tab w:val="left" w:pos="10076"/>
+          <w:tab w:val="left" w:pos="10992"/>
+          <w:tab w:val="left" w:pos="11908"/>
+          <w:tab w:val="left" w:pos="12824"/>
+          <w:tab w:val="left" w:pos="13740"/>
+          <w:tab w:val="left" w:pos="14656"/>
+        </w:tabs>
+        <w:spacing w:after="0" w:line="240" w:lineRule="auto"/>
+        <w:rPr>
+          <w:rFonts w:eastAsia="Times New Roman" w:cstheme="minorHAnsi"/>
+          <w:kern w:val="0"/>
+          <w:sz w:val="20"/>
+          <w:szCs w:val="20"/>
+          <w:lang w:eastAsia="en-IN"/>
+          <w14:ligatures w14:val="none"/>
+        </w:rPr>
+      </w:pPr>
+      <w:r>
+        <w:rPr>
+          <w:rFonts w:eastAsia="Times New Roman" w:cstheme="minorHAnsi"/>
+          <w:kern w:val="0"/>
+          <w:sz w:val="20"/>
+          <w:szCs w:val="20"/>
+          <w:lang w:eastAsia="en-IN"/>
+          <w14:ligatures w14:val="none"/>
+        </w:rPr>
+        <w:lastRenderedPageBreak/>
+        <w:t>You think it's closed.</w:t>
+      </w:r>
+    </w:p>
+    <w:p>
+      <w:pPr>
+        <w:tabs>
+          <w:tab w:val="left" w:pos="916"/>
+          <w:tab w:val="left" w:pos="1832"/>
+          <w:tab w:val="left" w:pos="2748"/>
+          <w:tab w:val="left" w:pos="3664"/>
+          <w:tab w:val="left" w:pos="4580"/>
+          <w:tab w:val="left" w:pos="5496"/>
+          <w:tab w:val="left" w:pos="6412"/>
+          <w:tab w:val="left" w:pos="7328"/>
+          <w:tab w:val="left" w:pos="8244"/>
+          <w:tab w:val="left" w:pos="9160"/>
+          <w:tab w:val="left" w:pos="10076"/>
+          <w:tab w:val="left" w:pos="10992"/>
+          <w:tab w:val="left" w:pos="11908"/>
+          <w:tab w:val="left" w:pos="12824"/>
+          <w:tab w:val="left" w:pos="13740"/>
+          <w:tab w:val="left" w:pos="14656"/>
+        </w:tabs>
+        <w:spacing w:after="0" w:line="240" w:lineRule="auto"/>
+        <w:rPr>
+          <w:rFonts w:eastAsia="Times New Roman" w:cstheme="minorHAnsi"/>
+          <w:kern w:val="0"/>
+          <w:sz w:val="20"/>
+          <w:szCs w:val="20"/>
+          <w:lang w:eastAsia="en-IN"/>
+          <w14:ligatures w14:val="none"/>
+        </w:rPr>
+      </w:pPr>
+      <w:r>
+        <w:rPr>
+          <w:rFonts w:eastAsia="Times New Roman" w:cstheme="minorHAnsi"/>
+          <w:kern w:val="0"/>
+          <w:sz w:val="20"/>
+          <w:szCs w:val="20"/>
+          <w:lang w:eastAsia="en-IN"/>
+          <w14:ligatures w14:val="none"/>
+        </w:rPr>
+        <w:t>But actually:</w:t>
+      </w:r>
+    </w:p>
+    <w:p>
+      <w:pPr>
+        <w:tabs>
+          <w:tab w:val="left" w:pos="916"/>
+          <w:tab w:val="left" w:pos="1832"/>
+          <w:tab w:val="left" w:pos="2748"/>
+          <w:tab w:val="left" w:pos="3664"/>
+          <w:tab w:val="left" w:pos="4580"/>
+          <w:tab w:val="left" w:pos="5496"/>
+          <w:tab w:val="left" w:pos="6412"/>
+          <w:tab w:val="left" w:pos="7328"/>
+          <w:tab w:val="left" w:pos="8244"/>
+          <w:tab w:val="left" w:pos="9160"/>
+          <w:tab w:val="left" w:pos="10076"/>
+          <w:tab w:val="left" w:pos="10992"/>
+          <w:tab w:val="left" w:pos="11908"/>
+          <w:tab w:val="left" w:pos="12824"/>
+          <w:tab w:val="left" w:pos="13740"/>
+          <w:tab w:val="left" w:pos="14656"/>
+        </w:tabs>
+        <w:spacing w:after="0" w:line="240" w:lineRule="auto"/>
+        <w:rPr>
+          <w:rFonts w:eastAsia="Times New Roman" w:cstheme="minorHAnsi"/>
+          <w:kern w:val="0"/>
+          <w:sz w:val="20"/>
+          <w:szCs w:val="20"/>
+          <w:lang w:eastAsia="en-IN"/>
+          <w14:ligatures w14:val="none"/>
+        </w:rPr>
+      </w:pPr>
+      <w:r>
+        <w:rPr>
+          <w:rFonts w:eastAsia="Times New Roman" w:cstheme="minorHAnsi"/>
+          <w:kern w:val="0"/>
+          <w:sz w:val="20"/>
+          <w:szCs w:val="20"/>
+          <w:lang w:eastAsia="en-IN"/>
+          <w14:ligatures w14:val="none"/>
+        </w:rPr>
+        <w:t>Gazebo GUI process still running</w:t>
+      </w:r>
+    </w:p>
+    <w:p>
+      <w:pPr>
+        <w:tabs>
+          <w:tab w:val="left" w:pos="916"/>
+          <w:tab w:val="left" w:pos="1832"/>
+          <w:tab w:val="left" w:pos="2748"/>
+          <w:tab w:val="left" w:pos="3664"/>
+          <w:tab w:val="left" w:pos="4580"/>
+          <w:tab w:val="left" w:pos="5496"/>
+          <w:tab w:val="left" w:pos="6412"/>
+          <w:tab w:val="left" w:pos="7328"/>
+          <w:tab w:val="left" w:pos="8244"/>
+          <w:tab w:val="left" w:pos="9160"/>
+          <w:tab w:val="left" w:pos="10076"/>
+          <w:tab w:val="left" w:pos="10992"/>
+          <w:tab w:val="left" w:pos="11908"/>
+          <w:tab w:val="left" w:pos="12824"/>
+          <w:tab w:val="left" w:pos="13740"/>
+          <w:tab w:val="left" w:pos="14656"/>
+        </w:tabs>
+        <w:spacing w:after="0" w:line="240" w:lineRule="auto"/>
+        <w:rPr>
+          <w:rFonts w:eastAsia="Times New Roman" w:cstheme="minorHAnsi"/>
+          <w:kern w:val="0"/>
+          <w:sz w:val="20"/>
+          <w:szCs w:val="20"/>
+          <w:lang w:eastAsia="en-IN"/>
+          <w14:ligatures w14:val="none"/>
+        </w:rPr>
+      </w:pPr>
+      <w:r>
+        <w:rPr>
+          <w:rFonts w:eastAsia="Times New Roman" w:cstheme="minorHAnsi"/>
+          <w:kern w:val="0"/>
+          <w:sz w:val="20"/>
+          <w:szCs w:val="20"/>
+          <w:lang w:eastAsia="en-IN"/>
+          <w14:ligatures w14:val="none"/>
+        </w:rPr>
+        <w:t>in the background.</w:t>
+      </w:r>
+    </w:p>
+    <w:p>
+      <w:pPr>
+        <w:tabs>
+          <w:tab w:val="left" w:pos="916"/>
+          <w:tab w:val="left" w:pos="1832"/>
+          <w:tab w:val="left" w:pos="2748"/>
+          <w:tab w:val="left" w:pos="3664"/>
+          <w:tab w:val="left" w:pos="4580"/>
+          <w:tab w:val="left" w:pos="5496"/>
+          <w:tab w:val="left" w:pos="6412"/>
+          <w:tab w:val="left" w:pos="7328"/>
+          <w:tab w:val="left" w:pos="8244"/>
+          <w:tab w:val="left" w:pos="9160"/>
+          <w:tab w:val="left" w:pos="10076"/>
+          <w:tab w:val="left" w:pos="10992"/>
+          <w:tab w:val="left" w:pos="11908"/>
+          <w:tab w:val="left" w:pos="12824"/>
+          <w:tab w:val="left" w:pos="13740"/>
+          <w:tab w:val="left" w:pos="14656"/>
+        </w:tabs>
+        <w:spacing w:after="0" w:line="240" w:lineRule="auto"/>
+        <w:rPr>
+          <w:rFonts w:eastAsia="Times New Roman" w:cstheme="minorHAnsi"/>
+          <w:kern w:val="0"/>
+          <w:sz w:val="20"/>
+          <w:szCs w:val="20"/>
+          <w:lang w:eastAsia="en-IN"/>
+          <w14:ligatures w14:val="none"/>
+        </w:rPr>
+      </w:pPr>
+      <w:r>
+        <w:rPr>
+          <w:rFonts w:eastAsia="Times New Roman" w:cstheme="minorHAnsi"/>
+          <w:kern w:val="0"/>
+          <w:sz w:val="20"/>
+          <w:szCs w:val="20"/>
+          <w:lang w:eastAsia="en-IN"/>
+          <w14:ligatures w14:val="none"/>
+        </w:rPr>
+        <w:t xml:space="preserve">Then launching another instance causes weird </w:t>
+      </w:r>
+      <w:proofErr w:type="spellStart"/>
+      <w:r>
+        <w:rPr>
+          <w:rFonts w:eastAsia="Times New Roman" w:cstheme="minorHAnsi"/>
+          <w:kern w:val="0"/>
+          <w:sz w:val="20"/>
+          <w:szCs w:val="20"/>
+          <w:lang w:eastAsia="en-IN"/>
+          <w14:ligatures w14:val="none"/>
+        </w:rPr>
+        <w:t>behavior</w:t>
+      </w:r>
+      <w:proofErr w:type="spellEnd"/>
+      <w:r>
+        <w:rPr>
+          <w:rFonts w:eastAsia="Times New Roman" w:cstheme="minorHAnsi"/>
+          <w:kern w:val="0"/>
+          <w:sz w:val="20"/>
+          <w:szCs w:val="20"/>
+          <w:lang w:eastAsia="en-IN"/>
+          <w14:ligatures w14:val="none"/>
+        </w:rPr>
+        <w:t>.</w:t>
+      </w:r>
+    </w:p>
+    <w:p>
+      <w:pPr>
+        <w:tabs>
+          <w:tab w:val="left" w:pos="916"/>
+          <w:tab w:val="left" w:pos="1832"/>
+          <w:tab w:val="left" w:pos="2748"/>
+          <w:tab w:val="left" w:pos="3664"/>
+          <w:tab w:val="left" w:pos="4580"/>
+          <w:tab w:val="left" w:pos="5496"/>
+          <w:tab w:val="left" w:pos="6412"/>
+          <w:tab w:val="left" w:pos="7328"/>
+          <w:tab w:val="left" w:pos="8244"/>
+          <w:tab w:val="left" w:pos="9160"/>
+          <w:tab w:val="left" w:pos="10076"/>
+          <w:tab w:val="left" w:pos="10992"/>
+          <w:tab w:val="left" w:pos="11908"/>
+          <w:tab w:val="left" w:pos="12824"/>
+          <w:tab w:val="left" w:pos="13740"/>
+          <w:tab w:val="left" w:pos="14656"/>
+        </w:tabs>
+        <w:spacing w:after="0" w:line="240" w:lineRule="auto"/>
+        <w:rPr>
+          <w:rFonts w:eastAsia="Times New Roman" w:cstheme="minorHAnsi"/>
+          <w:kern w:val="0"/>
+          <w:sz w:val="20"/>
+          <w:szCs w:val="20"/>
+          <w:lang w:eastAsia="en-IN"/>
+          <w14:ligatures w14:val="none"/>
+        </w:rPr>
+      </w:pPr>
+      <w:r>
+        <w:rPr>
+          <w:rFonts w:eastAsia="Times New Roman" w:cstheme="minorHAnsi"/>
+          <w:kern w:val="0"/>
+          <w:sz w:val="20"/>
+          <w:szCs w:val="20"/>
+          <w:lang w:eastAsia="en-IN"/>
+          <w14:ligatures w14:val="none"/>
+        </w:rPr>
+        <w:pict w14:anchorId="50447664">
+          <v:rect id="_x0000_i1083" style="width:0;height:1.5pt" o:hralign="center" o:hrstd="t" o:hr="t" fillcolor="#a0a0a0" stroked="f"/>
+        </w:pict>
+      </w:r>
+    </w:p>
+    <w:p>
+      <w:pPr>
+        <w:tabs>
+          <w:tab w:val="left" w:pos="916"/>
+          <w:tab w:val="left" w:pos="1832"/>
+          <w:tab w:val="left" w:pos="2748"/>
+          <w:tab w:val="left" w:pos="3664"/>
+          <w:tab w:val="left" w:pos="4580"/>
+          <w:tab w:val="left" w:pos="5496"/>
+          <w:tab w:val="left" w:pos="6412"/>
+          <w:tab w:val="left" w:pos="7328"/>
+          <w:tab w:val="left" w:pos="8244"/>
+          <w:tab w:val="left" w:pos="9160"/>
+          <w:tab w:val="left" w:pos="10076"/>
+          <w:tab w:val="left" w:pos="10992"/>
+          <w:tab w:val="left" w:pos="11908"/>
+          <w:tab w:val="left" w:pos="12824"/>
+          <w:tab w:val="left" w:pos="13740"/>
+          <w:tab w:val="left" w:pos="14656"/>
+        </w:tabs>
+        <w:spacing w:after="0" w:line="240" w:lineRule="auto"/>
+        <w:rPr>
+          <w:rFonts w:eastAsia="Times New Roman" w:cstheme="minorHAnsi"/>
+          <w:b/>
+          <w:bCs/>
+          <w:kern w:val="0"/>
+          <w:sz w:val="20"/>
+          <w:szCs w:val="20"/>
+          <w:lang w:eastAsia="en-IN"/>
+          <w14:ligatures w14:val="none"/>
+        </w:rPr>
+      </w:pPr>
+      <w:r>
+        <w:rPr>
+          <w:rFonts w:eastAsia="Times New Roman" w:cstheme="minorHAnsi"/>
+          <w:b/>
+          <w:bCs/>
+          <w:kern w:val="0"/>
+          <w:sz w:val="20"/>
+          <w:szCs w:val="20"/>
+          <w:lang w:eastAsia="en-IN"/>
+          <w14:ligatures w14:val="none"/>
+        </w:rPr>
+        <w:t>How to avoid it</w:t>
+      </w:r>
+    </w:p>
+    <w:p>
+      <w:pPr>
+        <w:tabs>
+          <w:tab w:val="left" w:pos="916"/>
+          <w:tab w:val="left" w:pos="1832"/>
+          <w:tab w:val="left" w:pos="2748"/>
+          <w:tab w:val="left" w:pos="3664"/>
+          <w:tab w:val="left" w:pos="4580"/>
+          <w:tab w:val="left" w:pos="5496"/>
+          <w:tab w:val="left" w:pos="6412"/>
+          <w:tab w:val="left" w:pos="7328"/>
+          <w:tab w:val="left" w:pos="8244"/>
+          <w:tab w:val="left" w:pos="9160"/>
+          <w:tab w:val="left" w:pos="10076"/>
+          <w:tab w:val="left" w:pos="10992"/>
+          <w:tab w:val="left" w:pos="11908"/>
+          <w:tab w:val="left" w:pos="12824"/>
+          <w:tab w:val="left" w:pos="13740"/>
+          <w:tab w:val="left" w:pos="14656"/>
+        </w:tabs>
+        <w:spacing w:after="0" w:line="240" w:lineRule="auto"/>
+        <w:rPr>
+          <w:rFonts w:eastAsia="Times New Roman" w:cstheme="minorHAnsi"/>
+          <w:b/>
+          <w:bCs/>
+          <w:kern w:val="0"/>
+          <w:sz w:val="20"/>
+          <w:szCs w:val="20"/>
+          <w:lang w:eastAsia="en-IN"/>
+          <w14:ligatures w14:val="none"/>
+        </w:rPr>
+      </w:pPr>
+      <w:r>
+        <w:rPr>
+          <w:rFonts w:eastAsia="Times New Roman" w:cstheme="minorHAnsi"/>
+          <w:b/>
+          <w:bCs/>
+          <w:kern w:val="0"/>
+          <w:sz w:val="20"/>
+          <w:szCs w:val="20"/>
+          <w:lang w:eastAsia="en-IN"/>
+          <w14:ligatures w14:val="none"/>
+        </w:rPr>
+        <w:t>For Gazebo</w:t>
+      </w:r>
+    </w:p>
+    <w:p>
+      <w:pPr>
+        <w:tabs>
+          <w:tab w:val="left" w:pos="916"/>
+          <w:tab w:val="left" w:pos="1832"/>
+          <w:tab w:val="left" w:pos="2748"/>
+          <w:tab w:val="left" w:pos="3664"/>
+          <w:tab w:val="left" w:pos="4580"/>
+          <w:tab w:val="left" w:pos="5496"/>
+          <w:tab w:val="left" w:pos="6412"/>
+          <w:tab w:val="left" w:pos="7328"/>
+          <w:tab w:val="left" w:pos="8244"/>
+          <w:tab w:val="left" w:pos="9160"/>
+          <w:tab w:val="left" w:pos="10076"/>
+          <w:tab w:val="left" w:pos="10992"/>
+          <w:tab w:val="left" w:pos="11908"/>
+          <w:tab w:val="left" w:pos="12824"/>
+          <w:tab w:val="left" w:pos="13740"/>
+          <w:tab w:val="left" w:pos="14656"/>
+        </w:tabs>
+        <w:spacing w:after="0" w:line="240" w:lineRule="auto"/>
+        <w:rPr>
+          <w:rFonts w:eastAsia="Times New Roman" w:cstheme="minorHAnsi"/>
+          <w:kern w:val="0"/>
+          <w:sz w:val="20"/>
+          <w:szCs w:val="20"/>
+          <w:lang w:eastAsia="en-IN"/>
+          <w14:ligatures w14:val="none"/>
+        </w:rPr>
+      </w:pPr>
+      <w:r>
+        <w:rPr>
+          <w:rFonts w:eastAsia="Times New Roman" w:cstheme="minorHAnsi"/>
+          <w:kern w:val="0"/>
+          <w:sz w:val="20"/>
+          <w:szCs w:val="20"/>
+          <w:lang w:eastAsia="en-IN"/>
+          <w14:ligatures w14:val="none"/>
+        </w:rPr>
+        <w:t>Close Gazebo from inside Gazebo:</w:t>
+      </w:r>
+    </w:p>
+    <w:p>
+      <w:pPr>
+        <w:tabs>
+          <w:tab w:val="left" w:pos="916"/>
+          <w:tab w:val="left" w:pos="1832"/>
+          <w:tab w:val="left" w:pos="2748"/>
+          <w:tab w:val="left" w:pos="3664"/>
+          <w:tab w:val="left" w:pos="4580"/>
+          <w:tab w:val="left" w:pos="5496"/>
+          <w:tab w:val="left" w:pos="6412"/>
+          <w:tab w:val="left" w:pos="7328"/>
+          <w:tab w:val="left" w:pos="8244"/>
+          <w:tab w:val="left" w:pos="9160"/>
+          <w:tab w:val="left" w:pos="10076"/>
+          <w:tab w:val="left" w:pos="10992"/>
+          <w:tab w:val="left" w:pos="11908"/>
+          <w:tab w:val="left" w:pos="12824"/>
+          <w:tab w:val="left" w:pos="13740"/>
+          <w:tab w:val="left" w:pos="14656"/>
+        </w:tabs>
+        <w:spacing w:after="0" w:line="240" w:lineRule="auto"/>
+        <w:rPr>
+          <w:rFonts w:eastAsia="Times New Roman" w:cstheme="minorHAnsi"/>
+          <w:kern w:val="0"/>
+          <w:sz w:val="20"/>
+          <w:szCs w:val="20"/>
+          <w:lang w:eastAsia="en-IN"/>
+          <w14:ligatures w14:val="none"/>
+        </w:rPr>
+      </w:pPr>
+      <w:r>
+        <w:rPr>
+          <w:rFonts w:eastAsia="Times New Roman" w:cstheme="minorHAnsi"/>
+          <w:kern w:val="0"/>
+          <w:sz w:val="20"/>
+          <w:szCs w:val="20"/>
+          <w:lang w:eastAsia="en-IN"/>
+          <w14:ligatures w14:val="none"/>
+        </w:rPr>
+        <w:t>File → Exit</w:t>
+      </w:r>
+    </w:p>
+    <w:p>
+      <w:pPr>
+        <w:tabs>
+          <w:tab w:val="left" w:pos="916"/>
+          <w:tab w:val="left" w:pos="1832"/>
+          <w:tab w:val="left" w:pos="2748"/>
+          <w:tab w:val="left" w:pos="3664"/>
+          <w:tab w:val="left" w:pos="4580"/>
+          <w:tab w:val="left" w:pos="5496"/>
+          <w:tab w:val="left" w:pos="6412"/>
+          <w:tab w:val="left" w:pos="7328"/>
+          <w:tab w:val="left" w:pos="8244"/>
+          <w:tab w:val="left" w:pos="9160"/>
+          <w:tab w:val="left" w:pos="10076"/>
+          <w:tab w:val="left" w:pos="10992"/>
+          <w:tab w:val="left" w:pos="11908"/>
+          <w:tab w:val="left" w:pos="12824"/>
+          <w:tab w:val="left" w:pos="13740"/>
+          <w:tab w:val="left" w:pos="14656"/>
+        </w:tabs>
+        <w:spacing w:after="0" w:line="240" w:lineRule="auto"/>
+        <w:rPr>
+          <w:rFonts w:eastAsia="Times New Roman" w:cstheme="minorHAnsi"/>
+          <w:kern w:val="0"/>
+          <w:sz w:val="20"/>
+          <w:szCs w:val="20"/>
+          <w:lang w:eastAsia="en-IN"/>
+          <w14:ligatures w14:val="none"/>
+        </w:rPr>
+      </w:pPr>
+      <w:r>
+        <w:rPr>
+          <w:rFonts w:eastAsia="Times New Roman" w:cstheme="minorHAnsi"/>
+          <w:kern w:val="0"/>
+          <w:sz w:val="20"/>
+          <w:szCs w:val="20"/>
+          <w:lang w:eastAsia="en-IN"/>
+          <w14:ligatures w14:val="none"/>
+        </w:rPr>
+        <w:t>or close the Gazebo window first.</w:t>
+      </w:r>
+    </w:p>
+    <w:p>
+      <w:pPr>
+        <w:tabs>
+          <w:tab w:val="left" w:pos="916"/>
+          <w:tab w:val="left" w:pos="1832"/>
+          <w:tab w:val="left" w:pos="2748"/>
+          <w:tab w:val="left" w:pos="3664"/>
+          <w:tab w:val="left" w:pos="4580"/>
+          <w:tab w:val="left" w:pos="5496"/>
+          <w:tab w:val="left" w:pos="6412"/>
+          <w:tab w:val="left" w:pos="7328"/>
+          <w:tab w:val="left" w:pos="8244"/>
+          <w:tab w:val="left" w:pos="9160"/>
+          <w:tab w:val="left" w:pos="10076"/>
+          <w:tab w:val="left" w:pos="10992"/>
+          <w:tab w:val="left" w:pos="11908"/>
+          <w:tab w:val="left" w:pos="12824"/>
+          <w:tab w:val="left" w:pos="13740"/>
+          <w:tab w:val="left" w:pos="14656"/>
+        </w:tabs>
+        <w:spacing w:after="0" w:line="240" w:lineRule="auto"/>
+        <w:rPr>
+          <w:rFonts w:eastAsia="Times New Roman" w:cstheme="minorHAnsi"/>
+          <w:kern w:val="0"/>
+          <w:sz w:val="20"/>
+          <w:szCs w:val="20"/>
+          <w:lang w:eastAsia="en-IN"/>
+          <w14:ligatures w14:val="none"/>
+        </w:rPr>
+      </w:pPr>
+      <w:r>
+        <w:rPr>
+          <w:rFonts w:eastAsia="Times New Roman" w:cstheme="minorHAnsi"/>
+          <w:kern w:val="0"/>
+          <w:sz w:val="20"/>
+          <w:szCs w:val="20"/>
+          <w:lang w:eastAsia="en-IN"/>
+          <w14:ligatures w14:val="none"/>
+        </w:rPr>
+        <w:t>Then return to terminal.</w:t>
+      </w:r>
+    </w:p>
+    <w:p>
+      <w:pPr>
+        <w:tabs>
+          <w:tab w:val="left" w:pos="916"/>
+          <w:tab w:val="left" w:pos="1832"/>
+          <w:tab w:val="left" w:pos="2748"/>
+          <w:tab w:val="left" w:pos="3664"/>
+          <w:tab w:val="left" w:pos="4580"/>
+          <w:tab w:val="left" w:pos="5496"/>
+          <w:tab w:val="left" w:pos="6412"/>
+          <w:tab w:val="left" w:pos="7328"/>
+          <w:tab w:val="left" w:pos="8244"/>
+          <w:tab w:val="left" w:pos="9160"/>
+          <w:tab w:val="left" w:pos="10076"/>
+          <w:tab w:val="left" w:pos="10992"/>
+          <w:tab w:val="left" w:pos="11908"/>
+          <w:tab w:val="left" w:pos="12824"/>
+          <w:tab w:val="left" w:pos="13740"/>
+          <w:tab w:val="left" w:pos="14656"/>
+        </w:tabs>
+        <w:spacing w:after="0" w:line="240" w:lineRule="auto"/>
+        <w:rPr>
+          <w:rFonts w:eastAsia="Times New Roman" w:cstheme="minorHAnsi"/>
+          <w:kern w:val="0"/>
+          <w:sz w:val="20"/>
+          <w:szCs w:val="20"/>
+          <w:lang w:eastAsia="en-IN"/>
+          <w14:ligatures w14:val="none"/>
+        </w:rPr>
+      </w:pPr>
+      <w:r>
+        <w:rPr>
+          <w:rFonts w:eastAsia="Times New Roman" w:cstheme="minorHAnsi"/>
+          <w:kern w:val="0"/>
+          <w:sz w:val="20"/>
+          <w:szCs w:val="20"/>
+          <w:lang w:eastAsia="en-IN"/>
+          <w14:ligatures w14:val="none"/>
+        </w:rPr>
+        <w:pict w14:anchorId="6D7EB6F0">
+          <v:rect id="_x0000_i1084" style="width:0;height:1.5pt" o:hralign="center" o:hrstd="t" o:hr="t" fillcolor="#a0a0a0" stroked="f"/>
+        </w:pict>
+      </w:r>
+    </w:p>
+    <w:p>
+      <w:pPr>
+        <w:tabs>
+          <w:tab w:val="left" w:pos="916"/>
+          <w:tab w:val="left" w:pos="1832"/>
+          <w:tab w:val="left" w:pos="2748"/>
+          <w:tab w:val="left" w:pos="3664"/>
+          <w:tab w:val="left" w:pos="4580"/>
+          <w:tab w:val="left" w:pos="5496"/>
+          <w:tab w:val="left" w:pos="6412"/>
+          <w:tab w:val="left" w:pos="7328"/>
+          <w:tab w:val="left" w:pos="8244"/>
+          <w:tab w:val="left" w:pos="9160"/>
+          <w:tab w:val="left" w:pos="10076"/>
+          <w:tab w:val="left" w:pos="10992"/>
+          <w:tab w:val="left" w:pos="11908"/>
+          <w:tab w:val="left" w:pos="12824"/>
+          <w:tab w:val="left" w:pos="13740"/>
+          <w:tab w:val="left" w:pos="14656"/>
+        </w:tabs>
+        <w:spacing w:after="0" w:line="240" w:lineRule="auto"/>
+        <w:rPr>
+          <w:rFonts w:eastAsia="Times New Roman" w:cstheme="minorHAnsi"/>
+          <w:b/>
+          <w:bCs/>
+          <w:kern w:val="0"/>
+          <w:sz w:val="20"/>
+          <w:szCs w:val="20"/>
+          <w:lang w:eastAsia="en-IN"/>
+          <w14:ligatures w14:val="none"/>
+        </w:rPr>
+      </w:pPr>
+      <w:r>
+        <w:rPr>
+          <w:rFonts w:eastAsia="Times New Roman" w:cstheme="minorHAnsi"/>
+          <w:b/>
+          <w:bCs/>
+          <w:kern w:val="0"/>
+          <w:sz w:val="20"/>
+          <w:szCs w:val="20"/>
+          <w:lang w:eastAsia="en-IN"/>
+          <w14:ligatures w14:val="none"/>
+        </w:rPr>
+        <w:t xml:space="preserve">For </w:t>
+      </w:r>
+      <w:proofErr w:type="spellStart"/>
+      <w:r>
+        <w:rPr>
+          <w:rFonts w:eastAsia="Times New Roman" w:cstheme="minorHAnsi"/>
+          <w:b/>
+          <w:bCs/>
+          <w:kern w:val="0"/>
+          <w:sz w:val="20"/>
+          <w:szCs w:val="20"/>
+          <w:lang w:eastAsia="en-IN"/>
+          <w14:ligatures w14:val="none"/>
+        </w:rPr>
+        <w:t>MuJoCo</w:t>
+      </w:r>
+      <w:proofErr w:type="spellEnd"/>
+    </w:p>
+    <w:p>
+      <w:pPr>
+        <w:tabs>
+          <w:tab w:val="left" w:pos="916"/>
+          <w:tab w:val="left" w:pos="1832"/>
+          <w:tab w:val="left" w:pos="2748"/>
+          <w:tab w:val="left" w:pos="3664"/>
+          <w:tab w:val="left" w:pos="4580"/>
+          <w:tab w:val="left" w:pos="5496"/>
+          <w:tab w:val="left" w:pos="6412"/>
+          <w:tab w:val="left" w:pos="7328"/>
+          <w:tab w:val="left" w:pos="8244"/>
+          <w:tab w:val="left" w:pos="9160"/>
+          <w:tab w:val="left" w:pos="10076"/>
+          <w:tab w:val="left" w:pos="10992"/>
+          <w:tab w:val="left" w:pos="11908"/>
+          <w:tab w:val="left" w:pos="12824"/>
+          <w:tab w:val="left" w:pos="13740"/>
+          <w:tab w:val="left" w:pos="14656"/>
+        </w:tabs>
+        <w:spacing w:after="0" w:line="240" w:lineRule="auto"/>
+        <w:rPr>
+          <w:rFonts w:eastAsia="Times New Roman" w:cstheme="minorHAnsi"/>
+          <w:kern w:val="0"/>
+          <w:sz w:val="20"/>
+          <w:szCs w:val="20"/>
+          <w:lang w:eastAsia="en-IN"/>
+          <w14:ligatures w14:val="none"/>
+        </w:rPr>
+      </w:pPr>
+      <w:r>
+        <w:rPr>
+          <w:rFonts w:eastAsia="Times New Roman" w:cstheme="minorHAnsi"/>
+          <w:kern w:val="0"/>
+          <w:sz w:val="20"/>
+          <w:szCs w:val="20"/>
+          <w:lang w:eastAsia="en-IN"/>
+          <w14:ligatures w14:val="none"/>
+        </w:rPr>
+        <w:t xml:space="preserve">Close the </w:t>
+      </w:r>
+      <w:proofErr w:type="spellStart"/>
+      <w:r>
+        <w:rPr>
+          <w:rFonts w:eastAsia="Times New Roman" w:cstheme="minorHAnsi"/>
+          <w:kern w:val="0"/>
+          <w:sz w:val="20"/>
+          <w:szCs w:val="20"/>
+          <w:lang w:eastAsia="en-IN"/>
+          <w14:ligatures w14:val="none"/>
+        </w:rPr>
+        <w:t>MuJoCo</w:t>
+      </w:r>
+      <w:proofErr w:type="spellEnd"/>
+      <w:r>
+        <w:rPr>
+          <w:rFonts w:eastAsia="Times New Roman" w:cstheme="minorHAnsi"/>
+          <w:kern w:val="0"/>
+          <w:sz w:val="20"/>
+          <w:szCs w:val="20"/>
+          <w:lang w:eastAsia="en-IN"/>
+          <w14:ligatures w14:val="none"/>
+        </w:rPr>
+        <w:t xml:space="preserve"> viewer window first.</w:t>
+      </w:r>
+    </w:p>
+    <w:p>
+      <w:pPr>
+        <w:tabs>
+          <w:tab w:val="left" w:pos="916"/>
+          <w:tab w:val="left" w:pos="1832"/>
+          <w:tab w:val="left" w:pos="2748"/>
+          <w:tab w:val="left" w:pos="3664"/>
+          <w:tab w:val="left" w:pos="4580"/>
+          <w:tab w:val="left" w:pos="5496"/>
+          <w:tab w:val="left" w:pos="6412"/>
+          <w:tab w:val="left" w:pos="7328"/>
+          <w:tab w:val="left" w:pos="8244"/>
+          <w:tab w:val="left" w:pos="9160"/>
+          <w:tab w:val="left" w:pos="10076"/>
+          <w:tab w:val="left" w:pos="10992"/>
+          <w:tab w:val="left" w:pos="11908"/>
+          <w:tab w:val="left" w:pos="12824"/>
+          <w:tab w:val="left" w:pos="13740"/>
+          <w:tab w:val="left" w:pos="14656"/>
+        </w:tabs>
+        <w:spacing w:after="0" w:line="240" w:lineRule="auto"/>
+        <w:rPr>
+          <w:rFonts w:eastAsia="Times New Roman" w:cstheme="minorHAnsi"/>
+          <w:kern w:val="0"/>
+          <w:sz w:val="20"/>
+          <w:szCs w:val="20"/>
+          <w:lang w:eastAsia="en-IN"/>
+          <w14:ligatures w14:val="none"/>
+        </w:rPr>
+      </w:pPr>
+      <w:r>
+        <w:rPr>
+          <w:rFonts w:eastAsia="Times New Roman" w:cstheme="minorHAnsi"/>
+          <w:kern w:val="0"/>
+          <w:sz w:val="20"/>
+          <w:szCs w:val="20"/>
+          <w:lang w:eastAsia="en-IN"/>
+          <w14:ligatures w14:val="none"/>
+        </w:rPr>
+        <w:t>After it closes:</w:t>
+      </w:r>
+    </w:p>
+    <w:p>
+      <w:pPr>
+        <w:tabs>
+          <w:tab w:val="left" w:pos="916"/>
+          <w:tab w:val="left" w:pos="1832"/>
+          <w:tab w:val="left" w:pos="2748"/>
+          <w:tab w:val="left" w:pos="3664"/>
+          <w:tab w:val="left" w:pos="4580"/>
+          <w:tab w:val="left" w:pos="5496"/>
+          <w:tab w:val="left" w:pos="6412"/>
+          <w:tab w:val="left" w:pos="7328"/>
+          <w:tab w:val="left" w:pos="8244"/>
+          <w:tab w:val="left" w:pos="9160"/>
+          <w:tab w:val="left" w:pos="10076"/>
+          <w:tab w:val="left" w:pos="10992"/>
+          <w:tab w:val="left" w:pos="11908"/>
+          <w:tab w:val="left" w:pos="12824"/>
+          <w:tab w:val="left" w:pos="13740"/>
+          <w:tab w:val="left" w:pos="14656"/>
+        </w:tabs>
+        <w:spacing w:after="0" w:line="240" w:lineRule="auto"/>
+        <w:rPr>
+          <w:rFonts w:eastAsia="Times New Roman" w:cstheme="minorHAnsi"/>
+          <w:kern w:val="0"/>
+          <w:sz w:val="20"/>
+          <w:szCs w:val="20"/>
+          <w:lang w:eastAsia="en-IN"/>
+          <w14:ligatures w14:val="none"/>
+        </w:rPr>
+      </w:pPr>
+      <w:r>
+        <w:rPr>
+          <w:rFonts w:eastAsia="Times New Roman" w:cstheme="minorHAnsi"/>
+          <w:kern w:val="0"/>
+          <w:sz w:val="20"/>
+          <w:szCs w:val="20"/>
+          <w:lang w:eastAsia="en-IN"/>
+          <w14:ligatures w14:val="none"/>
+        </w:rPr>
+        <w:t>Terminal prompt returns</w:t>
+      </w:r>
+    </w:p>
+    <w:p>
+      <w:pPr>
+        <w:tabs>
+          <w:tab w:val="left" w:pos="916"/>
+          <w:tab w:val="left" w:pos="1832"/>
+          <w:tab w:val="left" w:pos="2748"/>
+          <w:tab w:val="left" w:pos="3664"/>
+          <w:tab w:val="left" w:pos="4580"/>
+          <w:tab w:val="left" w:pos="5496"/>
+          <w:tab w:val="left" w:pos="6412"/>
+          <w:tab w:val="left" w:pos="7328"/>
+          <w:tab w:val="left" w:pos="8244"/>
+          <w:tab w:val="left" w:pos="9160"/>
+          <w:tab w:val="left" w:pos="10076"/>
+          <w:tab w:val="left" w:pos="10992"/>
+          <w:tab w:val="left" w:pos="11908"/>
+          <w:tab w:val="left" w:pos="12824"/>
+          <w:tab w:val="left" w:pos="13740"/>
+          <w:tab w:val="left" w:pos="14656"/>
+        </w:tabs>
+        <w:spacing w:after="0" w:line="240" w:lineRule="auto"/>
+        <w:rPr>
+          <w:rFonts w:eastAsia="Times New Roman" w:cstheme="minorHAnsi"/>
+          <w:kern w:val="0"/>
+          <w:sz w:val="20"/>
+          <w:szCs w:val="20"/>
+          <w:lang w:eastAsia="en-IN"/>
+          <w14:ligatures w14:val="none"/>
+        </w:rPr>
+      </w:pPr>
+      <w:r>
+        <w:rPr>
+          <w:rFonts w:eastAsia="Times New Roman" w:cstheme="minorHAnsi"/>
+          <w:kern w:val="0"/>
+          <w:sz w:val="20"/>
+          <w:szCs w:val="20"/>
+          <w:lang w:eastAsia="en-IN"/>
+          <w14:ligatures w14:val="none"/>
+        </w:rPr>
+        <w:t>Then close Ubuntu.</w:t>
+      </w:r>
+    </w:p>
+    <w:p>
+      <w:pPr>
+        <w:tabs>
+          <w:tab w:val="left" w:pos="916"/>
+          <w:tab w:val="left" w:pos="1832"/>
+          <w:tab w:val="left" w:pos="2748"/>
+          <w:tab w:val="left" w:pos="3664"/>
+          <w:tab w:val="left" w:pos="4580"/>
+          <w:tab w:val="left" w:pos="5496"/>
+          <w:tab w:val="left" w:pos="6412"/>
+          <w:tab w:val="left" w:pos="7328"/>
+          <w:tab w:val="left" w:pos="8244"/>
+          <w:tab w:val="left" w:pos="9160"/>
+          <w:tab w:val="left" w:pos="10076"/>
+          <w:tab w:val="left" w:pos="10992"/>
+          <w:tab w:val="left" w:pos="11908"/>
+          <w:tab w:val="left" w:pos="12824"/>
+          <w:tab w:val="left" w:pos="13740"/>
+          <w:tab w:val="left" w:pos="14656"/>
+        </w:tabs>
+        <w:spacing w:after="0" w:line="240" w:lineRule="auto"/>
+        <w:rPr>
+          <w:rFonts w:eastAsia="Times New Roman" w:cstheme="minorHAnsi"/>
+          <w:kern w:val="0"/>
+          <w:sz w:val="20"/>
+          <w:szCs w:val="20"/>
+          <w:lang w:eastAsia="en-IN"/>
+          <w14:ligatures w14:val="none"/>
+        </w:rPr>
+      </w:pPr>
+      <w:r>
+        <w:rPr>
+          <w:rFonts w:eastAsia="Times New Roman" w:cstheme="minorHAnsi"/>
+          <w:kern w:val="0"/>
+          <w:sz w:val="20"/>
+          <w:szCs w:val="20"/>
+          <w:lang w:eastAsia="en-IN"/>
+          <w14:ligatures w14:val="none"/>
+        </w:rPr>
+        <w:pict w14:anchorId="313D0282">
+          <v:rect id="_x0000_i1085" style="width:0;height:1.5pt" o:hralign="center" o:hrstd="t" o:hr="t" fillcolor="#a0a0a0" stroked="f"/>
+        </w:pict>
+      </w:r>
+    </w:p>
+    <w:p>
+      <w:pPr>
+        <w:tabs>
+          <w:tab w:val="left" w:pos="916"/>
+          <w:tab w:val="left" w:pos="1832"/>
+          <w:tab w:val="left" w:pos="2748"/>
+          <w:tab w:val="left" w:pos="3664"/>
+          <w:tab w:val="left" w:pos="4580"/>
+          <w:tab w:val="left" w:pos="5496"/>
+          <w:tab w:val="left" w:pos="6412"/>
+          <w:tab w:val="left" w:pos="7328"/>
+          <w:tab w:val="left" w:pos="8244"/>
+          <w:tab w:val="left" w:pos="9160"/>
+          <w:tab w:val="left" w:pos="10076"/>
+          <w:tab w:val="left" w:pos="10992"/>
+          <w:tab w:val="left" w:pos="11908"/>
+          <w:tab w:val="left" w:pos="12824"/>
+          <w:tab w:val="left" w:pos="13740"/>
+          <w:tab w:val="left" w:pos="14656"/>
+        </w:tabs>
+        <w:spacing w:after="0" w:line="240" w:lineRule="auto"/>
+        <w:rPr>
+          <w:rFonts w:eastAsia="Times New Roman" w:cstheme="minorHAnsi"/>
+          <w:b/>
+          <w:bCs/>
+          <w:kern w:val="0"/>
+          <w:sz w:val="20"/>
+          <w:szCs w:val="20"/>
+          <w:lang w:eastAsia="en-IN"/>
+          <w14:ligatures w14:val="none"/>
+        </w:rPr>
+      </w:pPr>
+      <w:r>
+        <w:rPr>
+          <w:rFonts w:eastAsia="Times New Roman" w:cstheme="minorHAnsi"/>
+          <w:b/>
+          <w:bCs/>
+          <w:kern w:val="0"/>
+          <w:sz w:val="20"/>
+          <w:szCs w:val="20"/>
+          <w:lang w:eastAsia="en-IN"/>
+          <w14:ligatures w14:val="none"/>
+        </w:rPr>
+        <w:t>If something gets stuck</w:t>
+      </w:r>
+    </w:p>
+    <w:p>
+      <w:pPr>
+        <w:tabs>
+          <w:tab w:val="left" w:pos="916"/>
+          <w:tab w:val="left" w:pos="1832"/>
+          <w:tab w:val="left" w:pos="2748"/>
+          <w:tab w:val="left" w:pos="3664"/>
+          <w:tab w:val="left" w:pos="4580"/>
+          <w:tab w:val="left" w:pos="5496"/>
+          <w:tab w:val="left" w:pos="6412"/>
+          <w:tab w:val="left" w:pos="7328"/>
+          <w:tab w:val="left" w:pos="8244"/>
+          <w:tab w:val="left" w:pos="9160"/>
+          <w:tab w:val="left" w:pos="10076"/>
+          <w:tab w:val="left" w:pos="10992"/>
+          <w:tab w:val="left" w:pos="11908"/>
+          <w:tab w:val="left" w:pos="12824"/>
+          <w:tab w:val="left" w:pos="13740"/>
+          <w:tab w:val="left" w:pos="14656"/>
+        </w:tabs>
+        <w:spacing w:after="0" w:line="240" w:lineRule="auto"/>
+        <w:rPr>
+          <w:rFonts w:eastAsia="Times New Roman" w:cstheme="minorHAnsi"/>
+          <w:kern w:val="0"/>
+          <w:sz w:val="20"/>
+          <w:szCs w:val="20"/>
+          <w:lang w:eastAsia="en-IN"/>
+          <w14:ligatures w14:val="none"/>
+        </w:rPr>
+      </w:pPr>
+      <w:r>
+        <w:rPr>
+          <w:rFonts w:eastAsia="Times New Roman" w:cstheme="minorHAnsi"/>
+          <w:kern w:val="0"/>
+          <w:sz w:val="20"/>
+          <w:szCs w:val="20"/>
+          <w:lang w:eastAsia="en-IN"/>
+          <w14:ligatures w14:val="none"/>
+        </w:rPr>
+        <w:t>From PowerShell:</w:t>
+      </w:r>
+    </w:p>
+    <w:p>
+      <w:pPr>
+        <w:tabs>
+          <w:tab w:val="left" w:pos="916"/>
+          <w:tab w:val="left" w:pos="1832"/>
+          <w:tab w:val="left" w:pos="2748"/>
+          <w:tab w:val="left" w:pos="3664"/>
+          <w:tab w:val="left" w:pos="4580"/>
+          <w:tab w:val="left" w:pos="5496"/>
+          <w:tab w:val="left" w:pos="6412"/>
+          <w:tab w:val="left" w:pos="7328"/>
+          <w:tab w:val="left" w:pos="8244"/>
+          <w:tab w:val="left" w:pos="9160"/>
+          <w:tab w:val="left" w:pos="10076"/>
+          <w:tab w:val="left" w:pos="10992"/>
+          <w:tab w:val="left" w:pos="11908"/>
+          <w:tab w:val="left" w:pos="12824"/>
+          <w:tab w:val="left" w:pos="13740"/>
+          <w:tab w:val="left" w:pos="14656"/>
+        </w:tabs>
+        <w:spacing w:after="0" w:line="240" w:lineRule="auto"/>
+        <w:rPr>
+          <w:rFonts w:eastAsia="Times New Roman" w:cstheme="minorHAnsi"/>
+          <w:kern w:val="0"/>
+          <w:sz w:val="20"/>
+          <w:szCs w:val="20"/>
+          <w:lang w:eastAsia="en-IN"/>
+          <w14:ligatures w14:val="none"/>
+        </w:rPr>
+      </w:pPr>
+      <w:proofErr w:type="spellStart"/>
+      <w:r>
+        <w:rPr>
+          <w:rFonts w:eastAsia="Times New Roman" w:cstheme="minorHAnsi"/>
+          <w:kern w:val="0"/>
+          <w:sz w:val="20"/>
+          <w:szCs w:val="20"/>
+          <w:lang w:eastAsia="en-IN"/>
+          <w14:ligatures w14:val="none"/>
+        </w:rPr>
+        <w:t>wsl</w:t>
+      </w:r>
+      <w:proofErr w:type="spellEnd"/>
+      <w:r>
+        <w:rPr>
+          <w:rFonts w:eastAsia="Times New Roman" w:cstheme="minorHAnsi"/>
+          <w:kern w:val="0"/>
+          <w:sz w:val="20"/>
+          <w:szCs w:val="20"/>
+          <w:lang w:eastAsia="en-IN"/>
+          <w14:ligatures w14:val="none"/>
+        </w:rPr>
+        <w:t xml:space="preserve"> --shutdown</w:t>
+      </w:r>
+    </w:p>
+    <w:p>
+      <w:pPr>
+        <w:tabs>
+          <w:tab w:val="left" w:pos="916"/>
+          <w:tab w:val="left" w:pos="1832"/>
+          <w:tab w:val="left" w:pos="2748"/>
+          <w:tab w:val="left" w:pos="3664"/>
+          <w:tab w:val="left" w:pos="4580"/>
+          <w:tab w:val="left" w:pos="5496"/>
+          <w:tab w:val="left" w:pos="6412"/>
+          <w:tab w:val="left" w:pos="7328"/>
+          <w:tab w:val="left" w:pos="8244"/>
+          <w:tab w:val="left" w:pos="9160"/>
+          <w:tab w:val="left" w:pos="10076"/>
+          <w:tab w:val="left" w:pos="10992"/>
+          <w:tab w:val="left" w:pos="11908"/>
+          <w:tab w:val="left" w:pos="12824"/>
+          <w:tab w:val="left" w:pos="13740"/>
+          <w:tab w:val="left" w:pos="14656"/>
+        </w:tabs>
+        <w:spacing w:after="0" w:line="240" w:lineRule="auto"/>
+        <w:rPr>
+          <w:rFonts w:eastAsia="Times New Roman" w:cstheme="minorHAnsi"/>
+          <w:kern w:val="0"/>
+          <w:sz w:val="20"/>
+          <w:szCs w:val="20"/>
+          <w:lang w:eastAsia="en-IN"/>
+          <w14:ligatures w14:val="none"/>
+        </w:rPr>
+      </w:pPr>
+      <w:r>
+        <w:rPr>
+          <w:rFonts w:eastAsia="Times New Roman" w:cstheme="minorHAnsi"/>
+          <w:kern w:val="0"/>
+          <w:sz w:val="20"/>
+          <w:szCs w:val="20"/>
+          <w:lang w:eastAsia="en-IN"/>
+          <w14:ligatures w14:val="none"/>
+        </w:rPr>
+        <w:t>This completely resets:</w:t>
+      </w:r>
+    </w:p>
+    <w:p>
+      <w:pPr>
+        <w:tabs>
+          <w:tab w:val="left" w:pos="916"/>
+          <w:tab w:val="left" w:pos="1832"/>
+          <w:tab w:val="left" w:pos="2748"/>
+          <w:tab w:val="left" w:pos="3664"/>
+          <w:tab w:val="left" w:pos="4580"/>
+          <w:tab w:val="left" w:pos="5496"/>
+          <w:tab w:val="left" w:pos="6412"/>
+          <w:tab w:val="left" w:pos="7328"/>
+          <w:tab w:val="left" w:pos="8244"/>
+          <w:tab w:val="left" w:pos="9160"/>
+          <w:tab w:val="left" w:pos="10076"/>
+          <w:tab w:val="left" w:pos="10992"/>
+          <w:tab w:val="left" w:pos="11908"/>
+          <w:tab w:val="left" w:pos="12824"/>
+          <w:tab w:val="left" w:pos="13740"/>
+          <w:tab w:val="left" w:pos="14656"/>
+        </w:tabs>
+        <w:spacing w:after="0" w:line="240" w:lineRule="auto"/>
+        <w:rPr>
+          <w:rFonts w:eastAsia="Times New Roman" w:cstheme="minorHAnsi"/>
+          <w:kern w:val="0"/>
+          <w:sz w:val="20"/>
+          <w:szCs w:val="20"/>
+          <w:lang w:eastAsia="en-IN"/>
+          <w14:ligatures w14:val="none"/>
+        </w:rPr>
+      </w:pPr>
+      <w:r>
+        <w:rPr>
+          <w:rFonts w:eastAsia="Times New Roman" w:cstheme="minorHAnsi"/>
+          <w:kern w:val="0"/>
+          <w:sz w:val="20"/>
+          <w:szCs w:val="20"/>
+          <w:lang w:eastAsia="en-IN"/>
+          <w14:ligatures w14:val="none"/>
+        </w:rPr>
+        <w:t>Ubuntu</w:t>
+      </w:r>
+      <w:r>
+        <w:rPr>
+          <w:rFonts w:eastAsia="Times New Roman" w:cstheme="minorHAnsi"/>
+          <w:kern w:val="0"/>
+          <w:sz w:val="20"/>
+          <w:szCs w:val="20"/>
+          <w:lang w:eastAsia="en-IN"/>
+          <w14:ligatures w14:val="none"/>
+        </w:rPr>
+        <w:br/>
+      </w:r>
+      <w:proofErr w:type="spellStart"/>
+      <w:r>
+        <w:rPr>
+          <w:rFonts w:eastAsia="Times New Roman" w:cstheme="minorHAnsi"/>
+          <w:kern w:val="0"/>
+          <w:sz w:val="20"/>
+          <w:szCs w:val="20"/>
+          <w:lang w:eastAsia="en-IN"/>
+          <w14:ligatures w14:val="none"/>
+        </w:rPr>
+        <w:t>WSLg</w:t>
+      </w:r>
+      <w:proofErr w:type="spellEnd"/>
+      <w:r>
+        <w:rPr>
+          <w:rFonts w:eastAsia="Times New Roman" w:cstheme="minorHAnsi"/>
+          <w:kern w:val="0"/>
+          <w:sz w:val="20"/>
+          <w:szCs w:val="20"/>
+          <w:lang w:eastAsia="en-IN"/>
+          <w14:ligatures w14:val="none"/>
+        </w:rPr>
+        <w:br/>
+        <w:t>GUI applications</w:t>
+      </w:r>
+    </w:p>
+    <w:p>
+      <w:pPr>
+        <w:tabs>
+          <w:tab w:val="left" w:pos="916"/>
+          <w:tab w:val="left" w:pos="1832"/>
+          <w:tab w:val="left" w:pos="2748"/>
+          <w:tab w:val="left" w:pos="3664"/>
+          <w:tab w:val="left" w:pos="4580"/>
+          <w:tab w:val="left" w:pos="5496"/>
+          <w:tab w:val="left" w:pos="6412"/>
+          <w:tab w:val="left" w:pos="7328"/>
+          <w:tab w:val="left" w:pos="8244"/>
+          <w:tab w:val="left" w:pos="9160"/>
+          <w:tab w:val="left" w:pos="10076"/>
+          <w:tab w:val="left" w:pos="10992"/>
+          <w:tab w:val="left" w:pos="11908"/>
+          <w:tab w:val="left" w:pos="12824"/>
+          <w:tab w:val="left" w:pos="13740"/>
+          <w:tab w:val="left" w:pos="14656"/>
+        </w:tabs>
+        <w:spacing w:after="0" w:line="240" w:lineRule="auto"/>
+        <w:rPr>
+          <w:rFonts w:eastAsia="Times New Roman" w:cstheme="minorHAnsi"/>
+          <w:kern w:val="0"/>
+          <w:sz w:val="20"/>
+          <w:szCs w:val="20"/>
+          <w:lang w:eastAsia="en-IN"/>
+          <w14:ligatures w14:val="none"/>
+        </w:rPr>
+      </w:pPr>
+      <w:r>
+        <w:rPr>
+          <w:rFonts w:eastAsia="Times New Roman" w:cstheme="minorHAnsi"/>
+          <w:kern w:val="0"/>
+          <w:sz w:val="20"/>
+          <w:szCs w:val="20"/>
+          <w:lang w:eastAsia="en-IN"/>
+          <w14:ligatures w14:val="none"/>
+        </w:rPr>
+        <w:t>and fixes most "copy mode" issues.</w:t>
+      </w:r>
+    </w:p>
+    <w:p>
+      <w:pPr>
+        <w:tabs>
+          <w:tab w:val="left" w:pos="916"/>
+          <w:tab w:val="left" w:pos="1832"/>
+          <w:tab w:val="left" w:pos="2748"/>
+          <w:tab w:val="left" w:pos="3664"/>
+          <w:tab w:val="left" w:pos="4580"/>
+          <w:tab w:val="left" w:pos="5496"/>
+          <w:tab w:val="left" w:pos="6412"/>
+          <w:tab w:val="left" w:pos="7328"/>
+          <w:tab w:val="left" w:pos="8244"/>
+          <w:tab w:val="left" w:pos="9160"/>
+          <w:tab w:val="left" w:pos="10076"/>
+          <w:tab w:val="left" w:pos="10992"/>
+          <w:tab w:val="left" w:pos="11908"/>
+          <w:tab w:val="left" w:pos="12824"/>
+          <w:tab w:val="left" w:pos="13740"/>
+          <w:tab w:val="left" w:pos="14656"/>
+        </w:tabs>
+        <w:spacing w:after="0" w:line="240" w:lineRule="auto"/>
+        <w:rPr>
+          <w:rFonts w:eastAsia="Times New Roman" w:cstheme="minorHAnsi"/>
+          <w:kern w:val="0"/>
+          <w:sz w:val="20"/>
+          <w:szCs w:val="20"/>
+          <w:lang w:eastAsia="en-IN"/>
+          <w14:ligatures w14:val="none"/>
+        </w:rPr>
+      </w:pPr>
+      <w:r>
+        <w:rPr>
+          <w:rFonts w:eastAsia="Times New Roman" w:cstheme="minorHAnsi"/>
+          <w:kern w:val="0"/>
+          <w:sz w:val="20"/>
+          <w:szCs w:val="20"/>
+          <w:lang w:eastAsia="en-IN"/>
+          <w14:ligatures w14:val="none"/>
+        </w:rPr>
+        <w:pict w14:anchorId="0C960FAB">
+          <v:rect id="_x0000_i1086" style="width:0;height:1.5pt" o:hralign="center" o:hrstd="t" o:hr="t" fillcolor="#a0a0a0" stroked="f"/>
+        </w:pict>
+      </w:r>
+    </w:p>
+    <w:p>
+      <w:pPr>
+        <w:tabs>
+          <w:tab w:val="left" w:pos="916"/>
+          <w:tab w:val="left" w:pos="1832"/>
+          <w:tab w:val="left" w:pos="2748"/>
+          <w:tab w:val="left" w:pos="3664"/>
+          <w:tab w:val="left" w:pos="4580"/>
+          <w:tab w:val="left" w:pos="5496"/>
+          <w:tab w:val="left" w:pos="6412"/>
+          <w:tab w:val="left" w:pos="7328"/>
+          <w:tab w:val="left" w:pos="8244"/>
+          <w:tab w:val="left" w:pos="9160"/>
+          <w:tab w:val="left" w:pos="10076"/>
+          <w:tab w:val="left" w:pos="10992"/>
+          <w:tab w:val="left" w:pos="11908"/>
+          <w:tab w:val="left" w:pos="12824"/>
+          <w:tab w:val="left" w:pos="13740"/>
+          <w:tab w:val="left" w:pos="14656"/>
+        </w:tabs>
+        <w:spacing w:after="0" w:line="240" w:lineRule="auto"/>
+        <w:rPr>
+          <w:rFonts w:eastAsia="Times New Roman" w:cstheme="minorHAnsi"/>
+          <w:b/>
+          <w:bCs/>
+          <w:kern w:val="0"/>
+          <w:sz w:val="20"/>
+          <w:szCs w:val="20"/>
+          <w:lang w:eastAsia="en-IN"/>
+          <w14:ligatures w14:val="none"/>
+        </w:rPr>
+      </w:pPr>
+      <w:r>
+        <w:rPr>
+          <w:rFonts w:eastAsia="Times New Roman" w:cstheme="minorHAnsi"/>
+          <w:b/>
+          <w:bCs/>
+          <w:kern w:val="0"/>
+          <w:sz w:val="20"/>
+          <w:szCs w:val="20"/>
+          <w:lang w:eastAsia="en-IN"/>
+          <w14:ligatures w14:val="none"/>
+        </w:rPr>
+        <w:t>Good practice from now on</w:t>
+      </w:r>
+    </w:p>
+    <w:p>
+      <w:pPr>
+        <w:pStyle w:val="ListParagraph"/>
+        <w:numPr>
+          <w:ilvl w:val="1"/>
+          <w:numId w:val="5"/>
+        </w:numPr>
+        <w:tabs>
+          <w:tab w:val="left" w:pos="916"/>
+          <w:tab w:val="left" w:pos="1832"/>
+          <w:tab w:val="left" w:pos="2748"/>
+          <w:tab w:val="left" w:pos="3664"/>
+          <w:tab w:val="left" w:pos="4580"/>
+          <w:tab w:val="left" w:pos="5496"/>
+          <w:tab w:val="left" w:pos="6412"/>
+          <w:tab w:val="left" w:pos="7328"/>
+          <w:tab w:val="left" w:pos="8244"/>
+          <w:tab w:val="left" w:pos="9160"/>
+          <w:tab w:val="left" w:pos="10076"/>
+          <w:tab w:val="left" w:pos="10992"/>
+          <w:tab w:val="left" w:pos="11908"/>
+          <w:tab w:val="left" w:pos="12824"/>
+          <w:tab w:val="left" w:pos="13740"/>
+          <w:tab w:val="left" w:pos="14656"/>
+        </w:tabs>
+        <w:spacing w:after="0" w:line="240" w:lineRule="auto"/>
+        <w:rPr>
+          <w:rFonts w:eastAsia="Times New Roman" w:cstheme="minorHAnsi"/>
+          <w:kern w:val="0"/>
+          <w:sz w:val="20"/>
+          <w:szCs w:val="20"/>
+          <w:lang w:eastAsia="en-IN"/>
+          <w14:ligatures w14:val="none"/>
+        </w:rPr>
+      </w:pPr>
+      <w:r>
+        <w:rPr>
+          <w:rFonts w:eastAsia="Times New Roman" w:cstheme="minorHAnsi"/>
+          <w:kern w:val="0"/>
+          <w:sz w:val="20"/>
+          <w:szCs w:val="20"/>
+          <w:lang w:eastAsia="en-IN"/>
+          <w14:ligatures w14:val="none"/>
+        </w:rPr>
+        <w:t>Close Gazebo/</w:t>
+      </w:r>
+      <w:proofErr w:type="spellStart"/>
+      <w:r>
+        <w:rPr>
+          <w:rFonts w:eastAsia="Times New Roman" w:cstheme="minorHAnsi"/>
+          <w:kern w:val="0"/>
+          <w:sz w:val="20"/>
+          <w:szCs w:val="20"/>
+          <w:lang w:eastAsia="en-IN"/>
+          <w14:ligatures w14:val="none"/>
+        </w:rPr>
+        <w:t>MuJoCo</w:t>
+      </w:r>
+      <w:proofErr w:type="spellEnd"/>
+      <w:r>
+        <w:rPr>
+          <w:rFonts w:eastAsia="Times New Roman" w:cstheme="minorHAnsi"/>
+          <w:kern w:val="0"/>
+          <w:sz w:val="20"/>
+          <w:szCs w:val="20"/>
+          <w:lang w:eastAsia="en-IN"/>
+          <w14:ligatures w14:val="none"/>
+        </w:rPr>
+        <w:t xml:space="preserve"> window</w:t>
+      </w:r>
+      <w:r>
+        <w:rPr>
+          <w:rFonts w:eastAsia="Times New Roman" w:cstheme="minorHAnsi"/>
+          <w:kern w:val="0"/>
+          <w:sz w:val="20"/>
+          <w:szCs w:val="20"/>
+          <w:lang w:eastAsia="en-IN"/>
+          <w14:ligatures w14:val="none"/>
+        </w:rPr>
+        <w:br/>
+        <w:t>2. Wait for terminal prompt to return</w:t>
+      </w:r>
+      <w:r>
+        <w:rPr>
+          <w:rFonts w:eastAsia="Times New Roman" w:cstheme="minorHAnsi"/>
+          <w:kern w:val="0"/>
+          <w:sz w:val="20"/>
+          <w:szCs w:val="20"/>
+          <w:lang w:eastAsia="en-IN"/>
+          <w14:ligatures w14:val="none"/>
+        </w:rPr>
+        <w:br/>
+        <w:t>3. Close Ubuntu terminal</w:t>
+      </w:r>
+    </w:p>
+    <w:p>
+      <w:pPr>
+        <w:pStyle w:val="ListParagraph"/>
+        <w:tabs>
+          <w:tab w:val="left" w:pos="916"/>
+          <w:tab w:val="left" w:pos="1832"/>
+          <w:tab w:val="left" w:pos="2748"/>
+          <w:tab w:val="left" w:pos="3664"/>
+          <w:tab w:val="left" w:pos="4580"/>
+          <w:tab w:val="left" w:pos="5496"/>
+          <w:tab w:val="left" w:pos="6412"/>
+          <w:tab w:val="left" w:pos="7328"/>
+          <w:tab w:val="left" w:pos="8244"/>
+          <w:tab w:val="left" w:pos="9160"/>
+          <w:tab w:val="left" w:pos="10076"/>
+          <w:tab w:val="left" w:pos="10992"/>
+          <w:tab w:val="left" w:pos="11908"/>
+          <w:tab w:val="left" w:pos="12824"/>
+          <w:tab w:val="left" w:pos="13740"/>
+          <w:tab w:val="left" w:pos="14656"/>
+        </w:tabs>
+        <w:spacing w:after="0" w:line="240" w:lineRule="auto"/>
+        <w:ind w:left="1440"/>
+        <w:rPr>
+          <w:rFonts w:eastAsia="Times New Roman" w:cstheme="minorHAnsi"/>
+          <w:kern w:val="0"/>
+          <w:sz w:val="20"/>
+          <w:szCs w:val="20"/>
+          <w:lang w:eastAsia="en-IN"/>
+          <w14:ligatures w14:val="none"/>
+        </w:rPr>
+      </w:pPr>
+    </w:p>
+    <w:p>
+      <w:pPr>
+        <w:tabs>
+          <w:tab w:val="left" w:pos="916"/>
+          <w:tab w:val="left" w:pos="1832"/>
+          <w:tab w:val="left" w:pos="2748"/>
+          <w:tab w:val="left" w:pos="3664"/>
+          <w:tab w:val="left" w:pos="4580"/>
+          <w:tab w:val="left" w:pos="5496"/>
+          <w:tab w:val="left" w:pos="6412"/>
+          <w:tab w:val="left" w:pos="7328"/>
+          <w:tab w:val="left" w:pos="8244"/>
+          <w:tab w:val="left" w:pos="9160"/>
+          <w:tab w:val="left" w:pos="10076"/>
+          <w:tab w:val="left" w:pos="10992"/>
+          <w:tab w:val="left" w:pos="11908"/>
+          <w:tab w:val="left" w:pos="12824"/>
+          <w:tab w:val="left" w:pos="13740"/>
+          <w:tab w:val="left" w:pos="14656"/>
+        </w:tabs>
+        <w:spacing w:after="0" w:line="240" w:lineRule="auto"/>
+        <w:rPr>
+          <w:rFonts w:eastAsia="Times New Roman" w:cstheme="minorHAnsi"/>
+          <w:kern w:val="0"/>
+          <w:sz w:val="20"/>
+          <w:szCs w:val="20"/>
+          <w:lang w:eastAsia="en-IN"/>
+          <w14:ligatures w14:val="none"/>
+        </w:rPr>
+      </w:pPr>
+      <w:r>
+        <w:rPr>
+          <w:rFonts w:eastAsia="Times New Roman" w:cstheme="minorHAnsi"/>
+          <w:kern w:val="0"/>
+          <w:sz w:val="20"/>
+          <w:szCs w:val="20"/>
+          <w:lang w:eastAsia="en-IN"/>
+          <w14:ligatures w14:val="none"/>
+        </w:rPr>
+        <w:t>You're currently here:</w:t>
+      </w:r>
+    </w:p>
+    <w:p>
+      <w:pPr>
+        <w:tabs>
+          <w:tab w:val="left" w:pos="916"/>
+          <w:tab w:val="left" w:pos="1832"/>
+          <w:tab w:val="left" w:pos="2748"/>
+          <w:tab w:val="left" w:pos="3664"/>
+          <w:tab w:val="left" w:pos="4580"/>
+          <w:tab w:val="left" w:pos="5496"/>
+          <w:tab w:val="left" w:pos="6412"/>
+          <w:tab w:val="left" w:pos="7328"/>
+          <w:tab w:val="left" w:pos="8244"/>
+          <w:tab w:val="left" w:pos="9160"/>
+          <w:tab w:val="left" w:pos="10076"/>
+          <w:tab w:val="left" w:pos="10992"/>
+          <w:tab w:val="left" w:pos="11908"/>
+          <w:tab w:val="left" w:pos="12824"/>
+          <w:tab w:val="left" w:pos="13740"/>
+          <w:tab w:val="left" w:pos="14656"/>
+        </w:tabs>
+        <w:spacing w:after="0" w:line="240" w:lineRule="auto"/>
+        <w:rPr>
+          <w:rFonts w:eastAsia="Times New Roman" w:cstheme="minorHAnsi"/>
+          <w:kern w:val="0"/>
+          <w:sz w:val="20"/>
+          <w:szCs w:val="20"/>
+          <w:lang w:eastAsia="en-IN"/>
+          <w14:ligatures w14:val="none"/>
+        </w:rPr>
+      </w:pPr>
+      <w:r>
+        <w:rPr>
+          <w:rFonts w:eastAsia="Times New Roman" w:cstheme="minorHAnsi"/>
+          <w:kern w:val="0"/>
+          <w:sz w:val="20"/>
+          <w:szCs w:val="20"/>
+          <w:lang w:eastAsia="en-IN"/>
+          <w14:ligatures w14:val="none"/>
+        </w:rPr>
+        <w:t>(</w:t>
+      </w:r>
+      <w:proofErr w:type="spellStart"/>
+      <w:r>
+        <w:rPr>
+          <w:rFonts w:eastAsia="Times New Roman" w:cstheme="minorHAnsi"/>
+          <w:kern w:val="0"/>
+          <w:sz w:val="20"/>
+          <w:szCs w:val="20"/>
+          <w:lang w:eastAsia="en-IN"/>
+          <w14:ligatures w14:val="none"/>
+        </w:rPr>
+        <w:t>mujoco_env</w:t>
+      </w:r>
+      <w:proofErr w:type="spellEnd"/>
+      <w:r>
+        <w:rPr>
+          <w:rFonts w:eastAsia="Times New Roman" w:cstheme="minorHAnsi"/>
+          <w:kern w:val="0"/>
+          <w:sz w:val="20"/>
+          <w:szCs w:val="20"/>
+          <w:lang w:eastAsia="en-IN"/>
+          <w14:ligatures w14:val="none"/>
+        </w:rPr>
+        <w:t>) menaka_24@Praveen-</w:t>
+      </w:r>
+      <w:proofErr w:type="gramStart"/>
+      <w:r>
+        <w:rPr>
+          <w:rFonts w:eastAsia="Times New Roman" w:cstheme="minorHAnsi"/>
+          <w:kern w:val="0"/>
+          <w:sz w:val="20"/>
+          <w:szCs w:val="20"/>
+          <w:lang w:eastAsia="en-IN"/>
+          <w14:ligatures w14:val="none"/>
+        </w:rPr>
+        <w:t>PC:~</w:t>
+      </w:r>
+      <w:proofErr w:type="gramEnd"/>
+      <w:r>
+        <w:rPr>
+          <w:rFonts w:eastAsia="Times New Roman" w:cstheme="minorHAnsi"/>
+          <w:kern w:val="0"/>
+          <w:sz w:val="20"/>
+          <w:szCs w:val="20"/>
+          <w:lang w:eastAsia="en-IN"/>
+          <w14:ligatures w14:val="none"/>
+        </w:rPr>
+        <w:t>/</w:t>
+      </w:r>
+      <w:proofErr w:type="spellStart"/>
+      <w:r>
+        <w:rPr>
+          <w:rFonts w:eastAsia="Times New Roman" w:cstheme="minorHAnsi"/>
+          <w:kern w:val="0"/>
+          <w:sz w:val="20"/>
+          <w:szCs w:val="20"/>
+          <w:lang w:eastAsia="en-IN"/>
+          <w14:ligatures w14:val="none"/>
+        </w:rPr>
+        <w:t>mujoco_projects</w:t>
+      </w:r>
+      <w:proofErr w:type="spellEnd"/>
+      <w:r>
+        <w:rPr>
+          <w:rFonts w:eastAsia="Times New Roman" w:cstheme="minorHAnsi"/>
+          <w:kern w:val="0"/>
+          <w:sz w:val="20"/>
+          <w:szCs w:val="20"/>
+          <w:lang w:eastAsia="en-IN"/>
+          <w14:ligatures w14:val="none"/>
+        </w:rPr>
+        <w:t>$</w:t>
+      </w:r>
+    </w:p>
+    <w:p>
+      <w:pPr>
+        <w:tabs>
+          <w:tab w:val="left" w:pos="916"/>
+          <w:tab w:val="left" w:pos="1832"/>
+          <w:tab w:val="left" w:pos="2748"/>
+          <w:tab w:val="left" w:pos="3664"/>
+          <w:tab w:val="left" w:pos="4580"/>
+          <w:tab w:val="left" w:pos="5496"/>
+          <w:tab w:val="left" w:pos="6412"/>
+          <w:tab w:val="left" w:pos="7328"/>
+          <w:tab w:val="left" w:pos="8244"/>
+          <w:tab w:val="left" w:pos="9160"/>
+          <w:tab w:val="left" w:pos="10076"/>
+          <w:tab w:val="left" w:pos="10992"/>
+          <w:tab w:val="left" w:pos="11908"/>
+          <w:tab w:val="left" w:pos="12824"/>
+          <w:tab w:val="left" w:pos="13740"/>
+          <w:tab w:val="left" w:pos="14656"/>
+        </w:tabs>
+        <w:spacing w:after="0" w:line="240" w:lineRule="auto"/>
+        <w:rPr>
+          <w:rFonts w:eastAsia="Times New Roman" w:cstheme="minorHAnsi"/>
+          <w:kern w:val="0"/>
+          <w:sz w:val="20"/>
+          <w:szCs w:val="20"/>
+          <w:lang w:eastAsia="en-IN"/>
+          <w14:ligatures w14:val="none"/>
+        </w:rPr>
+      </w:pPr>
+      <w:r>
+        <w:rPr>
+          <w:rFonts w:eastAsia="Times New Roman" w:cstheme="minorHAnsi"/>
+          <w:kern w:val="0"/>
+          <w:sz w:val="20"/>
+          <w:szCs w:val="20"/>
+          <w:lang w:eastAsia="en-IN"/>
+          <w14:ligatures w14:val="none"/>
+        </w:rPr>
+        <w:t xml:space="preserve">There are </w:t>
+      </w:r>
+      <w:r>
+        <w:rPr>
+          <w:rFonts w:eastAsia="Times New Roman" w:cstheme="minorHAnsi"/>
+          <w:b/>
+          <w:bCs/>
+          <w:kern w:val="0"/>
+          <w:sz w:val="20"/>
+          <w:szCs w:val="20"/>
+          <w:lang w:eastAsia="en-IN"/>
+          <w14:ligatures w14:val="none"/>
+        </w:rPr>
+        <w:t>two different things</w:t>
+      </w:r>
+      <w:r>
+        <w:rPr>
+          <w:rFonts w:eastAsia="Times New Roman" w:cstheme="minorHAnsi"/>
+          <w:kern w:val="0"/>
+          <w:sz w:val="20"/>
+          <w:szCs w:val="20"/>
+          <w:lang w:eastAsia="en-IN"/>
+          <w14:ligatures w14:val="none"/>
+        </w:rPr>
+        <w:t xml:space="preserve"> you can "get out of":</w:t>
+      </w:r>
+    </w:p>
+    <w:p>
+      <w:pPr>
+        <w:tabs>
+          <w:tab w:val="left" w:pos="916"/>
+          <w:tab w:val="left" w:pos="1832"/>
+          <w:tab w:val="left" w:pos="2748"/>
+          <w:tab w:val="left" w:pos="3664"/>
+          <w:tab w:val="left" w:pos="4580"/>
+          <w:tab w:val="left" w:pos="5496"/>
+          <w:tab w:val="left" w:pos="6412"/>
+          <w:tab w:val="left" w:pos="7328"/>
+          <w:tab w:val="left" w:pos="8244"/>
+          <w:tab w:val="left" w:pos="9160"/>
+          <w:tab w:val="left" w:pos="10076"/>
+          <w:tab w:val="left" w:pos="10992"/>
+          <w:tab w:val="left" w:pos="11908"/>
+          <w:tab w:val="left" w:pos="12824"/>
+          <w:tab w:val="left" w:pos="13740"/>
+          <w:tab w:val="left" w:pos="14656"/>
+        </w:tabs>
+        <w:spacing w:after="0" w:line="240" w:lineRule="auto"/>
+        <w:rPr>
+          <w:rFonts w:eastAsia="Times New Roman" w:cstheme="minorHAnsi"/>
+          <w:b/>
+          <w:bCs/>
+          <w:kern w:val="0"/>
+          <w:sz w:val="20"/>
+          <w:szCs w:val="20"/>
+          <w:lang w:eastAsia="en-IN"/>
+          <w14:ligatures w14:val="none"/>
+        </w:rPr>
+      </w:pPr>
+      <w:r>
+        <w:rPr>
+          <w:rFonts w:eastAsia="Times New Roman" w:cstheme="minorHAnsi"/>
+          <w:b/>
+          <w:bCs/>
+          <w:kern w:val="0"/>
+          <w:sz w:val="20"/>
+          <w:szCs w:val="20"/>
+          <w:lang w:eastAsia="en-IN"/>
+          <w14:ligatures w14:val="none"/>
+        </w:rPr>
+        <w:t>1. Exit the virtual environment (recommended first)</w:t>
+      </w:r>
+    </w:p>
+    <w:p>
+      <w:pPr>
+        <w:tabs>
+          <w:tab w:val="left" w:pos="916"/>
+          <w:tab w:val="left" w:pos="1832"/>
+          <w:tab w:val="left" w:pos="2748"/>
+          <w:tab w:val="left" w:pos="3664"/>
+          <w:tab w:val="left" w:pos="4580"/>
+          <w:tab w:val="left" w:pos="5496"/>
+          <w:tab w:val="left" w:pos="6412"/>
+          <w:tab w:val="left" w:pos="7328"/>
+          <w:tab w:val="left" w:pos="8244"/>
+          <w:tab w:val="left" w:pos="9160"/>
+          <w:tab w:val="left" w:pos="10076"/>
+          <w:tab w:val="left" w:pos="10992"/>
+          <w:tab w:val="left" w:pos="11908"/>
+          <w:tab w:val="left" w:pos="12824"/>
+          <w:tab w:val="left" w:pos="13740"/>
+          <w:tab w:val="left" w:pos="14656"/>
+        </w:tabs>
+        <w:spacing w:after="0" w:line="240" w:lineRule="auto"/>
+        <w:rPr>
+          <w:rFonts w:eastAsia="Times New Roman" w:cstheme="minorHAnsi"/>
+          <w:kern w:val="0"/>
+          <w:sz w:val="20"/>
+          <w:szCs w:val="20"/>
+          <w:lang w:eastAsia="en-IN"/>
+          <w14:ligatures w14:val="none"/>
+        </w:rPr>
+      </w:pPr>
+      <w:r>
+        <w:rPr>
+          <w:rFonts w:eastAsia="Times New Roman" w:cstheme="minorHAnsi"/>
+          <w:kern w:val="0"/>
+          <w:sz w:val="20"/>
+          <w:szCs w:val="20"/>
+          <w:lang w:eastAsia="en-IN"/>
+          <w14:ligatures w14:val="none"/>
+        </w:rPr>
+        <w:t>Run:</w:t>
+      </w:r>
+    </w:p>
+    <w:p>
+      <w:pPr>
+        <w:tabs>
+          <w:tab w:val="left" w:pos="916"/>
+          <w:tab w:val="left" w:pos="1832"/>
+          <w:tab w:val="left" w:pos="2748"/>
+          <w:tab w:val="left" w:pos="3664"/>
+          <w:tab w:val="left" w:pos="4580"/>
+          <w:tab w:val="left" w:pos="5496"/>
+          <w:tab w:val="left" w:pos="6412"/>
+          <w:tab w:val="left" w:pos="7328"/>
+          <w:tab w:val="left" w:pos="8244"/>
+          <w:tab w:val="left" w:pos="9160"/>
+          <w:tab w:val="left" w:pos="10076"/>
+          <w:tab w:val="left" w:pos="10992"/>
+          <w:tab w:val="left" w:pos="11908"/>
+          <w:tab w:val="left" w:pos="12824"/>
+          <w:tab w:val="left" w:pos="13740"/>
+          <w:tab w:val="left" w:pos="14656"/>
+        </w:tabs>
+        <w:spacing w:after="0" w:line="240" w:lineRule="auto"/>
+        <w:rPr>
+          <w:rFonts w:eastAsia="Times New Roman" w:cstheme="minorHAnsi"/>
+          <w:b/>
+          <w:bCs/>
+          <w:i/>
+          <w:iCs/>
+          <w:kern w:val="0"/>
+          <w:sz w:val="20"/>
+          <w:szCs w:val="20"/>
+          <w:lang w:eastAsia="en-IN"/>
+          <w14:ligatures w14:val="none"/>
+        </w:rPr>
+      </w:pPr>
+      <w:r>
+        <w:rPr>
+          <w:rFonts w:eastAsia="Times New Roman" w:cstheme="minorHAnsi"/>
+          <w:b/>
+          <w:bCs/>
+          <w:i/>
+          <w:iCs/>
+          <w:kern w:val="0"/>
+          <w:sz w:val="20"/>
+          <w:szCs w:val="20"/>
+          <w:lang w:eastAsia="en-IN"/>
+          <w14:ligatures w14:val="none"/>
+        </w:rPr>
+        <w:t>deactivate</w:t>
+      </w:r>
+    </w:p>
+    <w:p>
+      <w:pPr>
+        <w:tabs>
+          <w:tab w:val="left" w:pos="916"/>
+          <w:tab w:val="left" w:pos="1832"/>
+          <w:tab w:val="left" w:pos="2748"/>
+          <w:tab w:val="left" w:pos="3664"/>
+          <w:tab w:val="left" w:pos="4580"/>
+          <w:tab w:val="left" w:pos="5496"/>
+          <w:tab w:val="left" w:pos="6412"/>
+          <w:tab w:val="left" w:pos="7328"/>
+          <w:tab w:val="left" w:pos="8244"/>
+          <w:tab w:val="left" w:pos="9160"/>
+          <w:tab w:val="left" w:pos="10076"/>
+          <w:tab w:val="left" w:pos="10992"/>
+          <w:tab w:val="left" w:pos="11908"/>
+          <w:tab w:val="left" w:pos="12824"/>
+          <w:tab w:val="left" w:pos="13740"/>
+          <w:tab w:val="left" w:pos="14656"/>
+        </w:tabs>
+        <w:spacing w:after="0" w:line="240" w:lineRule="auto"/>
+        <w:rPr>
+          <w:rFonts w:eastAsia="Times New Roman" w:cstheme="minorHAnsi"/>
+          <w:kern w:val="0"/>
+          <w:sz w:val="20"/>
+          <w:szCs w:val="20"/>
+          <w:lang w:eastAsia="en-IN"/>
+          <w14:ligatures w14:val="none"/>
+        </w:rPr>
+      </w:pPr>
+      <w:r>
+        <w:rPr>
+          <w:rFonts w:eastAsia="Times New Roman" w:cstheme="minorHAnsi"/>
+          <w:kern w:val="0"/>
+          <w:sz w:val="20"/>
+          <w:szCs w:val="20"/>
+          <w:lang w:eastAsia="en-IN"/>
+          <w14:ligatures w14:val="none"/>
+        </w:rPr>
+        <w:t>Then your prompt becomes:</w:t>
+      </w:r>
+    </w:p>
+    <w:p>
+      <w:pPr>
+        <w:tabs>
+          <w:tab w:val="left" w:pos="916"/>
+          <w:tab w:val="left" w:pos="1832"/>
+          <w:tab w:val="left" w:pos="2748"/>
+          <w:tab w:val="left" w:pos="3664"/>
+          <w:tab w:val="left" w:pos="4580"/>
+          <w:tab w:val="left" w:pos="5496"/>
+          <w:tab w:val="left" w:pos="6412"/>
+          <w:tab w:val="left" w:pos="7328"/>
+          <w:tab w:val="left" w:pos="8244"/>
+          <w:tab w:val="left" w:pos="9160"/>
+          <w:tab w:val="left" w:pos="10076"/>
+          <w:tab w:val="left" w:pos="10992"/>
+          <w:tab w:val="left" w:pos="11908"/>
+          <w:tab w:val="left" w:pos="12824"/>
+          <w:tab w:val="left" w:pos="13740"/>
+          <w:tab w:val="left" w:pos="14656"/>
+        </w:tabs>
+        <w:spacing w:after="0" w:line="240" w:lineRule="auto"/>
+        <w:rPr>
+          <w:rFonts w:eastAsia="Times New Roman" w:cstheme="minorHAnsi"/>
+          <w:kern w:val="0"/>
+          <w:sz w:val="20"/>
+          <w:szCs w:val="20"/>
+          <w:lang w:eastAsia="en-IN"/>
+          <w14:ligatures w14:val="none"/>
+        </w:rPr>
+      </w:pPr>
+      <w:r>
+        <w:rPr>
+          <w:rFonts w:eastAsia="Times New Roman" w:cstheme="minorHAnsi"/>
+          <w:kern w:val="0"/>
+          <w:sz w:val="20"/>
+          <w:szCs w:val="20"/>
+          <w:lang w:eastAsia="en-IN"/>
+          <w14:ligatures w14:val="none"/>
+        </w:rPr>
+        <w:t>menaka_24@Praveen-</w:t>
+      </w:r>
+      <w:proofErr w:type="gramStart"/>
+      <w:r>
+        <w:rPr>
+          <w:rFonts w:eastAsia="Times New Roman" w:cstheme="minorHAnsi"/>
+          <w:kern w:val="0"/>
+          <w:sz w:val="20"/>
+          <w:szCs w:val="20"/>
+          <w:lang w:eastAsia="en-IN"/>
+          <w14:ligatures w14:val="none"/>
+        </w:rPr>
+        <w:t>PC:~</w:t>
+      </w:r>
+      <w:proofErr w:type="gramEnd"/>
+      <w:r>
+        <w:rPr>
+          <w:rFonts w:eastAsia="Times New Roman" w:cstheme="minorHAnsi"/>
+          <w:kern w:val="0"/>
+          <w:sz w:val="20"/>
+          <w:szCs w:val="20"/>
+          <w:lang w:eastAsia="en-IN"/>
+          <w14:ligatures w14:val="none"/>
+        </w:rPr>
+        <w:t>/</w:t>
+      </w:r>
+      <w:proofErr w:type="spellStart"/>
+      <w:r>
+        <w:rPr>
+          <w:rFonts w:eastAsia="Times New Roman" w:cstheme="minorHAnsi"/>
+          <w:kern w:val="0"/>
+          <w:sz w:val="20"/>
+          <w:szCs w:val="20"/>
+          <w:lang w:eastAsia="en-IN"/>
+          <w14:ligatures w14:val="none"/>
+        </w:rPr>
+        <w:t>mujoco_projects</w:t>
+      </w:r>
+      <w:proofErr w:type="spellEnd"/>
+      <w:r>
+        <w:rPr>
+          <w:rFonts w:eastAsia="Times New Roman" w:cstheme="minorHAnsi"/>
+          <w:kern w:val="0"/>
+          <w:sz w:val="20"/>
+          <w:szCs w:val="20"/>
+          <w:lang w:eastAsia="en-IN"/>
+          <w14:ligatures w14:val="none"/>
+        </w:rPr>
+        <w:t>$</w:t>
+      </w:r>
+    </w:p>
+    <w:p>
+      <w:pPr>
+        <w:tabs>
+          <w:tab w:val="left" w:pos="916"/>
+          <w:tab w:val="left" w:pos="1832"/>
+          <w:tab w:val="left" w:pos="2748"/>
+          <w:tab w:val="left" w:pos="3664"/>
+          <w:tab w:val="left" w:pos="4580"/>
+          <w:tab w:val="left" w:pos="5496"/>
+          <w:tab w:val="left" w:pos="6412"/>
+          <w:tab w:val="left" w:pos="7328"/>
+          <w:tab w:val="left" w:pos="8244"/>
+          <w:tab w:val="left" w:pos="9160"/>
+          <w:tab w:val="left" w:pos="10076"/>
+          <w:tab w:val="left" w:pos="10992"/>
+          <w:tab w:val="left" w:pos="11908"/>
+          <w:tab w:val="left" w:pos="12824"/>
+          <w:tab w:val="left" w:pos="13740"/>
+          <w:tab w:val="left" w:pos="14656"/>
+        </w:tabs>
+        <w:spacing w:after="0" w:line="240" w:lineRule="auto"/>
+        <w:rPr>
+          <w:rFonts w:eastAsia="Times New Roman" w:cstheme="minorHAnsi"/>
+          <w:kern w:val="0"/>
+          <w:sz w:val="20"/>
+          <w:szCs w:val="20"/>
+          <w:lang w:eastAsia="en-IN"/>
+          <w14:ligatures w14:val="none"/>
+        </w:rPr>
+      </w:pPr>
+      <w:r>
+        <w:rPr>
+          <w:rFonts w:eastAsia="Times New Roman" w:cstheme="minorHAnsi"/>
+          <w:kern w:val="0"/>
+          <w:sz w:val="20"/>
+          <w:szCs w:val="20"/>
+          <w:lang w:eastAsia="en-IN"/>
+          <w14:ligatures w14:val="none"/>
+        </w:rPr>
+        <w:t>Notice (</w:t>
+      </w:r>
+      <w:proofErr w:type="spellStart"/>
+      <w:r>
+        <w:rPr>
+          <w:rFonts w:eastAsia="Times New Roman" w:cstheme="minorHAnsi"/>
+          <w:kern w:val="0"/>
+          <w:sz w:val="20"/>
+          <w:szCs w:val="20"/>
+          <w:lang w:eastAsia="en-IN"/>
+          <w14:ligatures w14:val="none"/>
+        </w:rPr>
+        <w:t>mujoco_env</w:t>
+      </w:r>
+      <w:proofErr w:type="spellEnd"/>
+      <w:r>
+        <w:rPr>
+          <w:rFonts w:eastAsia="Times New Roman" w:cstheme="minorHAnsi"/>
+          <w:kern w:val="0"/>
+          <w:sz w:val="20"/>
+          <w:szCs w:val="20"/>
+          <w:lang w:eastAsia="en-IN"/>
+          <w14:ligatures w14:val="none"/>
+        </w:rPr>
+        <w:t>) disappears.</w:t>
+      </w:r>
+    </w:p>
+    <w:p>
+      <w:pPr>
+        <w:tabs>
+          <w:tab w:val="left" w:pos="916"/>
+          <w:tab w:val="left" w:pos="1832"/>
+          <w:tab w:val="left" w:pos="2748"/>
+          <w:tab w:val="left" w:pos="3664"/>
+          <w:tab w:val="left" w:pos="4580"/>
+          <w:tab w:val="left" w:pos="5496"/>
+          <w:tab w:val="left" w:pos="6412"/>
+          <w:tab w:val="left" w:pos="7328"/>
+          <w:tab w:val="left" w:pos="8244"/>
+          <w:tab w:val="left" w:pos="9160"/>
+          <w:tab w:val="left" w:pos="10076"/>
+          <w:tab w:val="left" w:pos="10992"/>
+          <w:tab w:val="left" w:pos="11908"/>
+          <w:tab w:val="left" w:pos="12824"/>
+          <w:tab w:val="left" w:pos="13740"/>
+          <w:tab w:val="left" w:pos="14656"/>
+        </w:tabs>
+        <w:spacing w:after="0" w:line="240" w:lineRule="auto"/>
+        <w:rPr>
+          <w:rFonts w:eastAsia="Times New Roman" w:cstheme="minorHAnsi"/>
+          <w:kern w:val="0"/>
+          <w:sz w:val="20"/>
+          <w:szCs w:val="20"/>
+          <w:lang w:eastAsia="en-IN"/>
+          <w14:ligatures w14:val="none"/>
+        </w:rPr>
+      </w:pPr>
+      <w:r>
+        <w:rPr>
+          <w:rFonts w:eastAsia="Times New Roman" w:cstheme="minorHAnsi"/>
+          <w:kern w:val="0"/>
+          <w:sz w:val="20"/>
+          <w:szCs w:val="20"/>
+          <w:lang w:eastAsia="en-IN"/>
+          <w14:ligatures w14:val="none"/>
+        </w:rPr>
+        <w:pict w14:anchorId="05A83D5A">
+          <v:rect id="_x0000_i1088" style="width:0;height:1.5pt" o:hralign="center" o:hrstd="t" o:hr="t" fillcolor="#a0a0a0" stroked="f"/>
+        </w:pict>
+      </w:r>
+    </w:p>
+    <w:p>
+      <w:pPr>
+        <w:tabs>
+          <w:tab w:val="left" w:pos="916"/>
+          <w:tab w:val="left" w:pos="1832"/>
+          <w:tab w:val="left" w:pos="2748"/>
+          <w:tab w:val="left" w:pos="3664"/>
+          <w:tab w:val="left" w:pos="4580"/>
+          <w:tab w:val="left" w:pos="5496"/>
+          <w:tab w:val="left" w:pos="6412"/>
+          <w:tab w:val="left" w:pos="7328"/>
+          <w:tab w:val="left" w:pos="8244"/>
+          <w:tab w:val="left" w:pos="9160"/>
+          <w:tab w:val="left" w:pos="10076"/>
+          <w:tab w:val="left" w:pos="10992"/>
+          <w:tab w:val="left" w:pos="11908"/>
+          <w:tab w:val="left" w:pos="12824"/>
+          <w:tab w:val="left" w:pos="13740"/>
+          <w:tab w:val="left" w:pos="14656"/>
+        </w:tabs>
+        <w:spacing w:after="0" w:line="240" w:lineRule="auto"/>
+        <w:rPr>
+          <w:rFonts w:eastAsia="Times New Roman" w:cstheme="minorHAnsi"/>
+          <w:b/>
+          <w:bCs/>
+          <w:kern w:val="0"/>
+          <w:sz w:val="20"/>
+          <w:szCs w:val="20"/>
+          <w:lang w:eastAsia="en-IN"/>
+          <w14:ligatures w14:val="none"/>
+        </w:rPr>
+      </w:pPr>
+      <w:r>
+        <w:rPr>
+          <w:rFonts w:eastAsia="Times New Roman" w:cstheme="minorHAnsi"/>
+          <w:b/>
+          <w:bCs/>
+          <w:kern w:val="0"/>
+          <w:sz w:val="20"/>
+          <w:szCs w:val="20"/>
+          <w:lang w:eastAsia="en-IN"/>
+          <w14:ligatures w14:val="none"/>
+        </w:rPr>
+        <w:t>2. Go back to your Ubuntu home folder</w:t>
+      </w:r>
+    </w:p>
+    <w:p>
+      <w:pPr>
+        <w:tabs>
+          <w:tab w:val="left" w:pos="916"/>
+          <w:tab w:val="left" w:pos="1832"/>
+          <w:tab w:val="left" w:pos="2748"/>
+          <w:tab w:val="left" w:pos="3664"/>
+          <w:tab w:val="left" w:pos="4580"/>
+          <w:tab w:val="left" w:pos="5496"/>
+          <w:tab w:val="left" w:pos="6412"/>
+          <w:tab w:val="left" w:pos="7328"/>
+          <w:tab w:val="left" w:pos="8244"/>
+          <w:tab w:val="left" w:pos="9160"/>
+          <w:tab w:val="left" w:pos="10076"/>
+          <w:tab w:val="left" w:pos="10992"/>
+          <w:tab w:val="left" w:pos="11908"/>
+          <w:tab w:val="left" w:pos="12824"/>
+          <w:tab w:val="left" w:pos="13740"/>
+          <w:tab w:val="left" w:pos="14656"/>
+        </w:tabs>
+        <w:spacing w:after="0" w:line="240" w:lineRule="auto"/>
+        <w:rPr>
+          <w:rFonts w:eastAsia="Times New Roman" w:cstheme="minorHAnsi"/>
+          <w:b/>
+          <w:bCs/>
+          <w:kern w:val="0"/>
+          <w:sz w:val="20"/>
+          <w:szCs w:val="20"/>
+          <w:lang w:eastAsia="en-IN"/>
+          <w14:ligatures w14:val="none"/>
+        </w:rPr>
+      </w:pPr>
+      <w:r>
+        <w:rPr>
+          <w:rFonts w:eastAsia="Times New Roman" w:cstheme="minorHAnsi"/>
+          <w:b/>
+          <w:bCs/>
+          <w:kern w:val="0"/>
+          <w:sz w:val="20"/>
+          <w:szCs w:val="20"/>
+          <w:lang w:eastAsia="en-IN"/>
+          <w14:ligatures w14:val="none"/>
+        </w:rPr>
+        <w:t>Quick summary</w:t>
+      </w:r>
+    </w:p>
+    <w:p>
+      <w:pPr>
+        <w:tabs>
+          <w:tab w:val="left" w:pos="916"/>
+          <w:tab w:val="left" w:pos="1832"/>
+          <w:tab w:val="left" w:pos="2748"/>
+          <w:tab w:val="left" w:pos="3664"/>
+          <w:tab w:val="left" w:pos="4580"/>
+          <w:tab w:val="left" w:pos="5496"/>
+          <w:tab w:val="left" w:pos="6412"/>
+          <w:tab w:val="left" w:pos="7328"/>
+          <w:tab w:val="left" w:pos="8244"/>
+          <w:tab w:val="left" w:pos="9160"/>
+          <w:tab w:val="left" w:pos="10076"/>
+          <w:tab w:val="left" w:pos="10992"/>
+          <w:tab w:val="left" w:pos="11908"/>
+          <w:tab w:val="left" w:pos="12824"/>
+          <w:tab w:val="left" w:pos="13740"/>
+          <w:tab w:val="left" w:pos="14656"/>
+        </w:tabs>
+        <w:spacing w:after="0" w:line="240" w:lineRule="auto"/>
+        <w:rPr>
+          <w:rFonts w:eastAsia="Times New Roman" w:cstheme="minorHAnsi"/>
+          <w:kern w:val="0"/>
+          <w:sz w:val="20"/>
+          <w:szCs w:val="20"/>
+          <w:lang w:eastAsia="en-IN"/>
+          <w14:ligatures w14:val="none"/>
+        </w:rPr>
+      </w:pPr>
+      <w:r>
+        <w:rPr>
+          <w:rFonts w:eastAsia="Times New Roman" w:cstheme="minorHAnsi"/>
+          <w:kern w:val="0"/>
+          <w:sz w:val="20"/>
+          <w:szCs w:val="20"/>
+          <w:lang w:eastAsia="en-IN"/>
+          <w14:ligatures w14:val="none"/>
+        </w:rPr>
+        <w:t xml:space="preserve">deactivate     # Exit </w:t>
+      </w:r>
+      <w:proofErr w:type="spellStart"/>
+      <w:r>
+        <w:rPr>
+          <w:rFonts w:eastAsia="Times New Roman" w:cstheme="minorHAnsi"/>
+          <w:kern w:val="0"/>
+          <w:sz w:val="20"/>
+          <w:szCs w:val="20"/>
+          <w:lang w:eastAsia="en-IN"/>
+          <w14:ligatures w14:val="none"/>
+        </w:rPr>
+        <w:t>MuJoCo</w:t>
+      </w:r>
+      <w:proofErr w:type="spellEnd"/>
+      <w:r>
+        <w:rPr>
+          <w:rFonts w:eastAsia="Times New Roman" w:cstheme="minorHAnsi"/>
+          <w:kern w:val="0"/>
+          <w:sz w:val="20"/>
+          <w:szCs w:val="20"/>
+          <w:lang w:eastAsia="en-IN"/>
+          <w14:ligatures w14:val="none"/>
+        </w:rPr>
+        <w:t xml:space="preserve"> virtual environment</w:t>
+      </w:r>
+      <w:r>
+        <w:rPr>
+          <w:rFonts w:eastAsia="Times New Roman" w:cstheme="minorHAnsi"/>
+          <w:kern w:val="0"/>
+          <w:sz w:val="20"/>
+          <w:szCs w:val="20"/>
+          <w:lang w:eastAsia="en-IN"/>
+          <w14:ligatures w14:val="none"/>
+        </w:rPr>
+        <w:br/>
+        <w:t>cd ~           # Go to Ubuntu home directory</w:t>
+      </w:r>
+    </w:p>
+    <w:p>
+      <w:pPr>
+        <w:tabs>
+          <w:tab w:val="left" w:pos="916"/>
+          <w:tab w:val="left" w:pos="1832"/>
+          <w:tab w:val="left" w:pos="2748"/>
+          <w:tab w:val="left" w:pos="3664"/>
+          <w:tab w:val="left" w:pos="4580"/>
+          <w:tab w:val="left" w:pos="5496"/>
+          <w:tab w:val="left" w:pos="6412"/>
+          <w:tab w:val="left" w:pos="7328"/>
+          <w:tab w:val="left" w:pos="8244"/>
+          <w:tab w:val="left" w:pos="9160"/>
+          <w:tab w:val="left" w:pos="10076"/>
+          <w:tab w:val="left" w:pos="10992"/>
+          <w:tab w:val="left" w:pos="11908"/>
+          <w:tab w:val="left" w:pos="12824"/>
+          <w:tab w:val="left" w:pos="13740"/>
+          <w:tab w:val="left" w:pos="14656"/>
+        </w:tabs>
+        <w:spacing w:after="0" w:line="240" w:lineRule="auto"/>
+        <w:rPr>
+          <w:rFonts w:eastAsia="Times New Roman" w:cstheme="minorHAnsi"/>
+          <w:kern w:val="0"/>
+          <w:sz w:val="20"/>
+          <w:szCs w:val="20"/>
+          <w:lang w:eastAsia="en-IN"/>
+          <w14:ligatures w14:val="none"/>
+        </w:rPr>
+      </w:pPr>
+    </w:p>
+    <w:p>
+      <w:pPr>
+        <w:tabs>
+          <w:tab w:val="left" w:pos="916"/>
+          <w:tab w:val="left" w:pos="1832"/>
+          <w:tab w:val="left" w:pos="2748"/>
+          <w:tab w:val="left" w:pos="3664"/>
+          <w:tab w:val="left" w:pos="4580"/>
+          <w:tab w:val="left" w:pos="5496"/>
+          <w:tab w:val="left" w:pos="6412"/>
+          <w:tab w:val="left" w:pos="7328"/>
+          <w:tab w:val="left" w:pos="8244"/>
+          <w:tab w:val="left" w:pos="9160"/>
+          <w:tab w:val="left" w:pos="10076"/>
+          <w:tab w:val="left" w:pos="10992"/>
+          <w:tab w:val="left" w:pos="11908"/>
+          <w:tab w:val="left" w:pos="12824"/>
+          <w:tab w:val="left" w:pos="13740"/>
+          <w:tab w:val="left" w:pos="14656"/>
+        </w:tabs>
+        <w:spacing w:after="0" w:line="240" w:lineRule="auto"/>
+        <w:rPr>
+          <w:rFonts w:eastAsia="Times New Roman" w:cstheme="minorHAnsi"/>
+          <w:color w:val="EE0000"/>
+          <w:kern w:val="0"/>
+          <w:sz w:val="20"/>
+          <w:szCs w:val="20"/>
+          <w:lang w:eastAsia="en-IN"/>
+          <w14:ligatures w14:val="none"/>
+        </w:rPr>
+      </w:pPr>
+      <w:r>
+        <w:rPr>
+          <w:rFonts w:eastAsia="Times New Roman" w:cstheme="minorHAnsi"/>
+          <w:color w:val="EE0000"/>
+          <w:kern w:val="0"/>
+          <w:sz w:val="20"/>
+          <w:szCs w:val="20"/>
+          <w:lang w:eastAsia="en-IN"/>
+          <w14:ligatures w14:val="none"/>
+        </w:rPr>
+        <w:t xml:space="preserve">If the </w:t>
+      </w:r>
+      <w:r>
+        <w:rPr>
+          <w:rFonts w:eastAsia="Times New Roman" w:cstheme="minorHAnsi"/>
+          <w:b/>
+          <w:bCs/>
+          <w:color w:val="EE0000"/>
+          <w:kern w:val="0"/>
+          <w:sz w:val="20"/>
+          <w:szCs w:val="20"/>
+          <w:lang w:eastAsia="en-IN"/>
+          <w14:ligatures w14:val="none"/>
+        </w:rPr>
+        <w:t>"warn: copy mode"</w:t>
+      </w:r>
+      <w:r>
+        <w:rPr>
+          <w:rFonts w:eastAsia="Times New Roman" w:cstheme="minorHAnsi"/>
+          <w:color w:val="EE0000"/>
+          <w:kern w:val="0"/>
+          <w:sz w:val="20"/>
+          <w:szCs w:val="20"/>
+          <w:lang w:eastAsia="en-IN"/>
+          <w14:ligatures w14:val="none"/>
+        </w:rPr>
+        <w:t xml:space="preserve"> issue happens again</w:t>
+      </w:r>
+    </w:p>
+    <w:p>
+      <w:pPr>
+        <w:tabs>
+          <w:tab w:val="left" w:pos="916"/>
+          <w:tab w:val="left" w:pos="1832"/>
+          <w:tab w:val="left" w:pos="2748"/>
+          <w:tab w:val="left" w:pos="3664"/>
+          <w:tab w:val="left" w:pos="4580"/>
+          <w:tab w:val="left" w:pos="5496"/>
+          <w:tab w:val="left" w:pos="6412"/>
+          <w:tab w:val="left" w:pos="7328"/>
+          <w:tab w:val="left" w:pos="8244"/>
+          <w:tab w:val="left" w:pos="9160"/>
+          <w:tab w:val="left" w:pos="10076"/>
+          <w:tab w:val="left" w:pos="10992"/>
+          <w:tab w:val="left" w:pos="11908"/>
+          <w:tab w:val="left" w:pos="12824"/>
+          <w:tab w:val="left" w:pos="13740"/>
+          <w:tab w:val="left" w:pos="14656"/>
+        </w:tabs>
+        <w:spacing w:after="0" w:line="240" w:lineRule="auto"/>
+        <w:rPr>
+          <w:rFonts w:eastAsia="Times New Roman" w:cstheme="minorHAnsi"/>
+          <w:color w:val="00B050"/>
+          <w:kern w:val="0"/>
+          <w:sz w:val="20"/>
+          <w:szCs w:val="20"/>
+          <w:lang w:eastAsia="en-IN"/>
+          <w14:ligatures w14:val="none"/>
+        </w:rPr>
+      </w:pPr>
+      <w:r>
+        <w:rPr>
+          <w:rFonts w:eastAsia="Times New Roman" w:cstheme="minorHAnsi"/>
+          <w:vanish/>
+          <w:color w:val="00B050"/>
+          <w:kern w:val="0"/>
+          <w:sz w:val="20"/>
+          <w:szCs w:val="20"/>
+          <w:lang w:eastAsia="en-IN"/>
+          <w14:ligatures w14:val="none"/>
+        </w:rPr>
+        <w:t>Top of Form</w:t>
+      </w:r>
+    </w:p>
+    <w:p>
+      <w:pPr>
+        <w:tabs>
+          <w:tab w:val="left" w:pos="916"/>
+          <w:tab w:val="left" w:pos="1832"/>
+          <w:tab w:val="left" w:pos="2748"/>
+          <w:tab w:val="left" w:pos="3664"/>
+          <w:tab w:val="left" w:pos="4580"/>
+          <w:tab w:val="left" w:pos="5496"/>
+          <w:tab w:val="left" w:pos="6412"/>
+          <w:tab w:val="left" w:pos="7328"/>
+          <w:tab w:val="left" w:pos="8244"/>
+          <w:tab w:val="left" w:pos="9160"/>
+          <w:tab w:val="left" w:pos="10076"/>
+          <w:tab w:val="left" w:pos="10992"/>
+          <w:tab w:val="left" w:pos="11908"/>
+          <w:tab w:val="left" w:pos="12824"/>
+          <w:tab w:val="left" w:pos="13740"/>
+          <w:tab w:val="left" w:pos="14656"/>
+        </w:tabs>
+        <w:spacing w:after="0" w:line="240" w:lineRule="auto"/>
+        <w:rPr>
+          <w:rFonts w:eastAsia="Times New Roman" w:cstheme="minorHAnsi"/>
+          <w:color w:val="00B050"/>
+          <w:kern w:val="0"/>
+          <w:sz w:val="18"/>
+          <w:szCs w:val="18"/>
+          <w:lang w:eastAsia="en-IN"/>
+          <w14:ligatures w14:val="none"/>
+        </w:rPr>
+      </w:pPr>
+      <w:r>
+        <w:rPr>
+          <w:rFonts w:eastAsia="Times New Roman" w:cstheme="minorHAnsi"/>
+          <w:color w:val="00B050"/>
+          <w:kern w:val="0"/>
+          <w:sz w:val="18"/>
+          <w:szCs w:val="18"/>
+          <w:lang w:eastAsia="en-IN"/>
+          <w14:ligatures w14:val="none"/>
+        </w:rPr>
+        <w:t>Quick Recovery Steps</w:t>
+      </w:r>
+    </w:p>
+    <w:p>
+      <w:pPr>
+        <w:tabs>
+          <w:tab w:val="left" w:pos="916"/>
+          <w:tab w:val="left" w:pos="1832"/>
+          <w:tab w:val="left" w:pos="2748"/>
+          <w:tab w:val="left" w:pos="3664"/>
+          <w:tab w:val="left" w:pos="4580"/>
+          <w:tab w:val="left" w:pos="5496"/>
+          <w:tab w:val="left" w:pos="6412"/>
+          <w:tab w:val="left" w:pos="7328"/>
+          <w:tab w:val="left" w:pos="8244"/>
+          <w:tab w:val="left" w:pos="9160"/>
+          <w:tab w:val="left" w:pos="10076"/>
+          <w:tab w:val="left" w:pos="10992"/>
+          <w:tab w:val="left" w:pos="11908"/>
+          <w:tab w:val="left" w:pos="12824"/>
+          <w:tab w:val="left" w:pos="13740"/>
+          <w:tab w:val="left" w:pos="14656"/>
+        </w:tabs>
+        <w:spacing w:after="0" w:line="240" w:lineRule="auto"/>
+        <w:rPr>
+          <w:rFonts w:eastAsia="Times New Roman" w:cstheme="minorHAnsi"/>
+          <w:kern w:val="0"/>
+          <w:sz w:val="18"/>
+          <w:szCs w:val="18"/>
+          <w:lang w:eastAsia="en-IN"/>
+          <w14:ligatures w14:val="none"/>
+        </w:rPr>
+      </w:pPr>
+      <w:r>
+        <w:rPr>
+          <w:rFonts w:eastAsia="Times New Roman" w:cstheme="minorHAnsi"/>
+          <w:kern w:val="0"/>
+          <w:sz w:val="18"/>
+          <w:szCs w:val="18"/>
+          <w:lang w:eastAsia="en-IN"/>
+          <w14:ligatures w14:val="none"/>
+        </w:rPr>
+        <w:t>Step 1: Close the GUI window</w:t>
+      </w:r>
+    </w:p>
+    <w:p>
+      <w:pPr>
+        <w:tabs>
+          <w:tab w:val="left" w:pos="916"/>
+          <w:tab w:val="left" w:pos="1832"/>
+          <w:tab w:val="left" w:pos="2748"/>
+          <w:tab w:val="left" w:pos="3664"/>
+          <w:tab w:val="left" w:pos="4580"/>
+          <w:tab w:val="left" w:pos="5496"/>
+          <w:tab w:val="left" w:pos="6412"/>
+          <w:tab w:val="left" w:pos="7328"/>
+          <w:tab w:val="left" w:pos="8244"/>
+          <w:tab w:val="left" w:pos="9160"/>
+          <w:tab w:val="left" w:pos="10076"/>
+          <w:tab w:val="left" w:pos="10992"/>
+          <w:tab w:val="left" w:pos="11908"/>
+          <w:tab w:val="left" w:pos="12824"/>
+          <w:tab w:val="left" w:pos="13740"/>
+          <w:tab w:val="left" w:pos="14656"/>
+        </w:tabs>
+        <w:spacing w:after="0" w:line="240" w:lineRule="auto"/>
+        <w:rPr>
+          <w:rFonts w:eastAsia="Times New Roman" w:cstheme="minorHAnsi"/>
+          <w:kern w:val="0"/>
+          <w:sz w:val="18"/>
+          <w:szCs w:val="18"/>
+          <w:lang w:eastAsia="en-IN"/>
+          <w14:ligatures w14:val="none"/>
+        </w:rPr>
+      </w:pPr>
+    </w:p>
+    <w:p>
+      <w:pPr>
+        <w:tabs>
+          <w:tab w:val="left" w:pos="916"/>
+          <w:tab w:val="left" w:pos="1832"/>
+          <w:tab w:val="left" w:pos="2748"/>
+          <w:tab w:val="left" w:pos="3664"/>
+          <w:tab w:val="left" w:pos="4580"/>
+          <w:tab w:val="left" w:pos="5496"/>
+          <w:tab w:val="left" w:pos="6412"/>
+          <w:tab w:val="left" w:pos="7328"/>
+          <w:tab w:val="left" w:pos="8244"/>
+          <w:tab w:val="left" w:pos="9160"/>
+          <w:tab w:val="left" w:pos="10076"/>
+          <w:tab w:val="left" w:pos="10992"/>
+          <w:tab w:val="left" w:pos="11908"/>
+          <w:tab w:val="left" w:pos="12824"/>
+          <w:tab w:val="left" w:pos="13740"/>
+          <w:tab w:val="left" w:pos="14656"/>
+        </w:tabs>
+        <w:spacing w:after="0" w:line="240" w:lineRule="auto"/>
+        <w:rPr>
+          <w:rFonts w:eastAsia="Times New Roman" w:cstheme="minorHAnsi"/>
+          <w:kern w:val="0"/>
+          <w:sz w:val="18"/>
+          <w:szCs w:val="18"/>
+          <w:lang w:eastAsia="en-IN"/>
+          <w14:ligatures w14:val="none"/>
+        </w:rPr>
+      </w:pPr>
+      <w:r>
+        <w:rPr>
+          <w:rFonts w:eastAsia="Times New Roman" w:cstheme="minorHAnsi"/>
+          <w:kern w:val="0"/>
+          <w:sz w:val="18"/>
+          <w:szCs w:val="18"/>
+          <w:lang w:eastAsia="en-IN"/>
+          <w14:ligatures w14:val="none"/>
+        </w:rPr>
+        <w:t>Step 2: If the window is stuck</w:t>
+      </w:r>
+    </w:p>
+    <w:p>
+      <w:pPr>
+        <w:tabs>
+          <w:tab w:val="left" w:pos="916"/>
+          <w:tab w:val="left" w:pos="1832"/>
+          <w:tab w:val="left" w:pos="2748"/>
+          <w:tab w:val="left" w:pos="3664"/>
+          <w:tab w:val="left" w:pos="4580"/>
+          <w:tab w:val="left" w:pos="5496"/>
+          <w:tab w:val="left" w:pos="6412"/>
+          <w:tab w:val="left" w:pos="7328"/>
+          <w:tab w:val="left" w:pos="8244"/>
+          <w:tab w:val="left" w:pos="9160"/>
+          <w:tab w:val="left" w:pos="10076"/>
+          <w:tab w:val="left" w:pos="10992"/>
+          <w:tab w:val="left" w:pos="11908"/>
+          <w:tab w:val="left" w:pos="12824"/>
+          <w:tab w:val="left" w:pos="13740"/>
+          <w:tab w:val="left" w:pos="14656"/>
+        </w:tabs>
+        <w:spacing w:after="0" w:line="240" w:lineRule="auto"/>
+        <w:rPr>
+          <w:rFonts w:eastAsia="Times New Roman" w:cstheme="minorHAnsi"/>
+          <w:kern w:val="0"/>
+          <w:sz w:val="18"/>
+          <w:szCs w:val="18"/>
+          <w:lang w:eastAsia="en-IN"/>
+          <w14:ligatures w14:val="none"/>
+        </w:rPr>
+      </w:pPr>
+      <w:r>
+        <w:rPr>
+          <w:rFonts w:eastAsia="Times New Roman" w:cstheme="minorHAnsi"/>
+          <w:kern w:val="0"/>
+          <w:sz w:val="18"/>
+          <w:szCs w:val="18"/>
+          <w:lang w:eastAsia="en-IN"/>
+          <w14:ligatures w14:val="none"/>
+        </w:rPr>
+        <w:t>Open PowerShell and run:</w:t>
+      </w:r>
+    </w:p>
+    <w:p>
+      <w:pPr>
+        <w:tabs>
+          <w:tab w:val="left" w:pos="916"/>
+          <w:tab w:val="left" w:pos="1832"/>
+          <w:tab w:val="left" w:pos="2748"/>
+          <w:tab w:val="left" w:pos="3664"/>
+          <w:tab w:val="left" w:pos="4580"/>
+          <w:tab w:val="left" w:pos="5496"/>
+          <w:tab w:val="left" w:pos="6412"/>
+          <w:tab w:val="left" w:pos="7328"/>
+          <w:tab w:val="left" w:pos="8244"/>
+          <w:tab w:val="left" w:pos="9160"/>
+          <w:tab w:val="left" w:pos="10076"/>
+          <w:tab w:val="left" w:pos="10992"/>
+          <w:tab w:val="left" w:pos="11908"/>
+          <w:tab w:val="left" w:pos="12824"/>
+          <w:tab w:val="left" w:pos="13740"/>
+          <w:tab w:val="left" w:pos="14656"/>
+        </w:tabs>
+        <w:spacing w:after="0" w:line="240" w:lineRule="auto"/>
+        <w:rPr>
+          <w:rFonts w:eastAsia="Times New Roman" w:cstheme="minorHAnsi"/>
+          <w:b/>
+          <w:bCs/>
+          <w:kern w:val="0"/>
+          <w:sz w:val="18"/>
+          <w:szCs w:val="18"/>
+          <w:lang w:eastAsia="en-IN"/>
+          <w14:ligatures w14:val="none"/>
+        </w:rPr>
+      </w:pPr>
+      <w:proofErr w:type="spellStart"/>
+      <w:r>
+        <w:rPr>
+          <w:rFonts w:eastAsia="Times New Roman" w:cstheme="minorHAnsi"/>
+          <w:kern w:val="0"/>
+          <w:sz w:val="18"/>
+          <w:szCs w:val="18"/>
+          <w:lang w:eastAsia="en-IN"/>
+          <w14:ligatures w14:val="none"/>
+        </w:rPr>
+        <w:t>wsl</w:t>
+      </w:r>
+      <w:proofErr w:type="spellEnd"/>
+      <w:r>
+        <w:rPr>
+          <w:rFonts w:eastAsia="Times New Roman" w:cstheme="minorHAnsi"/>
+          <w:kern w:val="0"/>
+          <w:sz w:val="18"/>
+          <w:szCs w:val="18"/>
+          <w:lang w:eastAsia="en-IN"/>
+          <w14:ligatures w14:val="none"/>
+        </w:rPr>
+        <w:t xml:space="preserve"> --shutdown</w:t>
+      </w:r>
+    </w:p>
+    <w:p>
+      <w:pPr>
+        <w:tabs>
+          <w:tab w:val="left" w:pos="916"/>
+          <w:tab w:val="left" w:pos="1832"/>
+          <w:tab w:val="left" w:pos="2748"/>
+          <w:tab w:val="left" w:pos="3664"/>
+          <w:tab w:val="left" w:pos="4580"/>
+          <w:tab w:val="left" w:pos="5496"/>
+          <w:tab w:val="left" w:pos="6412"/>
+          <w:tab w:val="left" w:pos="7328"/>
+          <w:tab w:val="left" w:pos="8244"/>
+          <w:tab w:val="left" w:pos="9160"/>
+          <w:tab w:val="left" w:pos="10076"/>
+          <w:tab w:val="left" w:pos="10992"/>
+          <w:tab w:val="left" w:pos="11908"/>
+          <w:tab w:val="left" w:pos="12824"/>
+          <w:tab w:val="left" w:pos="13740"/>
+          <w:tab w:val="left" w:pos="14656"/>
+        </w:tabs>
+        <w:spacing w:after="0" w:line="240" w:lineRule="auto"/>
+        <w:rPr>
+          <w:rFonts w:eastAsia="Times New Roman" w:cstheme="minorHAnsi"/>
+          <w:b/>
+          <w:bCs/>
+          <w:kern w:val="0"/>
+          <w:sz w:val="18"/>
+          <w:szCs w:val="18"/>
+          <w:lang w:eastAsia="en-IN"/>
+          <w14:ligatures w14:val="none"/>
+        </w:rPr>
+      </w:pPr>
+    </w:p>
+    <w:p>
+      <w:pPr>
+        <w:tabs>
+          <w:tab w:val="left" w:pos="916"/>
+          <w:tab w:val="left" w:pos="1832"/>
+          <w:tab w:val="left" w:pos="2748"/>
+          <w:tab w:val="left" w:pos="3664"/>
+          <w:tab w:val="left" w:pos="4580"/>
+          <w:tab w:val="left" w:pos="5496"/>
+          <w:tab w:val="left" w:pos="6412"/>
+          <w:tab w:val="left" w:pos="7328"/>
+          <w:tab w:val="left" w:pos="8244"/>
+          <w:tab w:val="left" w:pos="9160"/>
+          <w:tab w:val="left" w:pos="10076"/>
+          <w:tab w:val="left" w:pos="10992"/>
+          <w:tab w:val="left" w:pos="11908"/>
+          <w:tab w:val="left" w:pos="12824"/>
+          <w:tab w:val="left" w:pos="13740"/>
+          <w:tab w:val="left" w:pos="14656"/>
+        </w:tabs>
+        <w:spacing w:after="0" w:line="240" w:lineRule="auto"/>
+        <w:rPr>
+          <w:rFonts w:eastAsia="Times New Roman" w:cstheme="minorHAnsi"/>
+          <w:kern w:val="0"/>
+          <w:sz w:val="18"/>
+          <w:szCs w:val="18"/>
+          <w:lang w:eastAsia="en-IN"/>
+          <w14:ligatures w14:val="none"/>
+        </w:rPr>
+      </w:pPr>
+      <w:r>
+        <w:rPr>
+          <w:rFonts w:eastAsia="Times New Roman" w:cstheme="minorHAnsi"/>
+          <w:kern w:val="0"/>
+          <w:sz w:val="18"/>
+          <w:szCs w:val="18"/>
+          <w:lang w:eastAsia="en-IN"/>
+          <w14:ligatures w14:val="none"/>
+        </w:rPr>
+        <w:lastRenderedPageBreak/>
+        <w:t>Step 3: Start fresh</w:t>
+      </w:r>
+    </w:p>
+    <w:p>
+      <w:pPr>
+        <w:tabs>
+          <w:tab w:val="left" w:pos="916"/>
+          <w:tab w:val="left" w:pos="1832"/>
+          <w:tab w:val="left" w:pos="2748"/>
+          <w:tab w:val="left" w:pos="3664"/>
+          <w:tab w:val="left" w:pos="4580"/>
+          <w:tab w:val="left" w:pos="5496"/>
+          <w:tab w:val="left" w:pos="6412"/>
+          <w:tab w:val="left" w:pos="7328"/>
+          <w:tab w:val="left" w:pos="8244"/>
+          <w:tab w:val="left" w:pos="9160"/>
+          <w:tab w:val="left" w:pos="10076"/>
+          <w:tab w:val="left" w:pos="10992"/>
+          <w:tab w:val="left" w:pos="11908"/>
+          <w:tab w:val="left" w:pos="12824"/>
+          <w:tab w:val="left" w:pos="13740"/>
+          <w:tab w:val="left" w:pos="14656"/>
+        </w:tabs>
+        <w:spacing w:after="0" w:line="240" w:lineRule="auto"/>
+        <w:rPr>
+          <w:rFonts w:eastAsia="Times New Roman" w:cstheme="minorHAnsi"/>
+          <w:kern w:val="0"/>
+          <w:sz w:val="18"/>
+          <w:szCs w:val="18"/>
+          <w:lang w:eastAsia="en-IN"/>
+          <w14:ligatures w14:val="none"/>
+        </w:rPr>
+      </w:pPr>
+      <w:r>
+        <w:rPr>
+          <w:rFonts w:eastAsia="Times New Roman" w:cstheme="minorHAnsi"/>
+          <w:kern w:val="0"/>
+          <w:sz w:val="18"/>
+          <w:szCs w:val="18"/>
+          <w:lang w:eastAsia="en-IN"/>
+          <w14:ligatures w14:val="none"/>
+        </w:rPr>
+        <w:t>For Gazebo:</w:t>
+      </w:r>
+    </w:p>
+    <w:p>
+      <w:pPr>
+        <w:tabs>
+          <w:tab w:val="left" w:pos="916"/>
+          <w:tab w:val="left" w:pos="1832"/>
+          <w:tab w:val="left" w:pos="2748"/>
+          <w:tab w:val="left" w:pos="3664"/>
+          <w:tab w:val="left" w:pos="4580"/>
+          <w:tab w:val="left" w:pos="5496"/>
+          <w:tab w:val="left" w:pos="6412"/>
+          <w:tab w:val="left" w:pos="7328"/>
+          <w:tab w:val="left" w:pos="8244"/>
+          <w:tab w:val="left" w:pos="9160"/>
+          <w:tab w:val="left" w:pos="10076"/>
+          <w:tab w:val="left" w:pos="10992"/>
+          <w:tab w:val="left" w:pos="11908"/>
+          <w:tab w:val="left" w:pos="12824"/>
+          <w:tab w:val="left" w:pos="13740"/>
+          <w:tab w:val="left" w:pos="14656"/>
+        </w:tabs>
+        <w:spacing w:after="0" w:line="240" w:lineRule="auto"/>
+        <w:rPr>
+          <w:rFonts w:eastAsia="Times New Roman" w:cstheme="minorHAnsi"/>
+          <w:kern w:val="0"/>
+          <w:sz w:val="18"/>
+          <w:szCs w:val="18"/>
+          <w:lang w:eastAsia="en-IN"/>
+          <w14:ligatures w14:val="none"/>
+        </w:rPr>
+      </w:pPr>
+      <w:r>
+        <w:rPr>
+          <w:rFonts w:eastAsia="Times New Roman" w:cstheme="minorHAnsi"/>
+          <w:kern w:val="0"/>
+          <w:sz w:val="18"/>
+          <w:szCs w:val="18"/>
+          <w:lang w:eastAsia="en-IN"/>
+          <w14:ligatures w14:val="none"/>
+        </w:rPr>
+        <w:tab/>
+      </w:r>
+      <w:proofErr w:type="spellStart"/>
+      <w:r>
+        <w:rPr>
+          <w:rFonts w:eastAsia="Times New Roman" w:cstheme="minorHAnsi"/>
+          <w:kern w:val="0"/>
+          <w:sz w:val="18"/>
+          <w:szCs w:val="18"/>
+          <w:lang w:eastAsia="en-IN"/>
+          <w14:ligatures w14:val="none"/>
+        </w:rPr>
+        <w:t>gz</w:t>
+      </w:r>
+      <w:proofErr w:type="spellEnd"/>
+      <w:r>
+        <w:rPr>
+          <w:rFonts w:eastAsia="Times New Roman" w:cstheme="minorHAnsi"/>
+          <w:kern w:val="0"/>
+          <w:sz w:val="18"/>
+          <w:szCs w:val="18"/>
+          <w:lang w:eastAsia="en-IN"/>
+          <w14:ligatures w14:val="none"/>
+        </w:rPr>
+        <w:t xml:space="preserve"> sim</w:t>
+      </w:r>
+    </w:p>
+    <w:p>
+      <w:pPr>
+        <w:tabs>
+          <w:tab w:val="left" w:pos="916"/>
+          <w:tab w:val="left" w:pos="1832"/>
+          <w:tab w:val="left" w:pos="2748"/>
+          <w:tab w:val="left" w:pos="3664"/>
+          <w:tab w:val="left" w:pos="4580"/>
+          <w:tab w:val="left" w:pos="5496"/>
+          <w:tab w:val="left" w:pos="6412"/>
+          <w:tab w:val="left" w:pos="7328"/>
+          <w:tab w:val="left" w:pos="8244"/>
+          <w:tab w:val="left" w:pos="9160"/>
+          <w:tab w:val="left" w:pos="10076"/>
+          <w:tab w:val="left" w:pos="10992"/>
+          <w:tab w:val="left" w:pos="11908"/>
+          <w:tab w:val="left" w:pos="12824"/>
+          <w:tab w:val="left" w:pos="13740"/>
+          <w:tab w:val="left" w:pos="14656"/>
+        </w:tabs>
+        <w:spacing w:after="0" w:line="240" w:lineRule="auto"/>
+        <w:rPr>
+          <w:rFonts w:eastAsia="Times New Roman" w:cstheme="minorHAnsi"/>
+          <w:kern w:val="0"/>
+          <w:sz w:val="18"/>
+          <w:szCs w:val="18"/>
+          <w:lang w:eastAsia="en-IN"/>
+          <w14:ligatures w14:val="none"/>
+        </w:rPr>
+      </w:pPr>
+      <w:r>
+        <w:rPr>
+          <w:rFonts w:eastAsia="Times New Roman" w:cstheme="minorHAnsi"/>
+          <w:kern w:val="0"/>
+          <w:sz w:val="18"/>
+          <w:szCs w:val="18"/>
+          <w:lang w:eastAsia="en-IN"/>
+          <w14:ligatures w14:val="none"/>
+        </w:rPr>
+        <w:t xml:space="preserve">For </w:t>
+      </w:r>
+      <w:proofErr w:type="spellStart"/>
+      <w:r>
+        <w:rPr>
+          <w:rFonts w:eastAsia="Times New Roman" w:cstheme="minorHAnsi"/>
+          <w:kern w:val="0"/>
+          <w:sz w:val="18"/>
+          <w:szCs w:val="18"/>
+          <w:lang w:eastAsia="en-IN"/>
+          <w14:ligatures w14:val="none"/>
+        </w:rPr>
+        <w:t>MuJoCo</w:t>
+      </w:r>
+      <w:proofErr w:type="spellEnd"/>
+      <w:r>
+        <w:rPr>
+          <w:rFonts w:eastAsia="Times New Roman" w:cstheme="minorHAnsi"/>
+          <w:kern w:val="0"/>
+          <w:sz w:val="18"/>
+          <w:szCs w:val="18"/>
+          <w:lang w:eastAsia="en-IN"/>
+          <w14:ligatures w14:val="none"/>
+        </w:rPr>
+        <w:t>:</w:t>
+      </w:r>
+    </w:p>
+    <w:p>
+      <w:pPr>
+        <w:tabs>
+          <w:tab w:val="left" w:pos="916"/>
+          <w:tab w:val="left" w:pos="1832"/>
+          <w:tab w:val="left" w:pos="2748"/>
+          <w:tab w:val="left" w:pos="3664"/>
+          <w:tab w:val="left" w:pos="4580"/>
+          <w:tab w:val="left" w:pos="5496"/>
+          <w:tab w:val="left" w:pos="6412"/>
+          <w:tab w:val="left" w:pos="7328"/>
+          <w:tab w:val="left" w:pos="8244"/>
+          <w:tab w:val="left" w:pos="9160"/>
+          <w:tab w:val="left" w:pos="10076"/>
+          <w:tab w:val="left" w:pos="10992"/>
+          <w:tab w:val="left" w:pos="11908"/>
+          <w:tab w:val="left" w:pos="12824"/>
+          <w:tab w:val="left" w:pos="13740"/>
+          <w:tab w:val="left" w:pos="14656"/>
+        </w:tabs>
+        <w:spacing w:after="0" w:line="240" w:lineRule="auto"/>
+        <w:ind w:left="720"/>
+        <w:rPr>
+          <w:rFonts w:eastAsia="Times New Roman" w:cstheme="minorHAnsi"/>
+          <w:kern w:val="0"/>
+          <w:sz w:val="18"/>
+          <w:szCs w:val="18"/>
+          <w:lang w:eastAsia="en-IN"/>
+          <w14:ligatures w14:val="none"/>
+        </w:rPr>
+      </w:pPr>
+      <w:r>
+        <w:rPr>
+          <w:rFonts w:eastAsia="Times New Roman" w:cstheme="minorHAnsi"/>
+          <w:kern w:val="0"/>
+          <w:sz w:val="18"/>
+          <w:szCs w:val="18"/>
+          <w:lang w:eastAsia="en-IN"/>
+          <w14:ligatures w14:val="none"/>
+        </w:rPr>
+        <w:t>cd ~/</w:t>
+      </w:r>
+      <w:proofErr w:type="spellStart"/>
+      <w:r>
+        <w:rPr>
+          <w:rFonts w:eastAsia="Times New Roman" w:cstheme="minorHAnsi"/>
+          <w:kern w:val="0"/>
+          <w:sz w:val="18"/>
+          <w:szCs w:val="18"/>
+          <w:lang w:eastAsia="en-IN"/>
+          <w14:ligatures w14:val="none"/>
+        </w:rPr>
+        <w:t>mujoco_projects</w:t>
+      </w:r>
+      <w:proofErr w:type="spellEnd"/>
+      <w:r>
+        <w:rPr>
+          <w:rFonts w:eastAsia="Times New Roman" w:cstheme="minorHAnsi"/>
+          <w:kern w:val="0"/>
+          <w:sz w:val="18"/>
+          <w:szCs w:val="18"/>
+          <w:lang w:eastAsia="en-IN"/>
+          <w14:ligatures w14:val="none"/>
+        </w:rPr>
+        <w:br/>
+        <w:t xml:space="preserve">source </w:t>
+      </w:r>
+      <w:proofErr w:type="spellStart"/>
+      <w:r>
+        <w:rPr>
+          <w:rFonts w:eastAsia="Times New Roman" w:cstheme="minorHAnsi"/>
+          <w:kern w:val="0"/>
+          <w:sz w:val="18"/>
+          <w:szCs w:val="18"/>
+          <w:lang w:eastAsia="en-IN"/>
+          <w14:ligatures w14:val="none"/>
+        </w:rPr>
+        <w:t>mujoco_env</w:t>
+      </w:r>
+      <w:proofErr w:type="spellEnd"/>
+      <w:r>
+        <w:rPr>
+          <w:rFonts w:eastAsia="Times New Roman" w:cstheme="minorHAnsi"/>
+          <w:kern w:val="0"/>
+          <w:sz w:val="18"/>
+          <w:szCs w:val="18"/>
+          <w:lang w:eastAsia="en-IN"/>
+          <w14:ligatures w14:val="none"/>
+        </w:rPr>
+        <w:t>/bin/activate</w:t>
+      </w:r>
+      <w:r>
+        <w:rPr>
+          <w:rFonts w:eastAsia="Times New Roman" w:cstheme="minorHAnsi"/>
+          <w:kern w:val="0"/>
+          <w:sz w:val="18"/>
+          <w:szCs w:val="18"/>
+          <w:lang w:eastAsia="en-IN"/>
+          <w14:ligatures w14:val="none"/>
+        </w:rPr>
+        <w:br/>
+        <w:t xml:space="preserve">python -m </w:t>
+      </w:r>
+      <w:proofErr w:type="spellStart"/>
+      <w:proofErr w:type="gramStart"/>
+      <w:r>
+        <w:rPr>
+          <w:rFonts w:eastAsia="Times New Roman" w:cstheme="minorHAnsi"/>
+          <w:kern w:val="0"/>
+          <w:sz w:val="18"/>
+          <w:szCs w:val="18"/>
+          <w:lang w:eastAsia="en-IN"/>
+          <w14:ligatures w14:val="none"/>
+        </w:rPr>
+        <w:t>mujoco.viewer</w:t>
+      </w:r>
+      <w:proofErr w:type="spellEnd"/>
+      <w:proofErr w:type="gramEnd"/>
+    </w:p>
+    <w:p>
+      <w:pPr>
+        <w:tabs>
+          <w:tab w:val="left" w:pos="916"/>
+          <w:tab w:val="left" w:pos="1832"/>
+          <w:tab w:val="left" w:pos="2748"/>
+          <w:tab w:val="left" w:pos="3664"/>
+          <w:tab w:val="left" w:pos="4580"/>
+          <w:tab w:val="left" w:pos="5496"/>
+          <w:tab w:val="left" w:pos="6412"/>
+          <w:tab w:val="left" w:pos="7328"/>
+          <w:tab w:val="left" w:pos="8244"/>
+          <w:tab w:val="left" w:pos="9160"/>
+          <w:tab w:val="left" w:pos="10076"/>
+          <w:tab w:val="left" w:pos="10992"/>
+          <w:tab w:val="left" w:pos="11908"/>
+          <w:tab w:val="left" w:pos="12824"/>
+          <w:tab w:val="left" w:pos="13740"/>
+          <w:tab w:val="left" w:pos="14656"/>
+        </w:tabs>
+        <w:spacing w:after="0" w:line="240" w:lineRule="auto"/>
+        <w:rPr>
+          <w:rFonts w:eastAsia="Times New Roman" w:cstheme="minorHAnsi"/>
+          <w:b/>
+          <w:bCs/>
+          <w:kern w:val="0"/>
+          <w:sz w:val="18"/>
+          <w:szCs w:val="18"/>
+          <w:lang w:eastAsia="en-IN"/>
+          <w14:ligatures w14:val="none"/>
+        </w:rPr>
+      </w:pPr>
+    </w:p>
+    <w:p>
+      <w:pPr>
+        <w:tabs>
+          <w:tab w:val="left" w:pos="916"/>
+          <w:tab w:val="left" w:pos="1832"/>
+          <w:tab w:val="left" w:pos="2748"/>
+          <w:tab w:val="left" w:pos="3664"/>
+          <w:tab w:val="left" w:pos="4580"/>
+          <w:tab w:val="left" w:pos="5496"/>
+          <w:tab w:val="left" w:pos="6412"/>
+          <w:tab w:val="left" w:pos="7328"/>
+          <w:tab w:val="left" w:pos="8244"/>
+          <w:tab w:val="left" w:pos="9160"/>
+          <w:tab w:val="left" w:pos="10076"/>
+          <w:tab w:val="left" w:pos="10992"/>
+          <w:tab w:val="left" w:pos="11908"/>
+          <w:tab w:val="left" w:pos="12824"/>
+          <w:tab w:val="left" w:pos="13740"/>
+          <w:tab w:val="left" w:pos="14656"/>
+        </w:tabs>
+        <w:spacing w:after="0" w:line="240" w:lineRule="auto"/>
+        <w:rPr>
+          <w:rFonts w:eastAsia="Times New Roman" w:cstheme="minorHAnsi"/>
+          <w:b/>
+          <w:bCs/>
+          <w:kern w:val="0"/>
+          <w:sz w:val="18"/>
+          <w:szCs w:val="18"/>
+          <w:lang w:eastAsia="en-IN"/>
+          <w14:ligatures w14:val="none"/>
+        </w:rPr>
+      </w:pPr>
+    </w:p>
+    <w:p>
+      <w:pPr>
+        <w:tabs>
+          <w:tab w:val="left" w:pos="916"/>
+          <w:tab w:val="left" w:pos="1832"/>
+          <w:tab w:val="left" w:pos="2748"/>
+          <w:tab w:val="left" w:pos="3664"/>
+          <w:tab w:val="left" w:pos="4580"/>
+          <w:tab w:val="left" w:pos="5496"/>
+          <w:tab w:val="left" w:pos="6412"/>
+          <w:tab w:val="left" w:pos="7328"/>
+          <w:tab w:val="left" w:pos="8244"/>
+          <w:tab w:val="left" w:pos="9160"/>
+          <w:tab w:val="left" w:pos="10076"/>
+          <w:tab w:val="left" w:pos="10992"/>
+          <w:tab w:val="left" w:pos="11908"/>
+          <w:tab w:val="left" w:pos="12824"/>
+          <w:tab w:val="left" w:pos="13740"/>
+          <w:tab w:val="left" w:pos="14656"/>
+        </w:tabs>
+        <w:spacing w:after="0" w:line="240" w:lineRule="auto"/>
+        <w:rPr>
+          <w:rFonts w:eastAsia="Times New Roman" w:cstheme="minorHAnsi"/>
+          <w:vanish/>
+          <w:kern w:val="0"/>
+          <w:sz w:val="20"/>
+          <w:szCs w:val="20"/>
+          <w:lang w:eastAsia="en-IN"/>
+          <w14:ligatures w14:val="none"/>
+        </w:rPr>
+      </w:pPr>
+    </w:p>
+    <w:p>
+      <w:pPr>
+        <w:tabs>
+          <w:tab w:val="left" w:pos="916"/>
+          <w:tab w:val="left" w:pos="1832"/>
+          <w:tab w:val="left" w:pos="2748"/>
+          <w:tab w:val="left" w:pos="3664"/>
+          <w:tab w:val="left" w:pos="4580"/>
+          <w:tab w:val="left" w:pos="5496"/>
+          <w:tab w:val="left" w:pos="6412"/>
+          <w:tab w:val="left" w:pos="7328"/>
+          <w:tab w:val="left" w:pos="8244"/>
+          <w:tab w:val="left" w:pos="9160"/>
+          <w:tab w:val="left" w:pos="10076"/>
+          <w:tab w:val="left" w:pos="10992"/>
+          <w:tab w:val="left" w:pos="11908"/>
+          <w:tab w:val="left" w:pos="12824"/>
+          <w:tab w:val="left" w:pos="13740"/>
+          <w:tab w:val="left" w:pos="14656"/>
+        </w:tabs>
+        <w:spacing w:after="0" w:line="240" w:lineRule="auto"/>
+        <w:rPr>
+          <w:rFonts w:eastAsia="Times New Roman" w:cstheme="minorHAnsi"/>
+          <w:vanish/>
+          <w:kern w:val="0"/>
+          <w:sz w:val="20"/>
+          <w:szCs w:val="20"/>
+          <w:lang w:eastAsia="en-IN"/>
+          <w14:ligatures w14:val="none"/>
+        </w:rPr>
+      </w:pPr>
+      <w:r>
+        <w:rPr>
+          <w:rFonts w:eastAsia="Times New Roman" w:cstheme="minorHAnsi"/>
+          <w:vanish/>
+          <w:kern w:val="0"/>
+          <w:sz w:val="20"/>
+          <w:szCs w:val="20"/>
+          <w:lang w:eastAsia="en-IN"/>
+          <w14:ligatures w14:val="none"/>
+        </w:rPr>
+        <w:t>Bottom of Form</w:t>
+      </w:r>
+    </w:p>
+    <w:p>
+      <w:pPr>
+        <w:tabs>
+          <w:tab w:val="left" w:pos="916"/>
+          <w:tab w:val="left" w:pos="1832"/>
+          <w:tab w:val="left" w:pos="2748"/>
+          <w:tab w:val="left" w:pos="3664"/>
+          <w:tab w:val="left" w:pos="4580"/>
+          <w:tab w:val="left" w:pos="5496"/>
+          <w:tab w:val="left" w:pos="6412"/>
+          <w:tab w:val="left" w:pos="7328"/>
+          <w:tab w:val="left" w:pos="8244"/>
+          <w:tab w:val="left" w:pos="9160"/>
+          <w:tab w:val="left" w:pos="10076"/>
+          <w:tab w:val="left" w:pos="10992"/>
+          <w:tab w:val="left" w:pos="11908"/>
+          <w:tab w:val="left" w:pos="12824"/>
+          <w:tab w:val="left" w:pos="13740"/>
+          <w:tab w:val="left" w:pos="14656"/>
+        </w:tabs>
+        <w:spacing w:after="0" w:line="240" w:lineRule="auto"/>
+        <w:rPr>
+          <w:rFonts w:eastAsia="Times New Roman" w:cstheme="minorHAnsi"/>
+          <w:kern w:val="0"/>
+          <w:sz w:val="20"/>
+          <w:szCs w:val="20"/>
+          <w:lang w:eastAsia="en-IN"/>
+          <w14:ligatures w14:val="none"/>
+        </w:rPr>
+      </w:pPr>
+    </w:p>
+    <w:p>
+      <w:pPr>
+        <w:tabs>
+          <w:tab w:val="left" w:pos="916"/>
+          <w:tab w:val="left" w:pos="1832"/>
+          <w:tab w:val="left" w:pos="2748"/>
+          <w:tab w:val="left" w:pos="3664"/>
+          <w:tab w:val="left" w:pos="4580"/>
+          <w:tab w:val="left" w:pos="5496"/>
+          <w:tab w:val="left" w:pos="6412"/>
+          <w:tab w:val="left" w:pos="7328"/>
+          <w:tab w:val="left" w:pos="8244"/>
+          <w:tab w:val="left" w:pos="9160"/>
+          <w:tab w:val="left" w:pos="10076"/>
+          <w:tab w:val="left" w:pos="10992"/>
+          <w:tab w:val="left" w:pos="11908"/>
+          <w:tab w:val="left" w:pos="12824"/>
+          <w:tab w:val="left" w:pos="13740"/>
+          <w:tab w:val="left" w:pos="14656"/>
+        </w:tabs>
+        <w:spacing w:after="0" w:line="240" w:lineRule="auto"/>
+        <w:rPr>
+          <w:rFonts w:eastAsia="Times New Roman" w:cstheme="minorHAnsi"/>
+          <w:b/>
+          <w:bCs/>
+          <w:kern w:val="0"/>
+          <w:sz w:val="20"/>
+          <w:szCs w:val="20"/>
+          <w:lang w:eastAsia="en-IN"/>
+          <w14:ligatures w14:val="none"/>
+        </w:rPr>
+      </w:pPr>
+    </w:p>
+    <w:p>
+      <w:pPr>
+        <w:tabs>
+          <w:tab w:val="left" w:pos="916"/>
+          <w:tab w:val="left" w:pos="1832"/>
+          <w:tab w:val="left" w:pos="2748"/>
+          <w:tab w:val="left" w:pos="3664"/>
+          <w:tab w:val="left" w:pos="4580"/>
+          <w:tab w:val="left" w:pos="5496"/>
+          <w:tab w:val="left" w:pos="6412"/>
+          <w:tab w:val="left" w:pos="7328"/>
+          <w:tab w:val="left" w:pos="8244"/>
+          <w:tab w:val="left" w:pos="9160"/>
+          <w:tab w:val="left" w:pos="10076"/>
+          <w:tab w:val="left" w:pos="10992"/>
+          <w:tab w:val="left" w:pos="11908"/>
+          <w:tab w:val="left" w:pos="12824"/>
+          <w:tab w:val="left" w:pos="13740"/>
+          <w:tab w:val="left" w:pos="14656"/>
+        </w:tabs>
+        <w:spacing w:after="0" w:line="240" w:lineRule="auto"/>
+        <w:rPr>
+          <w:rFonts w:eastAsia="Times New Roman" w:cstheme="minorHAnsi"/>
+          <w:kern w:val="0"/>
+          <w:sz w:val="20"/>
+          <w:szCs w:val="20"/>
+          <w:lang w:eastAsia="en-IN"/>
+          <w14:ligatures w14:val="none"/>
+        </w:rPr>
+      </w:pPr>
+    </w:p>
+    <w:p>
+      <w:pPr>
+        <w:tabs>
+          <w:tab w:val="left" w:pos="916"/>
+          <w:tab w:val="left" w:pos="1832"/>
+          <w:tab w:val="left" w:pos="2748"/>
+          <w:tab w:val="left" w:pos="3664"/>
+          <w:tab w:val="left" w:pos="4580"/>
+          <w:tab w:val="left" w:pos="5496"/>
+          <w:tab w:val="left" w:pos="6412"/>
+          <w:tab w:val="left" w:pos="7328"/>
+          <w:tab w:val="left" w:pos="8244"/>
+          <w:tab w:val="left" w:pos="9160"/>
+          <w:tab w:val="left" w:pos="10076"/>
+          <w:tab w:val="left" w:pos="10992"/>
+          <w:tab w:val="left" w:pos="11908"/>
+          <w:tab w:val="left" w:pos="12824"/>
+          <w:tab w:val="left" w:pos="13740"/>
+          <w:tab w:val="left" w:pos="14656"/>
+        </w:tabs>
+        <w:spacing w:after="0" w:line="240" w:lineRule="auto"/>
+        <w:rPr>
+          <w:rFonts w:eastAsia="Times New Roman" w:cstheme="minorHAnsi"/>
+          <w:b/>
+          <w:bCs/>
+          <w:kern w:val="0"/>
+          <w:sz w:val="20"/>
+          <w:szCs w:val="20"/>
+          <w:lang w:eastAsia="en-IN"/>
+          <w14:ligatures w14:val="none"/>
+        </w:rPr>
+      </w:pPr>
+    </w:p>
+    <w:p>
+      <w:pPr>
+        <w:tabs>
+          <w:tab w:val="left" w:pos="916"/>
+          <w:tab w:val="left" w:pos="1832"/>
+          <w:tab w:val="left" w:pos="2748"/>
+          <w:tab w:val="left" w:pos="3664"/>
+          <w:tab w:val="left" w:pos="4580"/>
+          <w:tab w:val="left" w:pos="5496"/>
+          <w:tab w:val="left" w:pos="6412"/>
+          <w:tab w:val="left" w:pos="7328"/>
+          <w:tab w:val="left" w:pos="8244"/>
+          <w:tab w:val="left" w:pos="9160"/>
+          <w:tab w:val="left" w:pos="10076"/>
+          <w:tab w:val="left" w:pos="10992"/>
+          <w:tab w:val="left" w:pos="11908"/>
+          <w:tab w:val="left" w:pos="12824"/>
+          <w:tab w:val="left" w:pos="13740"/>
+          <w:tab w:val="left" w:pos="14656"/>
+        </w:tabs>
+        <w:spacing w:after="0" w:line="240" w:lineRule="auto"/>
+        <w:rPr>
+          <w:rFonts w:eastAsia="Times New Roman" w:cstheme="minorHAnsi"/>
+          <w:kern w:val="0"/>
+          <w:sz w:val="20"/>
+          <w:szCs w:val="20"/>
+          <w:lang w:eastAsia="en-IN"/>
+          <w14:ligatures w14:val="none"/>
+        </w:rPr>
+      </w:pPr>
+    </w:p>
+    <w:p>
+      <w:pPr>
+        <w:tabs>
+          <w:tab w:val="left" w:pos="916"/>
+          <w:tab w:val="left" w:pos="1832"/>
+          <w:tab w:val="left" w:pos="2748"/>
+          <w:tab w:val="left" w:pos="3664"/>
+          <w:tab w:val="left" w:pos="4580"/>
+          <w:tab w:val="left" w:pos="5496"/>
+          <w:tab w:val="left" w:pos="6412"/>
+          <w:tab w:val="left" w:pos="7328"/>
+          <w:tab w:val="left" w:pos="8244"/>
+          <w:tab w:val="left" w:pos="9160"/>
+          <w:tab w:val="left" w:pos="10076"/>
+          <w:tab w:val="left" w:pos="10992"/>
+          <w:tab w:val="left" w:pos="11908"/>
+          <w:tab w:val="left" w:pos="12824"/>
+          <w:tab w:val="left" w:pos="13740"/>
+          <w:tab w:val="left" w:pos="14656"/>
+        </w:tabs>
+        <w:spacing w:after="0" w:line="240" w:lineRule="auto"/>
+        <w:rPr>
+          <w:rFonts w:eastAsia="Times New Roman" w:cstheme="minorHAnsi"/>
+          <w:b/>
+          <w:bCs/>
+          <w:kern w:val="0"/>
+          <w:sz w:val="20"/>
+          <w:szCs w:val="20"/>
+          <w:lang w:eastAsia="en-IN"/>
+          <w14:ligatures w14:val="none"/>
+        </w:rPr>
+      </w:pPr>
+    </w:p>
+    <w:p>
+      <w:pPr>
+        <w:tabs>
+          <w:tab w:val="left" w:pos="916"/>
+          <w:tab w:val="left" w:pos="1832"/>
+          <w:tab w:val="left" w:pos="2748"/>
+          <w:tab w:val="left" w:pos="3664"/>
+          <w:tab w:val="left" w:pos="4580"/>
+          <w:tab w:val="left" w:pos="5496"/>
+          <w:tab w:val="left" w:pos="6412"/>
+          <w:tab w:val="left" w:pos="7328"/>
+          <w:tab w:val="left" w:pos="8244"/>
+          <w:tab w:val="left" w:pos="9160"/>
+          <w:tab w:val="left" w:pos="10076"/>
+          <w:tab w:val="left" w:pos="10992"/>
+          <w:tab w:val="left" w:pos="11908"/>
+          <w:tab w:val="left" w:pos="12824"/>
+          <w:tab w:val="left" w:pos="13740"/>
+          <w:tab w:val="left" w:pos="14656"/>
+        </w:tabs>
+        <w:spacing w:after="0" w:line="240" w:lineRule="auto"/>
+        <w:rPr>
+          <w:rFonts w:eastAsia="Times New Roman" w:cstheme="minorHAnsi"/>
+          <w:kern w:val="0"/>
+          <w:sz w:val="20"/>
+          <w:szCs w:val="20"/>
+          <w:lang w:eastAsia="en-IN"/>
+          <w14:ligatures w14:val="none"/>
+        </w:rPr>
+      </w:pPr>
+    </w:p>
+    <w:p>
+      <w:pPr>
+        <w:tabs>
+          <w:tab w:val="left" w:pos="916"/>
+          <w:tab w:val="left" w:pos="1832"/>
+          <w:tab w:val="left" w:pos="2748"/>
+          <w:tab w:val="left" w:pos="3664"/>
+          <w:tab w:val="left" w:pos="4580"/>
+          <w:tab w:val="left" w:pos="5496"/>
+          <w:tab w:val="left" w:pos="6412"/>
+          <w:tab w:val="left" w:pos="7328"/>
+          <w:tab w:val="left" w:pos="8244"/>
+          <w:tab w:val="left" w:pos="9160"/>
+          <w:tab w:val="left" w:pos="10076"/>
+          <w:tab w:val="left" w:pos="10992"/>
+          <w:tab w:val="left" w:pos="11908"/>
+          <w:tab w:val="left" w:pos="12824"/>
+          <w:tab w:val="left" w:pos="13740"/>
+          <w:tab w:val="left" w:pos="14656"/>
+        </w:tabs>
+        <w:spacing w:after="0" w:line="240" w:lineRule="auto"/>
+        <w:rPr>
+          <w:rFonts w:eastAsia="Times New Roman" w:cstheme="minorHAnsi"/>
+          <w:kern w:val="0"/>
+          <w:sz w:val="20"/>
+          <w:szCs w:val="20"/>
+          <w:lang w:eastAsia="en-IN"/>
+          <w14:ligatures w14:val="none"/>
+        </w:rPr>
+      </w:pPr>
+    </w:p>
+    <w:p>
+      <w:pPr>
+        <w:tabs>
+          <w:tab w:val="left" w:pos="916"/>
+          <w:tab w:val="left" w:pos="1832"/>
+          <w:tab w:val="left" w:pos="2748"/>
+          <w:tab w:val="left" w:pos="3664"/>
+          <w:tab w:val="left" w:pos="4580"/>
+          <w:tab w:val="left" w:pos="5496"/>
+          <w:tab w:val="left" w:pos="6412"/>
+          <w:tab w:val="left" w:pos="7328"/>
+          <w:tab w:val="left" w:pos="8244"/>
+          <w:tab w:val="left" w:pos="9160"/>
+          <w:tab w:val="left" w:pos="10076"/>
+          <w:tab w:val="left" w:pos="10992"/>
+          <w:tab w:val="left" w:pos="11908"/>
+          <w:tab w:val="left" w:pos="12824"/>
+          <w:tab w:val="left" w:pos="13740"/>
+          <w:tab w:val="left" w:pos="14656"/>
+        </w:tabs>
+        <w:spacing w:after="0" w:line="240" w:lineRule="auto"/>
+        <w:rPr>
+          <w:rFonts w:eastAsia="Times New Roman" w:cstheme="minorHAnsi"/>
+          <w:kern w:val="0"/>
+          <w:sz w:val="20"/>
+          <w:szCs w:val="20"/>
+          <w:lang w:eastAsia="en-IN"/>
+          <w14:ligatures w14:val="none"/>
+        </w:rPr>
+      </w:pPr>
+    </w:p>
+    <w:p>
+      <w:pPr>
+        <w:tabs>
+          <w:tab w:val="left" w:pos="916"/>
+          <w:tab w:val="left" w:pos="1832"/>
+          <w:tab w:val="left" w:pos="2748"/>
+          <w:tab w:val="left" w:pos="3664"/>
+          <w:tab w:val="left" w:pos="4580"/>
+          <w:tab w:val="left" w:pos="5496"/>
+          <w:tab w:val="left" w:pos="6412"/>
+          <w:tab w:val="left" w:pos="7328"/>
+          <w:tab w:val="left" w:pos="8244"/>
+          <w:tab w:val="left" w:pos="9160"/>
+          <w:tab w:val="left" w:pos="10076"/>
+          <w:tab w:val="left" w:pos="10992"/>
+          <w:tab w:val="left" w:pos="11908"/>
+          <w:tab w:val="left" w:pos="12824"/>
+          <w:tab w:val="left" w:pos="13740"/>
+          <w:tab w:val="left" w:pos="14656"/>
+        </w:tabs>
+        <w:spacing w:after="0" w:line="240" w:lineRule="auto"/>
+        <w:rPr>
+          <w:rFonts w:eastAsia="Times New Roman" w:cstheme="minorHAnsi"/>
+          <w:kern w:val="0"/>
+          <w:sz w:val="20"/>
+          <w:szCs w:val="20"/>
+          <w:lang w:eastAsia="en-IN"/>
+          <w14:ligatures w14:val="none"/>
+        </w:rPr>
+      </w:pPr>
+    </w:p>
+    <w:p>
+      <w:pPr>
+        <w:tabs>
+          <w:tab w:val="left" w:pos="916"/>
+          <w:tab w:val="left" w:pos="1832"/>
+          <w:tab w:val="left" w:pos="2748"/>
+          <w:tab w:val="left" w:pos="3664"/>
+          <w:tab w:val="left" w:pos="4580"/>
+          <w:tab w:val="left" w:pos="5496"/>
+          <w:tab w:val="left" w:pos="6412"/>
+          <w:tab w:val="left" w:pos="7328"/>
+          <w:tab w:val="left" w:pos="8244"/>
+          <w:tab w:val="left" w:pos="9160"/>
+          <w:tab w:val="left" w:pos="10076"/>
+          <w:tab w:val="left" w:pos="10992"/>
+          <w:tab w:val="left" w:pos="11908"/>
+          <w:tab w:val="left" w:pos="12824"/>
+          <w:tab w:val="left" w:pos="13740"/>
+          <w:tab w:val="left" w:pos="14656"/>
+        </w:tabs>
+        <w:spacing w:after="0" w:line="240" w:lineRule="auto"/>
+        <w:rPr>
+          <w:rFonts w:eastAsia="Times New Roman" w:cstheme="minorHAnsi"/>
           <w:kern w:val="0"/>
           <w:sz w:val="20"/>
           <w:szCs w:val="20"/>
@@ -5202,7 +13855,7 @@
   <w:abstractNum w:abstractNumId="8" w15:restartNumberingAfterBreak="0">
     <w:nsid w:val="475303A6"/>
     <w:multiLevelType w:val="multilevel"/>
-    <w:tmpl w:val="489E546C"/>
+    <w:tmpl w:val="A09270D0"/>
     <w:lvl w:ilvl="0">
       <w:start w:val="1"/>
       <w:numFmt w:val="bullet"/>
@@ -5219,23 +13872,19 @@
         <w:sz w:val="20"/>
       </w:rPr>
     </w:lvl>
-    <w:lvl w:ilvl="1" w:tentative="1">
+    <w:lvl w:ilvl="1">
       <w:start w:val="1"/>
-      <w:numFmt w:val="bullet"/>
-      <w:lvlText w:val="o"/>
+      <w:numFmt w:val="decimal"/>
+      <w:lvlText w:val="%2."/>
       <w:lvlJc w:val="left"/>
       <w:pPr>
-        <w:tabs>
-          <w:tab w:val="num" w:pos="1440"/>
-        </w:tabs>
         <w:ind w:left="1440" w:hanging="360"/>
       </w:pPr>
       <w:rPr>
-        <w:rFonts w:ascii="Courier New" w:hAnsi="Courier New" w:hint="default"/>
-        <w:sz w:val="20"/>
+        <w:rFonts w:hint="default"/>
       </w:rPr>
     </w:lvl>
-    <w:lvl w:ilvl="2" w:tentative="1">
+    <w:lvl w:ilvl="2">
       <w:start w:val="1"/>
       <w:numFmt w:val="bullet"/>
       <w:lvlText w:val=""/>
@@ -7074,6 +15723,7 @@
   <w:style w:type="paragraph" w:default="1" w:styleId="Normal">
     <w:name w:val="Normal"/>
     <w:qFormat/>
+    <w:rsid w:val="002D2CC4"/>
   </w:style>
   <w:style w:type="paragraph" w:styleId="Heading1">
     <w:name w:val="heading 1"/>
@@ -7102,7 +15752,6 @@
     <w:next w:val="Normal"/>
     <w:link w:val="Heading2Char"/>
     <w:uiPriority w:val="9"/>
-    <w:semiHidden/>
     <w:unhideWhenUsed/>
     <w:qFormat/>
     <w:rsid w:val="00712F3B"/>
@@ -7317,7 +15966,6 @@
     <w:basedOn w:val="DefaultParagraphFont"/>
     <w:link w:val="Heading2"/>
     <w:uiPriority w:val="9"/>
-    <w:semiHidden/>
     <w:rsid w:val="00712F3B"/>
     <w:rPr>
       <w:rFonts w:asciiTheme="majorHAnsi" w:eastAsiaTheme="majorEastAsia" w:hAnsiTheme="majorHAnsi" w:cstheme="majorBidi"/>
